--- a/Fase 2/Evidencias Proyecto/Evidencias de documentación/Diseño/Especificación de Requisitos de Software (IEEE 830).docx
+++ b/Fase 2/Evidencias Proyecto/Evidencias de documentación/Diseño/Especificación de Requisitos de Software (IEEE 830).docx
@@ -287,7 +287,7 @@
           <w:lang w:val="es-ES"/>
         </w:rPr>
       </w:pPr>
-      <w:bookmarkStart w:id="0" w:name="_Toc244086063"/>
+      <w:bookmarkStart w:id="0" w:name="_Toc244087155"/>
       <w:r>
         <w:rPr>
           <w:rFonts w:eastAsia="Times New Roman"/>
@@ -301,6 +301,7 @@
     <w:tbl>
       <w:tblPr>
         <w:tblW w:w="9406" w:type="dxa"/>
+        <w:tblInd w:w="-8" w:type="dxa"/>
         <w:tblLayout w:type="fixed"/>
         <w:tblCellMar>
           <w:top w:w="15" w:type="dxa"/>
@@ -945,7 +946,7 @@
           <w:lang w:val="es-ES"/>
         </w:rPr>
       </w:pPr>
-      <w:bookmarkStart w:id="1" w:name="_Toc244086064"/>
+      <w:bookmarkStart w:id="1" w:name="_Toc244087156"/>
       <w:r>
         <w:rPr>
           <w:rFonts w:eastAsia="Times New Roman"/>
@@ -1015,7 +1016,7 @@
         <w:rPr>
           <w:noProof/>
         </w:rPr>
-        <w:instrText xml:space="preserve"> PAGEREF _Toc244086063 \h </w:instrText>
+        <w:instrText xml:space="preserve"> PAGEREF _Toc244087155 \h </w:instrText>
       </w:r>
       <w:r>
         <w:rPr>
@@ -1079,7 +1080,7 @@
         <w:rPr>
           <w:noProof/>
         </w:rPr>
-        <w:instrText xml:space="preserve"> PAGEREF _Toc244086064 \h </w:instrText>
+        <w:instrText xml:space="preserve"> PAGEREF _Toc244087156 \h </w:instrText>
       </w:r>
       <w:r>
         <w:rPr>
@@ -1143,7 +1144,7 @@
         <w:rPr>
           <w:noProof/>
         </w:rPr>
-        <w:instrText xml:space="preserve"> PAGEREF _Toc244086065 \h </w:instrText>
+        <w:instrText xml:space="preserve"> PAGEREF _Toc244087157 \h </w:instrText>
       </w:r>
       <w:r>
         <w:rPr>
@@ -1207,7 +1208,7 @@
         <w:rPr>
           <w:noProof/>
         </w:rPr>
-        <w:instrText xml:space="preserve"> PAGEREF _Toc244086066 \h </w:instrText>
+        <w:instrText xml:space="preserve"> PAGEREF _Toc244087158 \h </w:instrText>
       </w:r>
       <w:r>
         <w:rPr>
@@ -1271,7 +1272,7 @@
         <w:rPr>
           <w:noProof/>
         </w:rPr>
-        <w:instrText xml:space="preserve"> PAGEREF _Toc244086067 \h </w:instrText>
+        <w:instrText xml:space="preserve"> PAGEREF _Toc244087159 \h </w:instrText>
       </w:r>
       <w:r>
         <w:rPr>
@@ -1335,7 +1336,7 @@
         <w:rPr>
           <w:noProof/>
         </w:rPr>
-        <w:instrText xml:space="preserve"> PAGEREF _Toc244086068 \h </w:instrText>
+        <w:instrText xml:space="preserve"> PAGEREF _Toc244087160 \h </w:instrText>
       </w:r>
       <w:r>
         <w:rPr>
@@ -1399,7 +1400,7 @@
         <w:rPr>
           <w:noProof/>
         </w:rPr>
-        <w:instrText xml:space="preserve"> PAGEREF _Toc244086069 \h </w:instrText>
+        <w:instrText xml:space="preserve"> PAGEREF _Toc244087161 \h </w:instrText>
       </w:r>
       <w:r>
         <w:rPr>
@@ -1463,7 +1464,7 @@
         <w:rPr>
           <w:noProof/>
         </w:rPr>
-        <w:instrText xml:space="preserve"> PAGEREF _Toc244086070 \h </w:instrText>
+        <w:instrText xml:space="preserve"> PAGEREF _Toc244087162 \h </w:instrText>
       </w:r>
       <w:r>
         <w:rPr>
@@ -1527,7 +1528,7 @@
         <w:rPr>
           <w:noProof/>
         </w:rPr>
-        <w:instrText xml:space="preserve"> PAGEREF _Toc244086071 \h </w:instrText>
+        <w:instrText xml:space="preserve"> PAGEREF _Toc244087163 \h </w:instrText>
       </w:r>
       <w:r>
         <w:rPr>
@@ -1591,7 +1592,7 @@
         <w:rPr>
           <w:noProof/>
         </w:rPr>
-        <w:instrText xml:space="preserve"> PAGEREF _Toc244086072 \h </w:instrText>
+        <w:instrText xml:space="preserve"> PAGEREF _Toc244087164 \h </w:instrText>
       </w:r>
       <w:r>
         <w:rPr>
@@ -1655,7 +1656,7 @@
         <w:rPr>
           <w:noProof/>
         </w:rPr>
-        <w:instrText xml:space="preserve"> PAGEREF _Toc244086073 \h </w:instrText>
+        <w:instrText xml:space="preserve"> PAGEREF _Toc244087165 \h </w:instrText>
       </w:r>
       <w:r>
         <w:rPr>
@@ -1719,7 +1720,7 @@
         <w:rPr>
           <w:noProof/>
         </w:rPr>
-        <w:instrText xml:space="preserve"> PAGEREF _Toc244086074 \h </w:instrText>
+        <w:instrText xml:space="preserve"> PAGEREF _Toc244087166 \h </w:instrText>
       </w:r>
       <w:r>
         <w:rPr>
@@ -1783,7 +1784,7 @@
         <w:rPr>
           <w:noProof/>
         </w:rPr>
-        <w:instrText xml:space="preserve"> PAGEREF _Toc244086075 \h </w:instrText>
+        <w:instrText xml:space="preserve"> PAGEREF _Toc244087167 \h </w:instrText>
       </w:r>
       <w:r>
         <w:rPr>
@@ -1847,7 +1848,7 @@
         <w:rPr>
           <w:noProof/>
         </w:rPr>
-        <w:instrText xml:space="preserve"> PAGEREF _Toc244086076 \h </w:instrText>
+        <w:instrText xml:space="preserve"> PAGEREF _Toc244087168 \h </w:instrText>
       </w:r>
       <w:r>
         <w:rPr>
@@ -1911,7 +1912,7 @@
         <w:rPr>
           <w:noProof/>
         </w:rPr>
-        <w:instrText xml:space="preserve"> PAGEREF _Toc244086077 \h </w:instrText>
+        <w:instrText xml:space="preserve"> PAGEREF _Toc244087169 \h </w:instrText>
       </w:r>
       <w:r>
         <w:rPr>
@@ -1975,7 +1976,7 @@
         <w:rPr>
           <w:noProof/>
         </w:rPr>
-        <w:instrText xml:space="preserve"> PAGEREF _Toc244086078 \h </w:instrText>
+        <w:instrText xml:space="preserve"> PAGEREF _Toc244087170 \h </w:instrText>
       </w:r>
       <w:r>
         <w:rPr>
@@ -2039,7 +2040,7 @@
         <w:rPr>
           <w:noProof/>
         </w:rPr>
-        <w:instrText xml:space="preserve"> PAGEREF _Toc244086079 \h </w:instrText>
+        <w:instrText xml:space="preserve"> PAGEREF _Toc244087171 \h </w:instrText>
       </w:r>
       <w:r>
         <w:rPr>
@@ -2103,7 +2104,7 @@
         <w:rPr>
           <w:noProof/>
         </w:rPr>
-        <w:instrText xml:space="preserve"> PAGEREF _Toc244086080 \h </w:instrText>
+        <w:instrText xml:space="preserve"> PAGEREF _Toc244087172 \h </w:instrText>
       </w:r>
       <w:r>
         <w:rPr>
@@ -2167,7 +2168,7 @@
         <w:rPr>
           <w:noProof/>
         </w:rPr>
-        <w:instrText xml:space="preserve"> PAGEREF _Toc244086081 \h </w:instrText>
+        <w:instrText xml:space="preserve"> PAGEREF _Toc244087173 \h </w:instrText>
       </w:r>
       <w:r>
         <w:rPr>
@@ -2231,7 +2232,7 @@
         <w:rPr>
           <w:noProof/>
         </w:rPr>
-        <w:instrText xml:space="preserve"> PAGEREF _Toc244086082 \h </w:instrText>
+        <w:instrText xml:space="preserve"> PAGEREF _Toc244087174 \h </w:instrText>
       </w:r>
       <w:r>
         <w:rPr>
@@ -2295,7 +2296,7 @@
         <w:rPr>
           <w:noProof/>
         </w:rPr>
-        <w:instrText xml:space="preserve"> PAGEREF _Toc244086083 \h </w:instrText>
+        <w:instrText xml:space="preserve"> PAGEREF _Toc244087175 \h </w:instrText>
       </w:r>
       <w:r>
         <w:rPr>
@@ -2359,7 +2360,7 @@
         <w:rPr>
           <w:noProof/>
         </w:rPr>
-        <w:instrText xml:space="preserve"> PAGEREF _Toc244086084 \h </w:instrText>
+        <w:instrText xml:space="preserve"> PAGEREF _Toc244087176 \h </w:instrText>
       </w:r>
       <w:r>
         <w:rPr>
@@ -2423,7 +2424,7 @@
         <w:rPr>
           <w:noProof/>
         </w:rPr>
-        <w:instrText xml:space="preserve"> PAGEREF _Toc244086085 \h </w:instrText>
+        <w:instrText xml:space="preserve"> PAGEREF _Toc244087177 \h </w:instrText>
       </w:r>
       <w:r>
         <w:rPr>
@@ -2487,7 +2488,7 @@
         <w:rPr>
           <w:noProof/>
         </w:rPr>
-        <w:instrText xml:space="preserve"> PAGEREF _Toc244086086 \h </w:instrText>
+        <w:instrText xml:space="preserve"> PAGEREF _Toc244087178 \h </w:instrText>
       </w:r>
       <w:r>
         <w:rPr>
@@ -2551,7 +2552,7 @@
         <w:rPr>
           <w:noProof/>
         </w:rPr>
-        <w:instrText xml:space="preserve"> PAGEREF _Toc244086087 \h </w:instrText>
+        <w:instrText xml:space="preserve"> PAGEREF _Toc244087179 \h </w:instrText>
       </w:r>
       <w:r>
         <w:rPr>
@@ -2615,7 +2616,7 @@
         <w:rPr>
           <w:noProof/>
         </w:rPr>
-        <w:instrText xml:space="preserve"> PAGEREF _Toc244086088 \h </w:instrText>
+        <w:instrText xml:space="preserve"> PAGEREF _Toc244087180 \h </w:instrText>
       </w:r>
       <w:r>
         <w:rPr>
@@ -2679,7 +2680,7 @@
         <w:rPr>
           <w:noProof/>
         </w:rPr>
-        <w:instrText xml:space="preserve"> PAGEREF _Toc244086089 \h </w:instrText>
+        <w:instrText xml:space="preserve"> PAGEREF _Toc244087181 \h </w:instrText>
       </w:r>
       <w:r>
         <w:rPr>
@@ -2743,7 +2744,7 @@
         <w:rPr>
           <w:noProof/>
         </w:rPr>
-        <w:instrText xml:space="preserve"> PAGEREF _Toc244086090 \h </w:instrText>
+        <w:instrText xml:space="preserve"> PAGEREF _Toc244087182 \h </w:instrText>
       </w:r>
       <w:r>
         <w:rPr>
@@ -2807,7 +2808,7 @@
         <w:rPr>
           <w:noProof/>
         </w:rPr>
-        <w:instrText xml:space="preserve"> PAGEREF _Toc244086091 \h </w:instrText>
+        <w:instrText xml:space="preserve"> PAGEREF _Toc244087183 \h </w:instrText>
       </w:r>
       <w:r>
         <w:rPr>
@@ -2871,7 +2872,7 @@
         <w:rPr>
           <w:noProof/>
         </w:rPr>
-        <w:instrText xml:space="preserve"> PAGEREF _Toc244086092 \h </w:instrText>
+        <w:instrText xml:space="preserve"> PAGEREF _Toc244087184 \h </w:instrText>
       </w:r>
       <w:r>
         <w:rPr>
@@ -2935,7 +2936,7 @@
         <w:rPr>
           <w:noProof/>
         </w:rPr>
-        <w:instrText xml:space="preserve"> PAGEREF _Toc244086093 \h </w:instrText>
+        <w:instrText xml:space="preserve"> PAGEREF _Toc244087185 \h </w:instrText>
       </w:r>
       <w:r>
         <w:rPr>
@@ -3000,7 +3001,7 @@
         <w:rPr>
           <w:noProof/>
         </w:rPr>
-        <w:instrText xml:space="preserve"> PAGEREF _Toc244086094 \h </w:instrText>
+        <w:instrText xml:space="preserve"> PAGEREF _Toc244087186 \h </w:instrText>
       </w:r>
       <w:r>
         <w:rPr>
@@ -3064,7 +3065,7 @@
         <w:rPr>
           <w:noProof/>
         </w:rPr>
-        <w:instrText xml:space="preserve"> PAGEREF _Toc244086095 \h </w:instrText>
+        <w:instrText xml:space="preserve"> PAGEREF _Toc244087187 \h </w:instrText>
       </w:r>
       <w:r>
         <w:rPr>
@@ -3128,7 +3129,7 @@
         <w:rPr>
           <w:noProof/>
         </w:rPr>
-        <w:instrText xml:space="preserve"> PAGEREF _Toc244086096 \h </w:instrText>
+        <w:instrText xml:space="preserve"> PAGEREF _Toc244087188 \h </w:instrText>
       </w:r>
       <w:r>
         <w:rPr>
@@ -3192,7 +3193,7 @@
         <w:rPr>
           <w:noProof/>
         </w:rPr>
-        <w:instrText xml:space="preserve"> PAGEREF _Toc244086097 \h </w:instrText>
+        <w:instrText xml:space="preserve"> PAGEREF _Toc244087189 \h </w:instrText>
       </w:r>
       <w:r>
         <w:rPr>
@@ -3256,7 +3257,7 @@
         <w:rPr>
           <w:noProof/>
         </w:rPr>
-        <w:instrText xml:space="preserve"> PAGEREF _Toc244086098 \h </w:instrText>
+        <w:instrText xml:space="preserve"> PAGEREF _Toc244087190 \h </w:instrText>
       </w:r>
       <w:r>
         <w:rPr>
@@ -3320,7 +3321,7 @@
         <w:rPr>
           <w:noProof/>
         </w:rPr>
-        <w:instrText xml:space="preserve"> PAGEREF _Toc244086099 \h </w:instrText>
+        <w:instrText xml:space="preserve"> PAGEREF _Toc244087191 \h </w:instrText>
       </w:r>
       <w:r>
         <w:rPr>
@@ -3384,7 +3385,7 @@
         <w:rPr>
           <w:noProof/>
         </w:rPr>
-        <w:instrText xml:space="preserve"> PAGEREF _Toc244086100 \h </w:instrText>
+        <w:instrText xml:space="preserve"> PAGEREF _Toc244087192 \h </w:instrText>
       </w:r>
       <w:r>
         <w:rPr>
@@ -3448,7 +3449,7 @@
         <w:rPr>
           <w:noProof/>
         </w:rPr>
-        <w:instrText xml:space="preserve"> PAGEREF _Toc244086101 \h </w:instrText>
+        <w:instrText xml:space="preserve"> PAGEREF _Toc244087193 \h </w:instrText>
       </w:r>
       <w:r>
         <w:rPr>
@@ -3512,7 +3513,7 @@
         <w:rPr>
           <w:noProof/>
         </w:rPr>
-        <w:instrText xml:space="preserve"> PAGEREF _Toc244086102 \h </w:instrText>
+        <w:instrText xml:space="preserve"> PAGEREF _Toc244087194 \h </w:instrText>
       </w:r>
       <w:r>
         <w:rPr>
@@ -3595,7 +3596,7 @@
         <w:rPr>
           <w:noProof/>
         </w:rPr>
-        <w:instrText xml:space="preserve"> PAGEREF _Toc244086103 \h </w:instrText>
+        <w:instrText xml:space="preserve"> PAGEREF _Toc244087195 \h </w:instrText>
       </w:r>
       <w:r>
         <w:rPr>
@@ -3659,7 +3660,7 @@
         <w:rPr>
           <w:noProof/>
         </w:rPr>
-        <w:instrText xml:space="preserve"> PAGEREF _Toc244086104 \h </w:instrText>
+        <w:instrText xml:space="preserve"> PAGEREF _Toc244087196 \h </w:instrText>
       </w:r>
       <w:r>
         <w:rPr>
@@ -3723,7 +3724,7 @@
         <w:rPr>
           <w:noProof/>
         </w:rPr>
-        <w:instrText xml:space="preserve"> PAGEREF _Toc244086105 \h </w:instrText>
+        <w:instrText xml:space="preserve"> PAGEREF _Toc244087197 \h </w:instrText>
       </w:r>
       <w:r>
         <w:rPr>
@@ -3787,7 +3788,7 @@
         <w:rPr>
           <w:noProof/>
         </w:rPr>
-        <w:instrText xml:space="preserve"> PAGEREF _Toc244086106 \h </w:instrText>
+        <w:instrText xml:space="preserve"> PAGEREF _Toc244087198 \h </w:instrText>
       </w:r>
       <w:r>
         <w:rPr>
@@ -3851,7 +3852,7 @@
         <w:rPr>
           <w:noProof/>
         </w:rPr>
-        <w:instrText xml:space="preserve"> PAGEREF _Toc244086107 \h </w:instrText>
+        <w:instrText xml:space="preserve"> PAGEREF _Toc244087199 \h </w:instrText>
       </w:r>
       <w:r>
         <w:rPr>
@@ -3915,7 +3916,7 @@
         <w:rPr>
           <w:noProof/>
         </w:rPr>
-        <w:instrText xml:space="preserve"> PAGEREF _Toc244086108 \h </w:instrText>
+        <w:instrText xml:space="preserve"> PAGEREF _Toc244087200 \h </w:instrText>
       </w:r>
       <w:r>
         <w:rPr>
@@ -3979,7 +3980,7 @@
         <w:rPr>
           <w:noProof/>
         </w:rPr>
-        <w:instrText xml:space="preserve"> PAGEREF _Toc244086109 \h </w:instrText>
+        <w:instrText xml:space="preserve"> PAGEREF _Toc244087201 \h </w:instrText>
       </w:r>
       <w:r>
         <w:rPr>
@@ -4043,7 +4044,7 @@
         <w:rPr>
           <w:noProof/>
         </w:rPr>
-        <w:instrText xml:space="preserve"> PAGEREF _Toc244086110 \h </w:instrText>
+        <w:instrText xml:space="preserve"> PAGEREF _Toc244087202 \h </w:instrText>
       </w:r>
       <w:r>
         <w:rPr>
@@ -4107,7 +4108,7 @@
         <w:rPr>
           <w:noProof/>
         </w:rPr>
-        <w:instrText xml:space="preserve"> PAGEREF _Toc244086111 \h </w:instrText>
+        <w:instrText xml:space="preserve"> PAGEREF _Toc244087203 \h </w:instrText>
       </w:r>
       <w:r>
         <w:rPr>
@@ -4158,7 +4159,7 @@
           <w:lang w:val="es-ES"/>
         </w:rPr>
       </w:pPr>
-      <w:bookmarkStart w:id="2" w:name="_Toc244086065"/>
+      <w:bookmarkStart w:id="2" w:name="_Toc244087157"/>
       <w:r>
         <w:rPr>
           <w:rFonts w:eastAsia="Times New Roman"/>
@@ -4177,7 +4178,7 @@
           <w:lang w:val="es-ES"/>
         </w:rPr>
       </w:pPr>
-      <w:bookmarkStart w:id="3" w:name="_Toc244086066"/>
+      <w:bookmarkStart w:id="3" w:name="_Toc244087158"/>
       <w:r>
         <w:rPr>
           <w:rFonts w:eastAsia="Times New Roman"/>
@@ -4212,7 +4213,7 @@
           <w:lang w:val="es-ES"/>
         </w:rPr>
       </w:pPr>
-      <w:bookmarkStart w:id="4" w:name="_Toc244086067"/>
+      <w:bookmarkStart w:id="4" w:name="_Toc244087159"/>
       <w:r>
         <w:rPr>
           <w:rFonts w:eastAsia="Times New Roman"/>
@@ -4288,7 +4289,7 @@
           <w:lang w:val="es-ES"/>
         </w:rPr>
       </w:pPr>
-      <w:bookmarkStart w:id="5" w:name="_Toc244086068"/>
+      <w:bookmarkStart w:id="5" w:name="_Toc244087160"/>
       <w:r>
         <w:rPr>
           <w:rFonts w:eastAsia="Times New Roman"/>
@@ -4301,6 +4302,7 @@
     <w:tbl>
       <w:tblPr>
         <w:tblW w:w="9406" w:type="dxa"/>
+        <w:tblInd w:w="-8" w:type="dxa"/>
         <w:tblLayout w:type="fixed"/>
         <w:tblCellMar>
           <w:top w:w="15" w:type="dxa"/>
@@ -5466,7 +5468,7 @@
           <w:lang w:val="es-ES"/>
         </w:rPr>
       </w:pPr>
-      <w:bookmarkStart w:id="6" w:name="_Toc244086069"/>
+      <w:bookmarkStart w:id="6" w:name="_Toc244087161"/>
       <w:r>
         <w:rPr>
           <w:rFonts w:eastAsia="Times New Roman"/>
@@ -5657,7 +5659,7 @@
           <w:lang w:val="es-ES"/>
         </w:rPr>
       </w:pPr>
-      <w:bookmarkStart w:id="7" w:name="_Toc244086070"/>
+      <w:bookmarkStart w:id="7" w:name="_Toc244087162"/>
       <w:r>
         <w:rPr>
           <w:rFonts w:eastAsia="Times New Roman"/>
@@ -5692,7 +5694,7 @@
           <w:lang w:val="es-ES"/>
         </w:rPr>
       </w:pPr>
-      <w:bookmarkStart w:id="8" w:name="_Toc244086071"/>
+      <w:bookmarkStart w:id="8" w:name="_Toc244087163"/>
       <w:r>
         <w:rPr>
           <w:rFonts w:eastAsia="Times New Roman"/>
@@ -5711,7 +5713,7 @@
           <w:lang w:val="es-ES"/>
         </w:rPr>
       </w:pPr>
-      <w:bookmarkStart w:id="9" w:name="_Toc244086072"/>
+      <w:bookmarkStart w:id="9" w:name="_Toc244087164"/>
       <w:r>
         <w:rPr>
           <w:rFonts w:eastAsia="Times New Roman"/>
@@ -5752,10 +5754,10 @@
           <w:lang w:val="es-ES"/>
         </w:rPr>
         <w:drawing>
-          <wp:inline distT="0" distB="0" distL="0" distR="0" wp14:anchorId="5230A071" wp14:editId="238256D5">
+          <wp:inline distT="0" distB="0" distL="0" distR="0" wp14:anchorId="68F5ABE5" wp14:editId="58DBB505">
             <wp:extent cx="5715000" cy="2056695"/>
             <wp:effectExtent l="0" t="0" r="0" b="1270"/>
-            <wp:docPr id="1850412908" name="Imagen 1"/>
+            <wp:docPr id="1251821720" name="Imagen 1"/>
             <wp:cNvGraphicFramePr>
               <a:graphicFrameLocks xmlns:a="http://schemas.openxmlformats.org/drawingml/2006/main" noChangeAspect="1"/>
             </wp:cNvGraphicFramePr>
@@ -5763,7 +5765,7 @@
               <a:graphicData uri="http://schemas.openxmlformats.org/drawingml/2006/picture">
                 <pic:pic xmlns:pic="http://schemas.openxmlformats.org/drawingml/2006/picture">
                   <pic:nvPicPr>
-                    <pic:cNvPr id="1850412908" name=""/>
+                    <pic:cNvPr id="1251821720" name=""/>
                     <pic:cNvPicPr/>
                   </pic:nvPicPr>
                   <pic:blipFill>
@@ -5817,7 +5819,7 @@
           <w:lang w:val="es-ES"/>
         </w:rPr>
       </w:pPr>
-      <w:bookmarkStart w:id="10" w:name="_Toc244086073"/>
+      <w:bookmarkStart w:id="10" w:name="_Toc244087165"/>
       <w:r>
         <w:rPr>
           <w:rFonts w:eastAsia="Times New Roman"/>
@@ -6011,10 +6013,10 @@
         </w:rPr>
         <w:lastRenderedPageBreak/>
         <w:drawing>
-          <wp:inline distT="0" distB="0" distL="0" distR="0" wp14:anchorId="6D1E78F2" wp14:editId="60FDFF46">
+          <wp:inline distT="0" distB="0" distL="0" distR="0" wp14:anchorId="27CAA941" wp14:editId="430E31F1">
             <wp:extent cx="5334000" cy="6547562"/>
             <wp:effectExtent l="0" t="0" r="0" b="5715"/>
-            <wp:docPr id="1010731865" name="Imagen 2"/>
+            <wp:docPr id="656394037" name="Imagen 2"/>
             <wp:cNvGraphicFramePr>
               <a:graphicFrameLocks xmlns:a="http://schemas.openxmlformats.org/drawingml/2006/main" noChangeAspect="1"/>
             </wp:cNvGraphicFramePr>
@@ -6022,7 +6024,7 @@
               <a:graphicData uri="http://schemas.openxmlformats.org/drawingml/2006/picture">
                 <pic:pic xmlns:pic="http://schemas.openxmlformats.org/drawingml/2006/picture">
                   <pic:nvPicPr>
-                    <pic:cNvPr id="1010731865" name=""/>
+                    <pic:cNvPr id="656394037" name=""/>
                     <pic:cNvPicPr/>
                   </pic:nvPicPr>
                   <pic:blipFill>
@@ -6076,7 +6078,7 @@
           <w:lang w:val="es-ES"/>
         </w:rPr>
       </w:pPr>
-      <w:bookmarkStart w:id="11" w:name="_Toc244086074"/>
+      <w:bookmarkStart w:id="11" w:name="_Toc244087166"/>
       <w:r>
         <w:rPr>
           <w:rFonts w:eastAsia="Times New Roman"/>
@@ -6694,7 +6696,7 @@
           <w:lang w:val="es-ES"/>
         </w:rPr>
       </w:pPr>
-      <w:bookmarkStart w:id="12" w:name="_Toc244086075"/>
+      <w:bookmarkStart w:id="12" w:name="_Toc244087167"/>
       <w:r>
         <w:rPr>
           <w:rFonts w:eastAsia="Times New Roman"/>
@@ -6867,7 +6869,7 @@
           <w:lang w:val="es-ES"/>
         </w:rPr>
       </w:pPr>
-      <w:bookmarkStart w:id="13" w:name="_Toc244086076"/>
+      <w:bookmarkStart w:id="13" w:name="_Toc244087168"/>
       <w:r>
         <w:rPr>
           <w:rFonts w:eastAsia="Times New Roman"/>
@@ -6974,7 +6976,7 @@
           <w:lang w:val="es-ES"/>
         </w:rPr>
       </w:pPr>
-      <w:bookmarkStart w:id="14" w:name="_Toc244086077"/>
+      <w:bookmarkStart w:id="14" w:name="_Toc244087169"/>
       <w:r>
         <w:rPr>
           <w:rFonts w:eastAsia="Times New Roman"/>
@@ -7082,7 +7084,7 @@
           <w:lang w:val="es-ES"/>
         </w:rPr>
       </w:pPr>
-      <w:bookmarkStart w:id="15" w:name="_Toc244086078"/>
+      <w:bookmarkStart w:id="15" w:name="_Toc244087170"/>
       <w:r>
         <w:rPr>
           <w:rFonts w:eastAsia="Times New Roman"/>
@@ -7101,7 +7103,7 @@
           <w:lang w:val="es-ES"/>
         </w:rPr>
       </w:pPr>
-      <w:bookmarkStart w:id="16" w:name="_Toc244086079"/>
+      <w:bookmarkStart w:id="16" w:name="_Toc244087171"/>
       <w:r>
         <w:rPr>
           <w:rFonts w:eastAsia="Times New Roman"/>
@@ -7119,7 +7121,7 @@
           <w:lang w:val="es-ES"/>
         </w:rPr>
       </w:pPr>
-      <w:bookmarkStart w:id="17" w:name="_Toc244086080"/>
+      <w:bookmarkStart w:id="17" w:name="_Toc244087172"/>
       <w:r>
         <w:rPr>
           <w:rFonts w:eastAsia="Times New Roman"/>
@@ -7148,6 +7150,7 @@
     <w:tbl>
       <w:tblPr>
         <w:tblW w:w="9406" w:type="dxa"/>
+        <w:tblInd w:w="-8" w:type="dxa"/>
         <w:tblLayout w:type="fixed"/>
         <w:tblCellMar>
           <w:top w:w="15" w:type="dxa"/>
@@ -7562,7 +7565,7 @@
           <w:lang w:val="es-ES"/>
         </w:rPr>
       </w:pPr>
-      <w:bookmarkStart w:id="18" w:name="_Toc244086081"/>
+      <w:bookmarkStart w:id="18" w:name="_Toc244087173"/>
       <w:r>
         <w:rPr>
           <w:rFonts w:eastAsia="Times New Roman"/>
@@ -7597,7 +7600,7 @@
           <w:lang w:val="es-ES"/>
         </w:rPr>
       </w:pPr>
-      <w:bookmarkStart w:id="19" w:name="_Toc244086082"/>
+      <w:bookmarkStart w:id="19" w:name="_Toc244087174"/>
       <w:r>
         <w:rPr>
           <w:rFonts w:eastAsia="Times New Roman"/>
@@ -7610,6 +7613,7 @@
     <w:tbl>
       <w:tblPr>
         <w:tblW w:w="9406" w:type="dxa"/>
+        <w:tblInd w:w="-8" w:type="dxa"/>
         <w:tblLayout w:type="fixed"/>
         <w:tblCellMar>
           <w:top w:w="15" w:type="dxa"/>
@@ -8327,7 +8331,7 @@
           <w:lang w:val="es-ES"/>
         </w:rPr>
       </w:pPr>
-      <w:bookmarkStart w:id="20" w:name="_Toc244086083"/>
+      <w:bookmarkStart w:id="20" w:name="_Toc244087175"/>
       <w:r>
         <w:rPr>
           <w:rFonts w:eastAsia="Times New Roman"/>
@@ -8378,7 +8382,7 @@
           <w:lang w:val="es-ES"/>
         </w:rPr>
       </w:pPr>
-      <w:bookmarkStart w:id="21" w:name="_Toc244086084"/>
+      <w:bookmarkStart w:id="21" w:name="_Toc244087176"/>
       <w:r>
         <w:rPr>
           <w:rFonts w:eastAsia="Times New Roman"/>
@@ -8411,7 +8415,7 @@
           <w:lang w:val="es-ES"/>
         </w:rPr>
       </w:pPr>
-      <w:bookmarkStart w:id="22" w:name="_Toc244086085"/>
+      <w:bookmarkStart w:id="22" w:name="_Toc244087177"/>
       <w:r>
         <w:rPr>
           <w:rFonts w:eastAsia="Times New Roman"/>
@@ -8424,6 +8428,7 @@
     <w:tbl>
       <w:tblPr>
         <w:tblW w:w="9406" w:type="dxa"/>
+        <w:tblInd w:w="-8" w:type="dxa"/>
         <w:tblLayout w:type="fixed"/>
         <w:tblCellMar>
           <w:top w:w="15" w:type="dxa"/>
@@ -8435,10 +8440,10 @@
       </w:tblPr>
       <w:tblGrid>
         <w:gridCol w:w="1155"/>
-        <w:gridCol w:w="4573"/>
+        <w:gridCol w:w="4569"/>
         <w:gridCol w:w="1223"/>
         <w:gridCol w:w="916"/>
-        <w:gridCol w:w="1539"/>
+        <w:gridCol w:w="1543"/>
       </w:tblGrid>
       <w:tr>
         <w:trPr>
@@ -8488,7 +8493,7 @@
         </w:tc>
         <w:tc>
           <w:tcPr>
-            <w:tcW w:w="2431" w:type="pct"/>
+            <w:tcW w:w="2429" w:type="pct"/>
             <w:tcBorders>
               <w:top w:val="single" w:sz="6" w:space="0" w:color="9DB3C6"/>
               <w:left w:val="single" w:sz="6" w:space="0" w:color="9DB3C6"/>
@@ -8614,7 +8619,7 @@
         </w:tc>
         <w:tc>
           <w:tcPr>
-            <w:tcW w:w="818" w:type="pct"/>
+            <w:tcW w:w="820" w:type="pct"/>
             <w:tcBorders>
               <w:top w:val="single" w:sz="6" w:space="0" w:color="9DB3C6"/>
               <w:left w:val="single" w:sz="6" w:space="0" w:color="9DB3C6"/>
@@ -8697,7 +8702,7 @@
         </w:tc>
         <w:tc>
           <w:tcPr>
-            <w:tcW w:w="2431" w:type="pct"/>
+            <w:tcW w:w="2429" w:type="pct"/>
             <w:tcBorders>
               <w:top w:val="single" w:sz="6" w:space="0" w:color="9DB3C6"/>
               <w:left w:val="single" w:sz="6" w:space="0" w:color="9DB3C6"/>
@@ -8808,7 +8813,7 @@
         </w:tc>
         <w:tc>
           <w:tcPr>
-            <w:tcW w:w="818" w:type="pct"/>
+            <w:tcW w:w="820" w:type="pct"/>
             <w:tcBorders>
               <w:top w:val="single" w:sz="6" w:space="0" w:color="9DB3C6"/>
               <w:left w:val="single" w:sz="6" w:space="0" w:color="9DB3C6"/>
@@ -8886,7 +8891,7 @@
         </w:tc>
         <w:tc>
           <w:tcPr>
-            <w:tcW w:w="2431" w:type="pct"/>
+            <w:tcW w:w="2429" w:type="pct"/>
             <w:tcBorders>
               <w:top w:val="single" w:sz="6" w:space="0" w:color="9DB3C6"/>
               <w:left w:val="single" w:sz="6" w:space="0" w:color="9DB3C6"/>
@@ -8997,7 +9002,7 @@
         </w:tc>
         <w:tc>
           <w:tcPr>
-            <w:tcW w:w="818" w:type="pct"/>
+            <w:tcW w:w="820" w:type="pct"/>
             <w:tcBorders>
               <w:top w:val="single" w:sz="6" w:space="0" w:color="9DB3C6"/>
               <w:left w:val="single" w:sz="6" w:space="0" w:color="9DB3C6"/>
@@ -9075,7 +9080,7 @@
         </w:tc>
         <w:tc>
           <w:tcPr>
-            <w:tcW w:w="2431" w:type="pct"/>
+            <w:tcW w:w="2429" w:type="pct"/>
             <w:tcBorders>
               <w:top w:val="single" w:sz="6" w:space="0" w:color="9DB3C6"/>
               <w:left w:val="single" w:sz="6" w:space="0" w:color="9DB3C6"/>
@@ -9186,7 +9191,7 @@
         </w:tc>
         <w:tc>
           <w:tcPr>
-            <w:tcW w:w="818" w:type="pct"/>
+            <w:tcW w:w="820" w:type="pct"/>
             <w:tcBorders>
               <w:top w:val="single" w:sz="6" w:space="0" w:color="9DB3C6"/>
               <w:left w:val="single" w:sz="6" w:space="0" w:color="9DB3C6"/>
@@ -9217,7 +9222,7 @@
                 <w:sz w:val="19"/>
                 <w:szCs w:val="19"/>
               </w:rPr>
-              <w:t>Parcial</w:t>
+              <w:t>Implementado</w:t>
             </w:r>
           </w:p>
         </w:tc>
@@ -9263,7 +9268,7 @@
         </w:tc>
         <w:tc>
           <w:tcPr>
-            <w:tcW w:w="2431" w:type="pct"/>
+            <w:tcW w:w="2429" w:type="pct"/>
             <w:tcBorders>
               <w:top w:val="single" w:sz="6" w:space="0" w:color="9DB3C6"/>
               <w:left w:val="single" w:sz="6" w:space="0" w:color="9DB3C6"/>
@@ -9371,7 +9376,7 @@
         </w:tc>
         <w:tc>
           <w:tcPr>
-            <w:tcW w:w="818" w:type="pct"/>
+            <w:tcW w:w="820" w:type="pct"/>
             <w:tcBorders>
               <w:top w:val="single" w:sz="6" w:space="0" w:color="9DB3C6"/>
               <w:left w:val="single" w:sz="6" w:space="0" w:color="9DB3C6"/>
@@ -9416,7 +9421,7 @@
           <w:lang w:val="es-ES"/>
         </w:rPr>
       </w:pPr>
-      <w:bookmarkStart w:id="23" w:name="_Toc244086086"/>
+      <w:bookmarkStart w:id="23" w:name="_Toc244087178"/>
       <w:r>
         <w:rPr>
           <w:rFonts w:eastAsia="Times New Roman"/>
@@ -9429,7 +9434,8 @@
     </w:p>
     <w:tbl>
       <w:tblPr>
-        <w:tblW w:w="9407" w:type="dxa"/>
+        <w:tblW w:w="9406" w:type="dxa"/>
+        <w:tblInd w:w="-8" w:type="dxa"/>
         <w:tblLayout w:type="fixed"/>
         <w:tblCellMar>
           <w:top w:w="15" w:type="dxa"/>
@@ -9440,11 +9446,11 @@
         <w:tblLook w:val="04A0" w:firstRow="1" w:lastRow="0" w:firstColumn="1" w:lastColumn="0" w:noHBand="0" w:noVBand="1"/>
       </w:tblPr>
       <w:tblGrid>
-        <w:gridCol w:w="1156"/>
-        <w:gridCol w:w="4767"/>
-        <w:gridCol w:w="1225"/>
-        <w:gridCol w:w="1023"/>
-        <w:gridCol w:w="1236"/>
+        <w:gridCol w:w="1154"/>
+        <w:gridCol w:w="4465"/>
+        <w:gridCol w:w="1223"/>
+        <w:gridCol w:w="1021"/>
+        <w:gridCol w:w="1543"/>
       </w:tblGrid>
       <w:tr>
         <w:trPr>
@@ -9452,7 +9458,7 @@
         </w:trPr>
         <w:tc>
           <w:tcPr>
-            <w:tcW w:w="614" w:type="pct"/>
+            <w:tcW w:w="613" w:type="pct"/>
             <w:tcBorders>
               <w:top w:val="single" w:sz="6" w:space="0" w:color="9DB3C6"/>
               <w:left w:val="single" w:sz="6" w:space="0" w:color="9DB3C6"/>
@@ -9494,7 +9500,7 @@
         </w:tc>
         <w:tc>
           <w:tcPr>
-            <w:tcW w:w="2534" w:type="pct"/>
+            <w:tcW w:w="2373" w:type="pct"/>
             <w:tcBorders>
               <w:top w:val="single" w:sz="6" w:space="0" w:color="9DB3C6"/>
               <w:left w:val="single" w:sz="6" w:space="0" w:color="9DB3C6"/>
@@ -9536,7 +9542,7 @@
         </w:tc>
         <w:tc>
           <w:tcPr>
-            <w:tcW w:w="651" w:type="pct"/>
+            <w:tcW w:w="650" w:type="pct"/>
             <w:tcBorders>
               <w:top w:val="single" w:sz="6" w:space="0" w:color="9DB3C6"/>
               <w:left w:val="single" w:sz="6" w:space="0" w:color="9DB3C6"/>
@@ -9578,7 +9584,7 @@
         </w:tc>
         <w:tc>
           <w:tcPr>
-            <w:tcW w:w="544" w:type="pct"/>
+            <w:tcW w:w="543" w:type="pct"/>
             <w:tcBorders>
               <w:top w:val="single" w:sz="6" w:space="0" w:color="9DB3C6"/>
               <w:left w:val="single" w:sz="6" w:space="0" w:color="9DB3C6"/>
@@ -9620,7 +9626,7 @@
         </w:tc>
         <w:tc>
           <w:tcPr>
-            <w:tcW w:w="657" w:type="pct"/>
+            <w:tcW w:w="820" w:type="pct"/>
             <w:tcBorders>
               <w:top w:val="single" w:sz="6" w:space="0" w:color="9DB3C6"/>
               <w:left w:val="single" w:sz="6" w:space="0" w:color="9DB3C6"/>
@@ -9664,7 +9670,7 @@
       <w:tr>
         <w:tc>
           <w:tcPr>
-            <w:tcW w:w="614" w:type="pct"/>
+            <w:tcW w:w="613" w:type="pct"/>
             <w:tcBorders>
               <w:top w:val="single" w:sz="6" w:space="0" w:color="9DB3C6"/>
               <w:left w:val="single" w:sz="6" w:space="0" w:color="9DB3C6"/>
@@ -9703,7 +9709,7 @@
         </w:tc>
         <w:tc>
           <w:tcPr>
-            <w:tcW w:w="2534" w:type="pct"/>
+            <w:tcW w:w="2373" w:type="pct"/>
             <w:tcBorders>
               <w:top w:val="single" w:sz="6" w:space="0" w:color="9DB3C6"/>
               <w:left w:val="single" w:sz="6" w:space="0" w:color="9DB3C6"/>
@@ -9740,7 +9746,7 @@
         </w:tc>
         <w:tc>
           <w:tcPr>
-            <w:tcW w:w="651" w:type="pct"/>
+            <w:tcW w:w="650" w:type="pct"/>
             <w:tcBorders>
               <w:top w:val="single" w:sz="6" w:space="0" w:color="9DB3C6"/>
               <w:left w:val="single" w:sz="6" w:space="0" w:color="9DB3C6"/>
@@ -9777,7 +9783,7 @@
         </w:tc>
         <w:tc>
           <w:tcPr>
-            <w:tcW w:w="544" w:type="pct"/>
+            <w:tcW w:w="543" w:type="pct"/>
             <w:tcBorders>
               <w:top w:val="single" w:sz="6" w:space="0" w:color="9DB3C6"/>
               <w:left w:val="single" w:sz="6" w:space="0" w:color="9DB3C6"/>
@@ -9814,7 +9820,7 @@
         </w:tc>
         <w:tc>
           <w:tcPr>
-            <w:tcW w:w="657" w:type="pct"/>
+            <w:tcW w:w="820" w:type="pct"/>
             <w:tcBorders>
               <w:top w:val="single" w:sz="6" w:space="0" w:color="9DB3C6"/>
               <w:left w:val="single" w:sz="6" w:space="0" w:color="9DB3C6"/>
@@ -9845,7 +9851,7 @@
                 <w:sz w:val="19"/>
                 <w:szCs w:val="19"/>
               </w:rPr>
-              <w:t>Parcial</w:t>
+              <w:t>Implementado</w:t>
             </w:r>
           </w:p>
         </w:tc>
@@ -9853,7 +9859,7 @@
       <w:tr>
         <w:tc>
           <w:tcPr>
-            <w:tcW w:w="614" w:type="pct"/>
+            <w:tcW w:w="613" w:type="pct"/>
             <w:tcBorders>
               <w:top w:val="single" w:sz="6" w:space="0" w:color="9DB3C6"/>
               <w:left w:val="single" w:sz="6" w:space="0" w:color="9DB3C6"/>
@@ -9892,7 +9898,7 @@
         </w:tc>
         <w:tc>
           <w:tcPr>
-            <w:tcW w:w="2534" w:type="pct"/>
+            <w:tcW w:w="2373" w:type="pct"/>
             <w:tcBorders>
               <w:top w:val="single" w:sz="6" w:space="0" w:color="9DB3C6"/>
               <w:left w:val="single" w:sz="6" w:space="0" w:color="9DB3C6"/>
@@ -9929,7 +9935,7 @@
         </w:tc>
         <w:tc>
           <w:tcPr>
-            <w:tcW w:w="651" w:type="pct"/>
+            <w:tcW w:w="650" w:type="pct"/>
             <w:tcBorders>
               <w:top w:val="single" w:sz="6" w:space="0" w:color="9DB3C6"/>
               <w:left w:val="single" w:sz="6" w:space="0" w:color="9DB3C6"/>
@@ -9966,7 +9972,7 @@
         </w:tc>
         <w:tc>
           <w:tcPr>
-            <w:tcW w:w="544" w:type="pct"/>
+            <w:tcW w:w="543" w:type="pct"/>
             <w:tcBorders>
               <w:top w:val="single" w:sz="6" w:space="0" w:color="9DB3C6"/>
               <w:left w:val="single" w:sz="6" w:space="0" w:color="9DB3C6"/>
@@ -10003,7 +10009,7 @@
         </w:tc>
         <w:tc>
           <w:tcPr>
-            <w:tcW w:w="657" w:type="pct"/>
+            <w:tcW w:w="820" w:type="pct"/>
             <w:tcBorders>
               <w:top w:val="single" w:sz="6" w:space="0" w:color="9DB3C6"/>
               <w:left w:val="single" w:sz="6" w:space="0" w:color="9DB3C6"/>
@@ -10034,7 +10040,7 @@
                 <w:sz w:val="19"/>
                 <w:szCs w:val="19"/>
               </w:rPr>
-              <w:t>Parcial</w:t>
+              <w:t>Implementado</w:t>
             </w:r>
           </w:p>
         </w:tc>
@@ -10042,7 +10048,7 @@
       <w:tr>
         <w:tc>
           <w:tcPr>
-            <w:tcW w:w="614" w:type="pct"/>
+            <w:tcW w:w="613" w:type="pct"/>
             <w:tcBorders>
               <w:top w:val="single" w:sz="6" w:space="0" w:color="9DB3C6"/>
               <w:left w:val="single" w:sz="6" w:space="0" w:color="9DB3C6"/>
@@ -10081,7 +10087,7 @@
         </w:tc>
         <w:tc>
           <w:tcPr>
-            <w:tcW w:w="2534" w:type="pct"/>
+            <w:tcW w:w="2373" w:type="pct"/>
             <w:tcBorders>
               <w:top w:val="single" w:sz="6" w:space="0" w:color="9DB3C6"/>
               <w:left w:val="single" w:sz="6" w:space="0" w:color="9DB3C6"/>
@@ -10118,7 +10124,7 @@
         </w:tc>
         <w:tc>
           <w:tcPr>
-            <w:tcW w:w="651" w:type="pct"/>
+            <w:tcW w:w="650" w:type="pct"/>
             <w:tcBorders>
               <w:top w:val="single" w:sz="6" w:space="0" w:color="9DB3C6"/>
               <w:left w:val="single" w:sz="6" w:space="0" w:color="9DB3C6"/>
@@ -10155,7 +10161,7 @@
         </w:tc>
         <w:tc>
           <w:tcPr>
-            <w:tcW w:w="544" w:type="pct"/>
+            <w:tcW w:w="543" w:type="pct"/>
             <w:tcBorders>
               <w:top w:val="single" w:sz="6" w:space="0" w:color="9DB3C6"/>
               <w:left w:val="single" w:sz="6" w:space="0" w:color="9DB3C6"/>
@@ -10192,7 +10198,7 @@
         </w:tc>
         <w:tc>
           <w:tcPr>
-            <w:tcW w:w="657" w:type="pct"/>
+            <w:tcW w:w="820" w:type="pct"/>
             <w:tcBorders>
               <w:top w:val="single" w:sz="6" w:space="0" w:color="9DB3C6"/>
               <w:left w:val="single" w:sz="6" w:space="0" w:color="9DB3C6"/>
@@ -10223,7 +10229,7 @@
                 <w:sz w:val="19"/>
                 <w:szCs w:val="19"/>
               </w:rPr>
-              <w:t>Pendiente</w:t>
+              <w:t>Parcial</w:t>
             </w:r>
           </w:p>
         </w:tc>
@@ -10231,7 +10237,7 @@
       <w:tr>
         <w:tc>
           <w:tcPr>
-            <w:tcW w:w="614" w:type="pct"/>
+            <w:tcW w:w="613" w:type="pct"/>
             <w:tcBorders>
               <w:top w:val="single" w:sz="6" w:space="0" w:color="9DB3C6"/>
               <w:left w:val="single" w:sz="6" w:space="0" w:color="9DB3C6"/>
@@ -10270,7 +10276,7 @@
         </w:tc>
         <w:tc>
           <w:tcPr>
-            <w:tcW w:w="2534" w:type="pct"/>
+            <w:tcW w:w="2373" w:type="pct"/>
             <w:tcBorders>
               <w:top w:val="single" w:sz="6" w:space="0" w:color="9DB3C6"/>
               <w:left w:val="single" w:sz="6" w:space="0" w:color="9DB3C6"/>
@@ -10307,7 +10313,7 @@
         </w:tc>
         <w:tc>
           <w:tcPr>
-            <w:tcW w:w="651" w:type="pct"/>
+            <w:tcW w:w="650" w:type="pct"/>
             <w:tcBorders>
               <w:top w:val="single" w:sz="6" w:space="0" w:color="9DB3C6"/>
               <w:left w:val="single" w:sz="6" w:space="0" w:color="9DB3C6"/>
@@ -10344,7 +10350,7 @@
         </w:tc>
         <w:tc>
           <w:tcPr>
-            <w:tcW w:w="544" w:type="pct"/>
+            <w:tcW w:w="543" w:type="pct"/>
             <w:tcBorders>
               <w:top w:val="single" w:sz="6" w:space="0" w:color="9DB3C6"/>
               <w:left w:val="single" w:sz="6" w:space="0" w:color="9DB3C6"/>
@@ -10381,7 +10387,7 @@
         </w:tc>
         <w:tc>
           <w:tcPr>
-            <w:tcW w:w="657" w:type="pct"/>
+            <w:tcW w:w="820" w:type="pct"/>
             <w:tcBorders>
               <w:top w:val="single" w:sz="6" w:space="0" w:color="9DB3C6"/>
               <w:left w:val="single" w:sz="6" w:space="0" w:color="9DB3C6"/>
@@ -10412,7 +10418,7 @@
                 <w:sz w:val="19"/>
                 <w:szCs w:val="19"/>
               </w:rPr>
-              <w:t>Pendiente</w:t>
+              <w:t>Implementado</w:t>
             </w:r>
           </w:p>
         </w:tc>
@@ -10420,7 +10426,7 @@
       <w:tr>
         <w:tc>
           <w:tcPr>
-            <w:tcW w:w="614" w:type="pct"/>
+            <w:tcW w:w="613" w:type="pct"/>
             <w:tcBorders>
               <w:top w:val="single" w:sz="6" w:space="0" w:color="9DB3C6"/>
               <w:left w:val="single" w:sz="6" w:space="0" w:color="9DB3C6"/>
@@ -10459,7 +10465,7 @@
         </w:tc>
         <w:tc>
           <w:tcPr>
-            <w:tcW w:w="2534" w:type="pct"/>
+            <w:tcW w:w="2373" w:type="pct"/>
             <w:tcBorders>
               <w:top w:val="single" w:sz="6" w:space="0" w:color="9DB3C6"/>
               <w:left w:val="single" w:sz="6" w:space="0" w:color="9DB3C6"/>
@@ -10496,7 +10502,7 @@
         </w:tc>
         <w:tc>
           <w:tcPr>
-            <w:tcW w:w="651" w:type="pct"/>
+            <w:tcW w:w="650" w:type="pct"/>
             <w:tcBorders>
               <w:top w:val="single" w:sz="6" w:space="0" w:color="9DB3C6"/>
               <w:left w:val="single" w:sz="6" w:space="0" w:color="9DB3C6"/>
@@ -10533,7 +10539,7 @@
         </w:tc>
         <w:tc>
           <w:tcPr>
-            <w:tcW w:w="544" w:type="pct"/>
+            <w:tcW w:w="543" w:type="pct"/>
             <w:tcBorders>
               <w:top w:val="single" w:sz="6" w:space="0" w:color="9DB3C6"/>
               <w:left w:val="single" w:sz="6" w:space="0" w:color="9DB3C6"/>
@@ -10570,7 +10576,7 @@
         </w:tc>
         <w:tc>
           <w:tcPr>
-            <w:tcW w:w="657" w:type="pct"/>
+            <w:tcW w:w="820" w:type="pct"/>
             <w:tcBorders>
               <w:top w:val="single" w:sz="6" w:space="0" w:color="9DB3C6"/>
               <w:left w:val="single" w:sz="6" w:space="0" w:color="9DB3C6"/>
@@ -10601,7 +10607,7 @@
                 <w:sz w:val="19"/>
                 <w:szCs w:val="19"/>
               </w:rPr>
-              <w:t>Parcial</w:t>
+              <w:t>Implementado</w:t>
             </w:r>
           </w:p>
         </w:tc>
@@ -10609,7 +10615,7 @@
       <w:tr>
         <w:tc>
           <w:tcPr>
-            <w:tcW w:w="614" w:type="pct"/>
+            <w:tcW w:w="613" w:type="pct"/>
             <w:tcBorders>
               <w:top w:val="single" w:sz="6" w:space="0" w:color="9DB3C6"/>
               <w:left w:val="single" w:sz="6" w:space="0" w:color="9DB3C6"/>
@@ -10647,7 +10653,7 @@
         </w:tc>
         <w:tc>
           <w:tcPr>
-            <w:tcW w:w="2534" w:type="pct"/>
+            <w:tcW w:w="2373" w:type="pct"/>
             <w:tcBorders>
               <w:top w:val="single" w:sz="6" w:space="0" w:color="9DB3C6"/>
               <w:left w:val="single" w:sz="6" w:space="0" w:color="9DB3C6"/>
@@ -10683,7 +10689,7 @@
         </w:tc>
         <w:tc>
           <w:tcPr>
-            <w:tcW w:w="651" w:type="pct"/>
+            <w:tcW w:w="650" w:type="pct"/>
             <w:tcBorders>
               <w:top w:val="single" w:sz="6" w:space="0" w:color="9DB3C6"/>
               <w:left w:val="single" w:sz="6" w:space="0" w:color="9DB3C6"/>
@@ -10719,7 +10725,7 @@
         </w:tc>
         <w:tc>
           <w:tcPr>
-            <w:tcW w:w="544" w:type="pct"/>
+            <w:tcW w:w="543" w:type="pct"/>
             <w:tcBorders>
               <w:top w:val="single" w:sz="6" w:space="0" w:color="9DB3C6"/>
               <w:left w:val="single" w:sz="6" w:space="0" w:color="9DB3C6"/>
@@ -10755,37 +10761,37 @@
         </w:tc>
         <w:tc>
           <w:tcPr>
-            <w:tcW w:w="657" w:type="pct"/>
-            <w:tcBorders>
-              <w:top w:val="single" w:sz="6" w:space="0" w:color="9DB3C6"/>
-              <w:left w:val="single" w:sz="6" w:space="0" w:color="9DB3C6"/>
-              <w:bottom w:val="single" w:sz="6" w:space="0" w:color="9DB3C6"/>
-              <w:right w:val="single" w:sz="6" w:space="0" w:color="9DB3C6"/>
-            </w:tcBorders>
-            <w:tcMar>
-              <w:top w:w="60" w:type="dxa"/>
-              <w:left w:w="100" w:type="dxa"/>
-              <w:bottom w:w="60" w:type="dxa"/>
-              <w:right w:w="100" w:type="dxa"/>
-            </w:tcMar>
-            <w:hideMark/>
-          </w:tcPr>
-          <w:p>
-            <w:pPr>
-              <w:spacing w:before="80" w:after="40" w:line="240" w:lineRule="auto"/>
-              <w:rPr>
-                <w:rFonts w:eastAsia="Times New Roman"/>
-                <w:sz w:val="19"/>
-                <w:szCs w:val="19"/>
-              </w:rPr>
-            </w:pPr>
-            <w:r>
-              <w:rPr>
-                <w:rFonts w:eastAsia="Times New Roman"/>
-                <w:sz w:val="19"/>
-                <w:szCs w:val="19"/>
-              </w:rPr>
-              <w:t>Pendiente</w:t>
+            <w:tcW w:w="820" w:type="pct"/>
+            <w:tcBorders>
+              <w:top w:val="single" w:sz="6" w:space="0" w:color="9DB3C6"/>
+              <w:left w:val="single" w:sz="6" w:space="0" w:color="9DB3C6"/>
+              <w:bottom w:val="single" w:sz="6" w:space="0" w:color="9DB3C6"/>
+              <w:right w:val="single" w:sz="6" w:space="0" w:color="9DB3C6"/>
+            </w:tcBorders>
+            <w:tcMar>
+              <w:top w:w="60" w:type="dxa"/>
+              <w:left w:w="100" w:type="dxa"/>
+              <w:bottom w:w="60" w:type="dxa"/>
+              <w:right w:w="100" w:type="dxa"/>
+            </w:tcMar>
+            <w:hideMark/>
+          </w:tcPr>
+          <w:p>
+            <w:pPr>
+              <w:spacing w:before="80" w:after="40" w:line="240" w:lineRule="auto"/>
+              <w:rPr>
+                <w:rFonts w:eastAsia="Times New Roman"/>
+                <w:sz w:val="19"/>
+                <w:szCs w:val="19"/>
+              </w:rPr>
+            </w:pPr>
+            <w:r>
+              <w:rPr>
+                <w:rFonts w:eastAsia="Times New Roman"/>
+                <w:sz w:val="19"/>
+                <w:szCs w:val="19"/>
+              </w:rPr>
+              <w:t>Implementado</w:t>
             </w:r>
           </w:p>
         </w:tc>
@@ -10800,7 +10806,7 @@
           <w:lang w:val="es-ES"/>
         </w:rPr>
       </w:pPr>
-      <w:bookmarkStart w:id="24" w:name="_Toc244086087"/>
+      <w:bookmarkStart w:id="24" w:name="_Toc244087179"/>
       <w:r>
         <w:rPr>
           <w:rFonts w:eastAsia="Times New Roman"/>
@@ -11429,7 +11435,7 @@
           <w:lang w:val="es-ES"/>
         </w:rPr>
       </w:pPr>
-      <w:bookmarkStart w:id="25" w:name="_Toc244086088"/>
+      <w:bookmarkStart w:id="25" w:name="_Toc244087180"/>
       <w:r>
         <w:rPr>
           <w:rFonts w:eastAsia="Times New Roman"/>
@@ -11441,7 +11447,7 @@
     </w:p>
     <w:tbl>
       <w:tblPr>
-        <w:tblW w:w="9406" w:type="dxa"/>
+        <w:tblW w:w="9405" w:type="dxa"/>
         <w:tblInd w:w="-8" w:type="dxa"/>
         <w:tblLayout w:type="fixed"/>
         <w:tblCellMar>
@@ -11454,10 +11460,10 @@
       </w:tblPr>
       <w:tblGrid>
         <w:gridCol w:w="1162"/>
-        <w:gridCol w:w="4302"/>
+        <w:gridCol w:w="4287"/>
         <w:gridCol w:w="1225"/>
-        <w:gridCol w:w="926"/>
-        <w:gridCol w:w="1791"/>
+        <w:gridCol w:w="925"/>
+        <w:gridCol w:w="1806"/>
       </w:tblGrid>
       <w:tr>
         <w:trPr>
@@ -11506,7 +11512,7 @@
         </w:tc>
         <w:tc>
           <w:tcPr>
-            <w:tcW w:w="2287" w:type="pct"/>
+            <w:tcW w:w="2279" w:type="pct"/>
             <w:tcBorders>
               <w:top w:val="single" w:sz="6" w:space="0" w:color="9DB3C6"/>
               <w:left w:val="single" w:sz="6" w:space="0" w:color="9DB3C6"/>
@@ -11629,7 +11635,7 @@
         </w:tc>
         <w:tc>
           <w:tcPr>
-            <w:tcW w:w="953" w:type="pct"/>
+            <w:tcW w:w="961" w:type="pct"/>
             <w:tcBorders>
               <w:top w:val="single" w:sz="6" w:space="0" w:color="9DB3C6"/>
               <w:left w:val="single" w:sz="6" w:space="0" w:color="9DB3C6"/>
@@ -11711,7 +11717,7 @@
         </w:tc>
         <w:tc>
           <w:tcPr>
-            <w:tcW w:w="2287" w:type="pct"/>
+            <w:tcW w:w="2279" w:type="pct"/>
             <w:tcBorders>
               <w:top w:val="single" w:sz="6" w:space="0" w:color="9DB3C6"/>
               <w:left w:val="single" w:sz="6" w:space="0" w:color="9DB3C6"/>
@@ -11820,7 +11826,7 @@
         </w:tc>
         <w:tc>
           <w:tcPr>
-            <w:tcW w:w="953" w:type="pct"/>
+            <w:tcW w:w="961" w:type="pct"/>
             <w:tcBorders>
               <w:top w:val="single" w:sz="6" w:space="0" w:color="9DB3C6"/>
               <w:left w:val="single" w:sz="6" w:space="0" w:color="9DB3C6"/>
@@ -11897,7 +11903,7 @@
         </w:tc>
         <w:tc>
           <w:tcPr>
-            <w:tcW w:w="2287" w:type="pct"/>
+            <w:tcW w:w="2279" w:type="pct"/>
             <w:tcBorders>
               <w:top w:val="single" w:sz="6" w:space="0" w:color="9DB3C6"/>
               <w:left w:val="single" w:sz="6" w:space="0" w:color="9DB3C6"/>
@@ -12006,7 +12012,7 @@
         </w:tc>
         <w:tc>
           <w:tcPr>
-            <w:tcW w:w="953" w:type="pct"/>
+            <w:tcW w:w="961" w:type="pct"/>
             <w:tcBorders>
               <w:top w:val="single" w:sz="6" w:space="0" w:color="9DB3C6"/>
               <w:left w:val="single" w:sz="6" w:space="0" w:color="9DB3C6"/>
@@ -12082,7 +12088,7 @@
         </w:tc>
         <w:tc>
           <w:tcPr>
-            <w:tcW w:w="2287" w:type="pct"/>
+            <w:tcW w:w="2279" w:type="pct"/>
             <w:tcBorders>
               <w:top w:val="single" w:sz="6" w:space="0" w:color="9DB3C6"/>
               <w:left w:val="single" w:sz="6" w:space="0" w:color="9DB3C6"/>
@@ -12190,7 +12196,7 @@
         </w:tc>
         <w:tc>
           <w:tcPr>
-            <w:tcW w:w="953" w:type="pct"/>
+            <w:tcW w:w="961" w:type="pct"/>
             <w:tcBorders>
               <w:top w:val="single" w:sz="6" w:space="0" w:color="9DB3C6"/>
               <w:left w:val="single" w:sz="6" w:space="0" w:color="9DB3C6"/>
@@ -12266,7 +12272,7 @@
         </w:tc>
         <w:tc>
           <w:tcPr>
-            <w:tcW w:w="2287" w:type="pct"/>
+            <w:tcW w:w="2279" w:type="pct"/>
             <w:tcBorders>
               <w:top w:val="single" w:sz="6" w:space="0" w:color="9DB3C6"/>
               <w:left w:val="single" w:sz="6" w:space="0" w:color="9DB3C6"/>
@@ -12374,37 +12380,37 @@
         </w:tc>
         <w:tc>
           <w:tcPr>
-            <w:tcW w:w="953" w:type="pct"/>
-            <w:tcBorders>
-              <w:top w:val="single" w:sz="6" w:space="0" w:color="9DB3C6"/>
-              <w:left w:val="single" w:sz="6" w:space="0" w:color="9DB3C6"/>
-              <w:bottom w:val="single" w:sz="6" w:space="0" w:color="9DB3C6"/>
-              <w:right w:val="single" w:sz="6" w:space="0" w:color="9DB3C6"/>
-            </w:tcBorders>
-            <w:tcMar>
-              <w:top w:w="60" w:type="dxa"/>
-              <w:left w:w="100" w:type="dxa"/>
-              <w:bottom w:w="60" w:type="dxa"/>
-              <w:right w:w="100" w:type="dxa"/>
-            </w:tcMar>
-            <w:hideMark/>
-          </w:tcPr>
-          <w:p>
-            <w:pPr>
-              <w:spacing w:before="80" w:after="40" w:line="240" w:lineRule="auto"/>
-              <w:rPr>
-                <w:rFonts w:eastAsia="Times New Roman"/>
-                <w:sz w:val="19"/>
-                <w:szCs w:val="19"/>
-              </w:rPr>
-            </w:pPr>
-            <w:r>
-              <w:rPr>
-                <w:rFonts w:eastAsia="Times New Roman"/>
-                <w:sz w:val="19"/>
-                <w:szCs w:val="19"/>
-              </w:rPr>
-              <w:t>Pendiente</w:t>
+            <w:tcW w:w="961" w:type="pct"/>
+            <w:tcBorders>
+              <w:top w:val="single" w:sz="6" w:space="0" w:color="9DB3C6"/>
+              <w:left w:val="single" w:sz="6" w:space="0" w:color="9DB3C6"/>
+              <w:bottom w:val="single" w:sz="6" w:space="0" w:color="9DB3C6"/>
+              <w:right w:val="single" w:sz="6" w:space="0" w:color="9DB3C6"/>
+            </w:tcBorders>
+            <w:tcMar>
+              <w:top w:w="60" w:type="dxa"/>
+              <w:left w:w="100" w:type="dxa"/>
+              <w:bottom w:w="60" w:type="dxa"/>
+              <w:right w:w="100" w:type="dxa"/>
+            </w:tcMar>
+            <w:hideMark/>
+          </w:tcPr>
+          <w:p>
+            <w:pPr>
+              <w:spacing w:before="80" w:after="40" w:line="240" w:lineRule="auto"/>
+              <w:rPr>
+                <w:rFonts w:eastAsia="Times New Roman"/>
+                <w:sz w:val="19"/>
+                <w:szCs w:val="19"/>
+              </w:rPr>
+            </w:pPr>
+            <w:r>
+              <w:rPr>
+                <w:rFonts w:eastAsia="Times New Roman"/>
+                <w:sz w:val="19"/>
+                <w:szCs w:val="19"/>
+              </w:rPr>
+              <w:t>Implementado</w:t>
             </w:r>
           </w:p>
         </w:tc>
@@ -12450,7 +12456,7 @@
         </w:tc>
         <w:tc>
           <w:tcPr>
-            <w:tcW w:w="2287" w:type="pct"/>
+            <w:tcW w:w="2279" w:type="pct"/>
             <w:tcBorders>
               <w:top w:val="single" w:sz="6" w:space="0" w:color="9DB3C6"/>
               <w:left w:val="single" w:sz="6" w:space="0" w:color="9DB3C6"/>
@@ -12558,37 +12564,37 @@
         </w:tc>
         <w:tc>
           <w:tcPr>
-            <w:tcW w:w="953" w:type="pct"/>
-            <w:tcBorders>
-              <w:top w:val="single" w:sz="6" w:space="0" w:color="9DB3C6"/>
-              <w:left w:val="single" w:sz="6" w:space="0" w:color="9DB3C6"/>
-              <w:bottom w:val="single" w:sz="6" w:space="0" w:color="9DB3C6"/>
-              <w:right w:val="single" w:sz="6" w:space="0" w:color="9DB3C6"/>
-            </w:tcBorders>
-            <w:tcMar>
-              <w:top w:w="60" w:type="dxa"/>
-              <w:left w:w="100" w:type="dxa"/>
-              <w:bottom w:w="60" w:type="dxa"/>
-              <w:right w:w="100" w:type="dxa"/>
-            </w:tcMar>
-            <w:hideMark/>
-          </w:tcPr>
-          <w:p>
-            <w:pPr>
-              <w:spacing w:before="80" w:after="40" w:line="240" w:lineRule="auto"/>
-              <w:rPr>
-                <w:rFonts w:eastAsia="Times New Roman"/>
-                <w:sz w:val="19"/>
-                <w:szCs w:val="19"/>
-              </w:rPr>
-            </w:pPr>
-            <w:r>
-              <w:rPr>
-                <w:rFonts w:eastAsia="Times New Roman"/>
-                <w:sz w:val="19"/>
-                <w:szCs w:val="19"/>
-              </w:rPr>
-              <w:t>Pendiente</w:t>
+            <w:tcW w:w="961" w:type="pct"/>
+            <w:tcBorders>
+              <w:top w:val="single" w:sz="6" w:space="0" w:color="9DB3C6"/>
+              <w:left w:val="single" w:sz="6" w:space="0" w:color="9DB3C6"/>
+              <w:bottom w:val="single" w:sz="6" w:space="0" w:color="9DB3C6"/>
+              <w:right w:val="single" w:sz="6" w:space="0" w:color="9DB3C6"/>
+            </w:tcBorders>
+            <w:tcMar>
+              <w:top w:w="60" w:type="dxa"/>
+              <w:left w:w="100" w:type="dxa"/>
+              <w:bottom w:w="60" w:type="dxa"/>
+              <w:right w:w="100" w:type="dxa"/>
+            </w:tcMar>
+            <w:hideMark/>
+          </w:tcPr>
+          <w:p>
+            <w:pPr>
+              <w:spacing w:before="80" w:after="40" w:line="240" w:lineRule="auto"/>
+              <w:rPr>
+                <w:rFonts w:eastAsia="Times New Roman"/>
+                <w:sz w:val="19"/>
+                <w:szCs w:val="19"/>
+              </w:rPr>
+            </w:pPr>
+            <w:r>
+              <w:rPr>
+                <w:rFonts w:eastAsia="Times New Roman"/>
+                <w:sz w:val="19"/>
+                <w:szCs w:val="19"/>
+              </w:rPr>
+              <w:t>Implementado</w:t>
             </w:r>
           </w:p>
         </w:tc>
@@ -12634,7 +12640,7 @@
         </w:tc>
         <w:tc>
           <w:tcPr>
-            <w:tcW w:w="2287" w:type="pct"/>
+            <w:tcW w:w="2279" w:type="pct"/>
             <w:tcBorders>
               <w:top w:val="single" w:sz="6" w:space="0" w:color="9DB3C6"/>
               <w:left w:val="single" w:sz="6" w:space="0" w:color="9DB3C6"/>
@@ -12742,37 +12748,37 @@
         </w:tc>
         <w:tc>
           <w:tcPr>
-            <w:tcW w:w="953" w:type="pct"/>
-            <w:tcBorders>
-              <w:top w:val="single" w:sz="6" w:space="0" w:color="9DB3C6"/>
-              <w:left w:val="single" w:sz="6" w:space="0" w:color="9DB3C6"/>
-              <w:bottom w:val="single" w:sz="6" w:space="0" w:color="9DB3C6"/>
-              <w:right w:val="single" w:sz="6" w:space="0" w:color="9DB3C6"/>
-            </w:tcBorders>
-            <w:tcMar>
-              <w:top w:w="60" w:type="dxa"/>
-              <w:left w:w="100" w:type="dxa"/>
-              <w:bottom w:w="60" w:type="dxa"/>
-              <w:right w:w="100" w:type="dxa"/>
-            </w:tcMar>
-            <w:hideMark/>
-          </w:tcPr>
-          <w:p>
-            <w:pPr>
-              <w:spacing w:before="80" w:after="40" w:line="240" w:lineRule="auto"/>
-              <w:rPr>
-                <w:rFonts w:eastAsia="Times New Roman"/>
-                <w:sz w:val="19"/>
-                <w:szCs w:val="19"/>
-              </w:rPr>
-            </w:pPr>
-            <w:r>
-              <w:rPr>
-                <w:rFonts w:eastAsia="Times New Roman"/>
-                <w:sz w:val="19"/>
-                <w:szCs w:val="19"/>
-              </w:rPr>
-              <w:t>Pendiente</w:t>
+            <w:tcW w:w="961" w:type="pct"/>
+            <w:tcBorders>
+              <w:top w:val="single" w:sz="6" w:space="0" w:color="9DB3C6"/>
+              <w:left w:val="single" w:sz="6" w:space="0" w:color="9DB3C6"/>
+              <w:bottom w:val="single" w:sz="6" w:space="0" w:color="9DB3C6"/>
+              <w:right w:val="single" w:sz="6" w:space="0" w:color="9DB3C6"/>
+            </w:tcBorders>
+            <w:tcMar>
+              <w:top w:w="60" w:type="dxa"/>
+              <w:left w:w="100" w:type="dxa"/>
+              <w:bottom w:w="60" w:type="dxa"/>
+              <w:right w:w="100" w:type="dxa"/>
+            </w:tcMar>
+            <w:hideMark/>
+          </w:tcPr>
+          <w:p>
+            <w:pPr>
+              <w:spacing w:before="80" w:after="40" w:line="240" w:lineRule="auto"/>
+              <w:rPr>
+                <w:rFonts w:eastAsia="Times New Roman"/>
+                <w:sz w:val="19"/>
+                <w:szCs w:val="19"/>
+              </w:rPr>
+            </w:pPr>
+            <w:r>
+              <w:rPr>
+                <w:rFonts w:eastAsia="Times New Roman"/>
+                <w:sz w:val="19"/>
+                <w:szCs w:val="19"/>
+              </w:rPr>
+              <w:t>Implementado</w:t>
             </w:r>
           </w:p>
         </w:tc>
@@ -12819,7 +12825,7 @@
         </w:tc>
         <w:tc>
           <w:tcPr>
-            <w:tcW w:w="2287" w:type="pct"/>
+            <w:tcW w:w="2279" w:type="pct"/>
             <w:tcBorders>
               <w:top w:val="single" w:sz="6" w:space="0" w:color="9DB3C6"/>
               <w:left w:val="single" w:sz="6" w:space="0" w:color="9DB3C6"/>
@@ -12927,37 +12933,37 @@
         </w:tc>
         <w:tc>
           <w:tcPr>
-            <w:tcW w:w="953" w:type="pct"/>
-            <w:tcBorders>
-              <w:top w:val="single" w:sz="6" w:space="0" w:color="9DB3C6"/>
-              <w:left w:val="single" w:sz="6" w:space="0" w:color="9DB3C6"/>
-              <w:bottom w:val="single" w:sz="6" w:space="0" w:color="9DB3C6"/>
-              <w:right w:val="single" w:sz="6" w:space="0" w:color="9DB3C6"/>
-            </w:tcBorders>
-            <w:tcMar>
-              <w:top w:w="60" w:type="dxa"/>
-              <w:left w:w="100" w:type="dxa"/>
-              <w:bottom w:w="60" w:type="dxa"/>
-              <w:right w:w="100" w:type="dxa"/>
-            </w:tcMar>
-            <w:hideMark/>
-          </w:tcPr>
-          <w:p>
-            <w:pPr>
-              <w:spacing w:before="80" w:after="40" w:line="240" w:lineRule="auto"/>
-              <w:rPr>
-                <w:rFonts w:eastAsia="Times New Roman"/>
-                <w:sz w:val="19"/>
-                <w:szCs w:val="19"/>
-              </w:rPr>
-            </w:pPr>
-            <w:r>
-              <w:rPr>
-                <w:rFonts w:eastAsia="Times New Roman"/>
-                <w:sz w:val="19"/>
-                <w:szCs w:val="19"/>
-              </w:rPr>
-              <w:t>Pendiente</w:t>
+            <w:tcW w:w="961" w:type="pct"/>
+            <w:tcBorders>
+              <w:top w:val="single" w:sz="6" w:space="0" w:color="9DB3C6"/>
+              <w:left w:val="single" w:sz="6" w:space="0" w:color="9DB3C6"/>
+              <w:bottom w:val="single" w:sz="6" w:space="0" w:color="9DB3C6"/>
+              <w:right w:val="single" w:sz="6" w:space="0" w:color="9DB3C6"/>
+            </w:tcBorders>
+            <w:tcMar>
+              <w:top w:w="60" w:type="dxa"/>
+              <w:left w:w="100" w:type="dxa"/>
+              <w:bottom w:w="60" w:type="dxa"/>
+              <w:right w:w="100" w:type="dxa"/>
+            </w:tcMar>
+            <w:hideMark/>
+          </w:tcPr>
+          <w:p>
+            <w:pPr>
+              <w:spacing w:before="80" w:after="40" w:line="240" w:lineRule="auto"/>
+              <w:rPr>
+                <w:rFonts w:eastAsia="Times New Roman"/>
+                <w:sz w:val="19"/>
+                <w:szCs w:val="19"/>
+              </w:rPr>
+            </w:pPr>
+            <w:r>
+              <w:rPr>
+                <w:rFonts w:eastAsia="Times New Roman"/>
+                <w:sz w:val="19"/>
+                <w:szCs w:val="19"/>
+              </w:rPr>
+              <w:t>Implementado</w:t>
             </w:r>
           </w:p>
         </w:tc>
@@ -13003,7 +13009,7 @@
         </w:tc>
         <w:tc>
           <w:tcPr>
-            <w:tcW w:w="2287" w:type="pct"/>
+            <w:tcW w:w="2279" w:type="pct"/>
             <w:tcBorders>
               <w:top w:val="single" w:sz="6" w:space="0" w:color="9DB3C6"/>
               <w:left w:val="single" w:sz="6" w:space="0" w:color="9DB3C6"/>
@@ -13111,37 +13117,37 @@
         </w:tc>
         <w:tc>
           <w:tcPr>
-            <w:tcW w:w="953" w:type="pct"/>
-            <w:tcBorders>
-              <w:top w:val="single" w:sz="6" w:space="0" w:color="9DB3C6"/>
-              <w:left w:val="single" w:sz="6" w:space="0" w:color="9DB3C6"/>
-              <w:bottom w:val="single" w:sz="6" w:space="0" w:color="9DB3C6"/>
-              <w:right w:val="single" w:sz="6" w:space="0" w:color="9DB3C6"/>
-            </w:tcBorders>
-            <w:tcMar>
-              <w:top w:w="60" w:type="dxa"/>
-              <w:left w:w="100" w:type="dxa"/>
-              <w:bottom w:w="60" w:type="dxa"/>
-              <w:right w:w="100" w:type="dxa"/>
-            </w:tcMar>
-            <w:hideMark/>
-          </w:tcPr>
-          <w:p>
-            <w:pPr>
-              <w:spacing w:before="80" w:after="40" w:line="240" w:lineRule="auto"/>
-              <w:rPr>
-                <w:rFonts w:eastAsia="Times New Roman"/>
-                <w:sz w:val="19"/>
-                <w:szCs w:val="19"/>
-              </w:rPr>
-            </w:pPr>
-            <w:r>
-              <w:rPr>
-                <w:rFonts w:eastAsia="Times New Roman"/>
-                <w:sz w:val="19"/>
-                <w:szCs w:val="19"/>
-              </w:rPr>
-              <w:t>Pendiente</w:t>
+            <w:tcW w:w="961" w:type="pct"/>
+            <w:tcBorders>
+              <w:top w:val="single" w:sz="6" w:space="0" w:color="9DB3C6"/>
+              <w:left w:val="single" w:sz="6" w:space="0" w:color="9DB3C6"/>
+              <w:bottom w:val="single" w:sz="6" w:space="0" w:color="9DB3C6"/>
+              <w:right w:val="single" w:sz="6" w:space="0" w:color="9DB3C6"/>
+            </w:tcBorders>
+            <w:tcMar>
+              <w:top w:w="60" w:type="dxa"/>
+              <w:left w:w="100" w:type="dxa"/>
+              <w:bottom w:w="60" w:type="dxa"/>
+              <w:right w:w="100" w:type="dxa"/>
+            </w:tcMar>
+            <w:hideMark/>
+          </w:tcPr>
+          <w:p>
+            <w:pPr>
+              <w:spacing w:before="80" w:after="40" w:line="240" w:lineRule="auto"/>
+              <w:rPr>
+                <w:rFonts w:eastAsia="Times New Roman"/>
+                <w:sz w:val="19"/>
+                <w:szCs w:val="19"/>
+              </w:rPr>
+            </w:pPr>
+            <w:r>
+              <w:rPr>
+                <w:rFonts w:eastAsia="Times New Roman"/>
+                <w:sz w:val="19"/>
+                <w:szCs w:val="19"/>
+              </w:rPr>
+              <w:t>Implementado</w:t>
             </w:r>
           </w:p>
         </w:tc>
@@ -13156,7 +13162,7 @@
           <w:lang w:val="es-ES"/>
         </w:rPr>
       </w:pPr>
-      <w:bookmarkStart w:id="26" w:name="_Toc244086089"/>
+      <w:bookmarkStart w:id="26" w:name="_Toc244087181"/>
       <w:r>
         <w:rPr>
           <w:rFonts w:eastAsia="Times New Roman"/>
@@ -13181,10 +13187,10 @@
       </w:tblPr>
       <w:tblGrid>
         <w:gridCol w:w="1156"/>
-        <w:gridCol w:w="4447"/>
+        <w:gridCol w:w="4442"/>
         <w:gridCol w:w="1225"/>
         <w:gridCol w:w="1035"/>
-        <w:gridCol w:w="1543"/>
+        <w:gridCol w:w="1548"/>
       </w:tblGrid>
       <w:tr>
         <w:trPr>
@@ -13234,7 +13240,7 @@
         </w:tc>
         <w:tc>
           <w:tcPr>
-            <w:tcW w:w="2364" w:type="pct"/>
+            <w:tcW w:w="2361" w:type="pct"/>
             <w:tcBorders>
               <w:top w:val="single" w:sz="6" w:space="0" w:color="9DB3C6"/>
               <w:left w:val="single" w:sz="6" w:space="0" w:color="9DB3C6"/>
@@ -13360,7 +13366,7 @@
         </w:tc>
         <w:tc>
           <w:tcPr>
-            <w:tcW w:w="820" w:type="pct"/>
+            <w:tcW w:w="823" w:type="pct"/>
             <w:tcBorders>
               <w:top w:val="single" w:sz="6" w:space="0" w:color="9DB3C6"/>
               <w:left w:val="single" w:sz="6" w:space="0" w:color="9DB3C6"/>
@@ -13443,7 +13449,7 @@
         </w:tc>
         <w:tc>
           <w:tcPr>
-            <w:tcW w:w="2364" w:type="pct"/>
+            <w:tcW w:w="2361" w:type="pct"/>
             <w:tcBorders>
               <w:top w:val="single" w:sz="6" w:space="0" w:color="9DB3C6"/>
               <w:left w:val="single" w:sz="6" w:space="0" w:color="9DB3C6"/>
@@ -13554,7 +13560,7 @@
         </w:tc>
         <w:tc>
           <w:tcPr>
-            <w:tcW w:w="820" w:type="pct"/>
+            <w:tcW w:w="823" w:type="pct"/>
             <w:tcBorders>
               <w:top w:val="single" w:sz="6" w:space="0" w:color="9DB3C6"/>
               <w:left w:val="single" w:sz="6" w:space="0" w:color="9DB3C6"/>
@@ -13632,7 +13638,7 @@
         </w:tc>
         <w:tc>
           <w:tcPr>
-            <w:tcW w:w="2364" w:type="pct"/>
+            <w:tcW w:w="2361" w:type="pct"/>
             <w:tcBorders>
               <w:top w:val="single" w:sz="6" w:space="0" w:color="9DB3C6"/>
               <w:left w:val="single" w:sz="6" w:space="0" w:color="9DB3C6"/>
@@ -13743,7 +13749,7 @@
         </w:tc>
         <w:tc>
           <w:tcPr>
-            <w:tcW w:w="820" w:type="pct"/>
+            <w:tcW w:w="823" w:type="pct"/>
             <w:tcBorders>
               <w:top w:val="single" w:sz="6" w:space="0" w:color="9DB3C6"/>
               <w:left w:val="single" w:sz="6" w:space="0" w:color="9DB3C6"/>
@@ -13820,7 +13826,7 @@
         </w:tc>
         <w:tc>
           <w:tcPr>
-            <w:tcW w:w="2364" w:type="pct"/>
+            <w:tcW w:w="2361" w:type="pct"/>
             <w:tcBorders>
               <w:top w:val="single" w:sz="6" w:space="0" w:color="9DB3C6"/>
               <w:left w:val="single" w:sz="6" w:space="0" w:color="9DB3C6"/>
@@ -13928,37 +13934,37 @@
         </w:tc>
         <w:tc>
           <w:tcPr>
-            <w:tcW w:w="820" w:type="pct"/>
-            <w:tcBorders>
-              <w:top w:val="single" w:sz="6" w:space="0" w:color="9DB3C6"/>
-              <w:left w:val="single" w:sz="6" w:space="0" w:color="9DB3C6"/>
-              <w:bottom w:val="single" w:sz="6" w:space="0" w:color="9DB3C6"/>
-              <w:right w:val="single" w:sz="6" w:space="0" w:color="9DB3C6"/>
-            </w:tcBorders>
-            <w:tcMar>
-              <w:top w:w="60" w:type="dxa"/>
-              <w:left w:w="100" w:type="dxa"/>
-              <w:bottom w:w="60" w:type="dxa"/>
-              <w:right w:w="100" w:type="dxa"/>
-            </w:tcMar>
-            <w:hideMark/>
-          </w:tcPr>
-          <w:p>
-            <w:pPr>
-              <w:spacing w:before="80" w:after="40" w:line="240" w:lineRule="auto"/>
-              <w:rPr>
-                <w:rFonts w:eastAsia="Times New Roman"/>
-                <w:sz w:val="19"/>
-                <w:szCs w:val="19"/>
-              </w:rPr>
-            </w:pPr>
-            <w:r>
-              <w:rPr>
-                <w:rFonts w:eastAsia="Times New Roman"/>
-                <w:sz w:val="19"/>
-                <w:szCs w:val="19"/>
-              </w:rPr>
-              <w:t>Parcial</w:t>
+            <w:tcW w:w="823" w:type="pct"/>
+            <w:tcBorders>
+              <w:top w:val="single" w:sz="6" w:space="0" w:color="9DB3C6"/>
+              <w:left w:val="single" w:sz="6" w:space="0" w:color="9DB3C6"/>
+              <w:bottom w:val="single" w:sz="6" w:space="0" w:color="9DB3C6"/>
+              <w:right w:val="single" w:sz="6" w:space="0" w:color="9DB3C6"/>
+            </w:tcBorders>
+            <w:tcMar>
+              <w:top w:w="60" w:type="dxa"/>
+              <w:left w:w="100" w:type="dxa"/>
+              <w:bottom w:w="60" w:type="dxa"/>
+              <w:right w:w="100" w:type="dxa"/>
+            </w:tcMar>
+            <w:hideMark/>
+          </w:tcPr>
+          <w:p>
+            <w:pPr>
+              <w:spacing w:before="80" w:after="40" w:line="240" w:lineRule="auto"/>
+              <w:rPr>
+                <w:rFonts w:eastAsia="Times New Roman"/>
+                <w:sz w:val="19"/>
+                <w:szCs w:val="19"/>
+              </w:rPr>
+            </w:pPr>
+            <w:r>
+              <w:rPr>
+                <w:rFonts w:eastAsia="Times New Roman"/>
+                <w:sz w:val="19"/>
+                <w:szCs w:val="19"/>
+              </w:rPr>
+              <w:t>Implementado</w:t>
             </w:r>
           </w:p>
         </w:tc>
@@ -13973,7 +13979,7 @@
           <w:lang w:val="es-ES"/>
         </w:rPr>
       </w:pPr>
-      <w:bookmarkStart w:id="27" w:name="_Toc244086090"/>
+      <w:bookmarkStart w:id="27" w:name="_Toc244087182"/>
       <w:r>
         <w:rPr>
           <w:rFonts w:eastAsia="Times New Roman"/>
@@ -14175,7 +14181,7 @@
           <w:lang w:val="es-ES"/>
         </w:rPr>
       </w:pPr>
-      <w:bookmarkStart w:id="28" w:name="_Toc244086091"/>
+      <w:bookmarkStart w:id="28" w:name="_Toc244087183"/>
       <w:r>
         <w:rPr>
           <w:rFonts w:eastAsia="Times New Roman"/>
@@ -14283,7 +14289,7 @@
           <w:lang w:val="es-ES"/>
         </w:rPr>
       </w:pPr>
-      <w:bookmarkStart w:id="29" w:name="_Toc244086092"/>
+      <w:bookmarkStart w:id="29" w:name="_Toc244087184"/>
       <w:r>
         <w:rPr>
           <w:rFonts w:eastAsia="Times New Roman"/>
@@ -15345,7 +15351,7 @@
           <w:lang w:val="es-ES"/>
         </w:rPr>
       </w:pPr>
-      <w:bookmarkStart w:id="30" w:name="_Toc244086093"/>
+      <w:bookmarkStart w:id="30" w:name="_Toc244087185"/>
       <w:r>
         <w:rPr>
           <w:rFonts w:eastAsia="Times New Roman"/>
@@ -16612,7 +16618,7 @@
           <w:lang w:val="es-ES"/>
         </w:rPr>
       </w:pPr>
-      <w:bookmarkStart w:id="31" w:name="_Toc244086094"/>
+      <w:bookmarkStart w:id="31" w:name="_Toc244087186"/>
       <w:r>
         <w:rPr>
           <w:rFonts w:eastAsia="Times New Roman"/>
@@ -16645,7 +16651,7 @@
           <w:lang w:val="es-ES"/>
         </w:rPr>
       </w:pPr>
-      <w:bookmarkStart w:id="32" w:name="_Toc244086095"/>
+      <w:bookmarkStart w:id="32" w:name="_Toc244087187"/>
       <w:r>
         <w:rPr>
           <w:rFonts w:eastAsia="Times New Roman"/>
@@ -17193,7 +17199,7 @@
           <w:lang w:val="es-ES"/>
         </w:rPr>
       </w:pPr>
-      <w:bookmarkStart w:id="33" w:name="_Toc244086096"/>
+      <w:bookmarkStart w:id="33" w:name="_Toc244087188"/>
       <w:r>
         <w:rPr>
           <w:rFonts w:eastAsia="Times New Roman"/>
@@ -17741,7 +17747,7 @@
           <w:lang w:val="es-ES"/>
         </w:rPr>
       </w:pPr>
-      <w:bookmarkStart w:id="34" w:name="_Toc244086097"/>
+      <w:bookmarkStart w:id="34" w:name="_Toc244087189"/>
       <w:r>
         <w:rPr>
           <w:rFonts w:eastAsia="Times New Roman"/>
@@ -18290,7 +18296,7 @@
           <w:lang w:val="es-ES"/>
         </w:rPr>
       </w:pPr>
-      <w:bookmarkStart w:id="35" w:name="_Toc244086098"/>
+      <w:bookmarkStart w:id="35" w:name="_Toc244087190"/>
       <w:r>
         <w:rPr>
           <w:rFonts w:eastAsia="Times New Roman"/>
@@ -18838,7 +18844,7 @@
           <w:lang w:val="es-ES"/>
         </w:rPr>
       </w:pPr>
-      <w:bookmarkStart w:id="36" w:name="_Toc244086099"/>
+      <w:bookmarkStart w:id="36" w:name="_Toc244087191"/>
       <w:r>
         <w:rPr>
           <w:rFonts w:eastAsia="Times New Roman"/>
@@ -19386,7 +19392,7 @@
           <w:lang w:val="es-ES"/>
         </w:rPr>
       </w:pPr>
-      <w:bookmarkStart w:id="37" w:name="_Toc244086100"/>
+      <w:bookmarkStart w:id="37" w:name="_Toc244087192"/>
       <w:r>
         <w:rPr>
           <w:rFonts w:eastAsia="Times New Roman"/>
@@ -19935,7 +19941,7 @@
           <w:lang w:val="es-ES"/>
         </w:rPr>
       </w:pPr>
-      <w:bookmarkStart w:id="38" w:name="_Toc244086101"/>
+      <w:bookmarkStart w:id="38" w:name="_Toc244087193"/>
       <w:r>
         <w:rPr>
           <w:rFonts w:eastAsia="Times New Roman"/>
@@ -20483,7 +20489,7 @@
           <w:lang w:val="es-ES"/>
         </w:rPr>
       </w:pPr>
-      <w:bookmarkStart w:id="39" w:name="_Toc244086102"/>
+      <w:bookmarkStart w:id="39" w:name="_Toc244087194"/>
       <w:r>
         <w:rPr>
           <w:rFonts w:eastAsia="Times New Roman"/>
@@ -21031,7 +21037,7 @@
           <w:lang w:val="es-ES"/>
         </w:rPr>
       </w:pPr>
-      <w:bookmarkStart w:id="40" w:name="_Toc244086103"/>
+      <w:bookmarkStart w:id="40" w:name="_Toc244087195"/>
       <w:r>
         <w:rPr>
           <w:rFonts w:eastAsia="Times New Roman"/>
@@ -21606,7 +21612,7 @@
           <w:lang w:val="es-ES"/>
         </w:rPr>
       </w:pPr>
-      <w:bookmarkStart w:id="41" w:name="_Toc244086104"/>
+      <w:bookmarkStart w:id="41" w:name="_Toc244087196"/>
       <w:r>
         <w:rPr>
           <w:rFonts w:eastAsia="Times New Roman"/>
@@ -22154,7 +22160,7 @@
           <w:lang w:val="es-ES"/>
         </w:rPr>
       </w:pPr>
-      <w:bookmarkStart w:id="42" w:name="_Toc244086105"/>
+      <w:bookmarkStart w:id="42" w:name="_Toc244087197"/>
       <w:r>
         <w:rPr>
           <w:rFonts w:eastAsia="Times New Roman"/>
@@ -22702,7 +22708,7 @@
           <w:lang w:val="es-ES"/>
         </w:rPr>
       </w:pPr>
-      <w:bookmarkStart w:id="43" w:name="_Toc244086106"/>
+      <w:bookmarkStart w:id="43" w:name="_Toc244087198"/>
       <w:r>
         <w:rPr>
           <w:rFonts w:eastAsia="Times New Roman"/>
@@ -23251,7 +23257,7 @@
           <w:lang w:val="es-ES"/>
         </w:rPr>
       </w:pPr>
-      <w:bookmarkStart w:id="44" w:name="_Toc244086107"/>
+      <w:bookmarkStart w:id="44" w:name="_Toc244087199"/>
       <w:r>
         <w:rPr>
           <w:rFonts w:eastAsia="Times New Roman"/>
@@ -23799,7 +23805,7 @@
           <w:lang w:val="es-ES"/>
         </w:rPr>
       </w:pPr>
-      <w:bookmarkStart w:id="45" w:name="_Toc244086108"/>
+      <w:bookmarkStart w:id="45" w:name="_Toc244087200"/>
       <w:r>
         <w:rPr>
           <w:rFonts w:eastAsia="Times New Roman"/>
@@ -24347,7 +24353,7 @@
           <w:lang w:val="es-ES"/>
         </w:rPr>
       </w:pPr>
-      <w:bookmarkStart w:id="46" w:name="_Toc244086109"/>
+      <w:bookmarkStart w:id="46" w:name="_Toc244087201"/>
       <w:r>
         <w:rPr>
           <w:rFonts w:eastAsia="Times New Roman"/>
@@ -24896,7 +24902,7 @@
           <w:lang w:val="es-ES"/>
         </w:rPr>
       </w:pPr>
-      <w:bookmarkStart w:id="47" w:name="_Toc244086110"/>
+      <w:bookmarkStart w:id="47" w:name="_Toc244087202"/>
       <w:r>
         <w:rPr>
           <w:rFonts w:eastAsia="Times New Roman"/>
@@ -24935,11 +24941,11 @@
         <w:tblLook w:val="04A0" w:firstRow="1" w:lastRow="0" w:firstColumn="1" w:lastColumn="0" w:noHBand="0" w:noVBand="1"/>
       </w:tblPr>
       <w:tblGrid>
-        <w:gridCol w:w="1271"/>
-        <w:gridCol w:w="1043"/>
-        <w:gridCol w:w="1678"/>
-        <w:gridCol w:w="3608"/>
-        <w:gridCol w:w="1806"/>
+        <w:gridCol w:w="1270"/>
+        <w:gridCol w:w="1042"/>
+        <w:gridCol w:w="1676"/>
+        <w:gridCol w:w="3599"/>
+        <w:gridCol w:w="1819"/>
       </w:tblGrid>
       <w:tr>
         <w:trPr>
@@ -25029,7 +25035,7 @@
         </w:tc>
         <w:tc>
           <w:tcPr>
-            <w:tcW w:w="892" w:type="pct"/>
+            <w:tcW w:w="891" w:type="pct"/>
             <w:tcBorders>
               <w:top w:val="single" w:sz="6" w:space="0" w:color="9DB3C6"/>
               <w:left w:val="single" w:sz="6" w:space="0" w:color="9DB3C6"/>
@@ -25070,7 +25076,7 @@
         </w:tc>
         <w:tc>
           <w:tcPr>
-            <w:tcW w:w="1918" w:type="pct"/>
+            <w:tcW w:w="1913" w:type="pct"/>
             <w:tcBorders>
               <w:top w:val="single" w:sz="6" w:space="0" w:color="9DB3C6"/>
               <w:left w:val="single" w:sz="6" w:space="0" w:color="9DB3C6"/>
@@ -25111,7 +25117,7 @@
         </w:tc>
         <w:tc>
           <w:tcPr>
-            <w:tcW w:w="960" w:type="pct"/>
+            <w:tcW w:w="967" w:type="pct"/>
             <w:tcBorders>
               <w:top w:val="single" w:sz="6" w:space="0" w:color="9DB3C6"/>
               <w:left w:val="single" w:sz="6" w:space="0" w:color="9DB3C6"/>
@@ -25226,7 +25232,7 @@
         </w:tc>
         <w:tc>
           <w:tcPr>
-            <w:tcW w:w="892" w:type="pct"/>
+            <w:tcW w:w="891" w:type="pct"/>
             <w:tcBorders>
               <w:top w:val="single" w:sz="6" w:space="0" w:color="9DB3C6"/>
               <w:left w:val="single" w:sz="6" w:space="0" w:color="9DB3C6"/>
@@ -25262,7 +25268,7 @@
         </w:tc>
         <w:tc>
           <w:tcPr>
-            <w:tcW w:w="1918" w:type="pct"/>
+            <w:tcW w:w="1913" w:type="pct"/>
             <w:tcBorders>
               <w:top w:val="single" w:sz="6" w:space="0" w:color="9DB3C6"/>
               <w:left w:val="single" w:sz="6" w:space="0" w:color="9DB3C6"/>
@@ -25298,7 +25304,7 @@
         </w:tc>
         <w:tc>
           <w:tcPr>
-            <w:tcW w:w="960" w:type="pct"/>
+            <w:tcW w:w="967" w:type="pct"/>
             <w:tcBorders>
               <w:top w:val="single" w:sz="6" w:space="0" w:color="9DB3C6"/>
               <w:left w:val="single" w:sz="6" w:space="0" w:color="9DB3C6"/>
@@ -25408,7 +25414,7 @@
         </w:tc>
         <w:tc>
           <w:tcPr>
-            <w:tcW w:w="892" w:type="pct"/>
+            <w:tcW w:w="891" w:type="pct"/>
             <w:tcBorders>
               <w:top w:val="single" w:sz="6" w:space="0" w:color="9DB3C6"/>
               <w:left w:val="single" w:sz="6" w:space="0" w:color="9DB3C6"/>
@@ -25444,7 +25450,7 @@
         </w:tc>
         <w:tc>
           <w:tcPr>
-            <w:tcW w:w="1918" w:type="pct"/>
+            <w:tcW w:w="1913" w:type="pct"/>
             <w:tcBorders>
               <w:top w:val="single" w:sz="6" w:space="0" w:color="9DB3C6"/>
               <w:left w:val="single" w:sz="6" w:space="0" w:color="9DB3C6"/>
@@ -25480,7 +25486,7 @@
         </w:tc>
         <w:tc>
           <w:tcPr>
-            <w:tcW w:w="960" w:type="pct"/>
+            <w:tcW w:w="967" w:type="pct"/>
             <w:tcBorders>
               <w:top w:val="single" w:sz="6" w:space="0" w:color="9DB3C6"/>
               <w:left w:val="single" w:sz="6" w:space="0" w:color="9DB3C6"/>
@@ -25590,7 +25596,7 @@
         </w:tc>
         <w:tc>
           <w:tcPr>
-            <w:tcW w:w="892" w:type="pct"/>
+            <w:tcW w:w="891" w:type="pct"/>
             <w:tcBorders>
               <w:top w:val="single" w:sz="6" w:space="0" w:color="9DB3C6"/>
               <w:left w:val="single" w:sz="6" w:space="0" w:color="9DB3C6"/>
@@ -25626,7 +25632,7 @@
         </w:tc>
         <w:tc>
           <w:tcPr>
-            <w:tcW w:w="1918" w:type="pct"/>
+            <w:tcW w:w="1913" w:type="pct"/>
             <w:tcBorders>
               <w:top w:val="single" w:sz="6" w:space="0" w:color="9DB3C6"/>
               <w:left w:val="single" w:sz="6" w:space="0" w:color="9DB3C6"/>
@@ -25662,37 +25668,37 @@
         </w:tc>
         <w:tc>
           <w:tcPr>
-            <w:tcW w:w="960" w:type="pct"/>
-            <w:tcBorders>
-              <w:top w:val="single" w:sz="6" w:space="0" w:color="9DB3C6"/>
-              <w:left w:val="single" w:sz="6" w:space="0" w:color="9DB3C6"/>
-              <w:bottom w:val="single" w:sz="6" w:space="0" w:color="9DB3C6"/>
-              <w:right w:val="single" w:sz="6" w:space="0" w:color="9DB3C6"/>
-            </w:tcBorders>
-            <w:tcMar>
-              <w:top w:w="60" w:type="dxa"/>
-              <w:left w:w="100" w:type="dxa"/>
-              <w:bottom w:w="60" w:type="dxa"/>
-              <w:right w:w="100" w:type="dxa"/>
-            </w:tcMar>
-            <w:hideMark/>
-          </w:tcPr>
-          <w:p>
-            <w:pPr>
-              <w:spacing w:before="80" w:after="40" w:line="240" w:lineRule="auto"/>
-              <w:rPr>
-                <w:rFonts w:eastAsia="Times New Roman"/>
-                <w:sz w:val="19"/>
-                <w:szCs w:val="19"/>
-              </w:rPr>
-            </w:pPr>
-            <w:r>
-              <w:rPr>
-                <w:rFonts w:eastAsia="Times New Roman"/>
-                <w:sz w:val="19"/>
-                <w:szCs w:val="19"/>
-              </w:rPr>
-              <w:t>Parcial</w:t>
+            <w:tcW w:w="967" w:type="pct"/>
+            <w:tcBorders>
+              <w:top w:val="single" w:sz="6" w:space="0" w:color="9DB3C6"/>
+              <w:left w:val="single" w:sz="6" w:space="0" w:color="9DB3C6"/>
+              <w:bottom w:val="single" w:sz="6" w:space="0" w:color="9DB3C6"/>
+              <w:right w:val="single" w:sz="6" w:space="0" w:color="9DB3C6"/>
+            </w:tcBorders>
+            <w:tcMar>
+              <w:top w:w="60" w:type="dxa"/>
+              <w:left w:w="100" w:type="dxa"/>
+              <w:bottom w:w="60" w:type="dxa"/>
+              <w:right w:w="100" w:type="dxa"/>
+            </w:tcMar>
+            <w:hideMark/>
+          </w:tcPr>
+          <w:p>
+            <w:pPr>
+              <w:spacing w:before="80" w:after="40" w:line="240" w:lineRule="auto"/>
+              <w:rPr>
+                <w:rFonts w:eastAsia="Times New Roman"/>
+                <w:sz w:val="19"/>
+                <w:szCs w:val="19"/>
+              </w:rPr>
+            </w:pPr>
+            <w:r>
+              <w:rPr>
+                <w:rFonts w:eastAsia="Times New Roman"/>
+                <w:sz w:val="19"/>
+                <w:szCs w:val="19"/>
+              </w:rPr>
+              <w:t>Implementado</w:t>
             </w:r>
           </w:p>
         </w:tc>
@@ -25772,7 +25778,7 @@
         </w:tc>
         <w:tc>
           <w:tcPr>
-            <w:tcW w:w="892" w:type="pct"/>
+            <w:tcW w:w="891" w:type="pct"/>
             <w:tcBorders>
               <w:top w:val="single" w:sz="6" w:space="0" w:color="9DB3C6"/>
               <w:left w:val="single" w:sz="6" w:space="0" w:color="9DB3C6"/>
@@ -25808,7 +25814,7 @@
         </w:tc>
         <w:tc>
           <w:tcPr>
-            <w:tcW w:w="1918" w:type="pct"/>
+            <w:tcW w:w="1913" w:type="pct"/>
             <w:tcBorders>
               <w:top w:val="single" w:sz="6" w:space="0" w:color="9DB3C6"/>
               <w:left w:val="single" w:sz="6" w:space="0" w:color="9DB3C6"/>
@@ -25844,7 +25850,7 @@
         </w:tc>
         <w:tc>
           <w:tcPr>
-            <w:tcW w:w="960" w:type="pct"/>
+            <w:tcW w:w="967" w:type="pct"/>
             <w:tcBorders>
               <w:top w:val="single" w:sz="6" w:space="0" w:color="9DB3C6"/>
               <w:left w:val="single" w:sz="6" w:space="0" w:color="9DB3C6"/>
@@ -25954,7 +25960,7 @@
         </w:tc>
         <w:tc>
           <w:tcPr>
-            <w:tcW w:w="892" w:type="pct"/>
+            <w:tcW w:w="891" w:type="pct"/>
             <w:tcBorders>
               <w:top w:val="single" w:sz="6" w:space="0" w:color="9DB3C6"/>
               <w:left w:val="single" w:sz="6" w:space="0" w:color="9DB3C6"/>
@@ -25990,7 +25996,7 @@
         </w:tc>
         <w:tc>
           <w:tcPr>
-            <w:tcW w:w="1918" w:type="pct"/>
+            <w:tcW w:w="1913" w:type="pct"/>
             <w:tcBorders>
               <w:top w:val="single" w:sz="6" w:space="0" w:color="9DB3C6"/>
               <w:left w:val="single" w:sz="6" w:space="0" w:color="9DB3C6"/>
@@ -26026,37 +26032,37 @@
         </w:tc>
         <w:tc>
           <w:tcPr>
-            <w:tcW w:w="960" w:type="pct"/>
-            <w:tcBorders>
-              <w:top w:val="single" w:sz="6" w:space="0" w:color="9DB3C6"/>
-              <w:left w:val="single" w:sz="6" w:space="0" w:color="9DB3C6"/>
-              <w:bottom w:val="single" w:sz="6" w:space="0" w:color="9DB3C6"/>
-              <w:right w:val="single" w:sz="6" w:space="0" w:color="9DB3C6"/>
-            </w:tcBorders>
-            <w:tcMar>
-              <w:top w:w="60" w:type="dxa"/>
-              <w:left w:w="100" w:type="dxa"/>
-              <w:bottom w:w="60" w:type="dxa"/>
-              <w:right w:w="100" w:type="dxa"/>
-            </w:tcMar>
-            <w:hideMark/>
-          </w:tcPr>
-          <w:p>
-            <w:pPr>
-              <w:spacing w:before="80" w:after="40" w:line="240" w:lineRule="auto"/>
-              <w:rPr>
-                <w:rFonts w:eastAsia="Times New Roman"/>
-                <w:sz w:val="19"/>
-                <w:szCs w:val="19"/>
-              </w:rPr>
-            </w:pPr>
-            <w:r>
-              <w:rPr>
-                <w:rFonts w:eastAsia="Times New Roman"/>
-                <w:sz w:val="19"/>
-                <w:szCs w:val="19"/>
-              </w:rPr>
-              <w:t>Parcial</w:t>
+            <w:tcW w:w="967" w:type="pct"/>
+            <w:tcBorders>
+              <w:top w:val="single" w:sz="6" w:space="0" w:color="9DB3C6"/>
+              <w:left w:val="single" w:sz="6" w:space="0" w:color="9DB3C6"/>
+              <w:bottom w:val="single" w:sz="6" w:space="0" w:color="9DB3C6"/>
+              <w:right w:val="single" w:sz="6" w:space="0" w:color="9DB3C6"/>
+            </w:tcBorders>
+            <w:tcMar>
+              <w:top w:w="60" w:type="dxa"/>
+              <w:left w:w="100" w:type="dxa"/>
+              <w:bottom w:w="60" w:type="dxa"/>
+              <w:right w:w="100" w:type="dxa"/>
+            </w:tcMar>
+            <w:hideMark/>
+          </w:tcPr>
+          <w:p>
+            <w:pPr>
+              <w:spacing w:before="80" w:after="40" w:line="240" w:lineRule="auto"/>
+              <w:rPr>
+                <w:rFonts w:eastAsia="Times New Roman"/>
+                <w:sz w:val="19"/>
+                <w:szCs w:val="19"/>
+              </w:rPr>
+            </w:pPr>
+            <w:r>
+              <w:rPr>
+                <w:rFonts w:eastAsia="Times New Roman"/>
+                <w:sz w:val="19"/>
+                <w:szCs w:val="19"/>
+              </w:rPr>
+              <w:t>Implementado</w:t>
             </w:r>
           </w:p>
         </w:tc>
@@ -26136,7 +26142,7 @@
         </w:tc>
         <w:tc>
           <w:tcPr>
-            <w:tcW w:w="892" w:type="pct"/>
+            <w:tcW w:w="891" w:type="pct"/>
             <w:tcBorders>
               <w:top w:val="single" w:sz="6" w:space="0" w:color="9DB3C6"/>
               <w:left w:val="single" w:sz="6" w:space="0" w:color="9DB3C6"/>
@@ -26172,7 +26178,7 @@
         </w:tc>
         <w:tc>
           <w:tcPr>
-            <w:tcW w:w="1918" w:type="pct"/>
+            <w:tcW w:w="1913" w:type="pct"/>
             <w:tcBorders>
               <w:top w:val="single" w:sz="6" w:space="0" w:color="9DB3C6"/>
               <w:left w:val="single" w:sz="6" w:space="0" w:color="9DB3C6"/>
@@ -26208,37 +26214,37 @@
         </w:tc>
         <w:tc>
           <w:tcPr>
-            <w:tcW w:w="960" w:type="pct"/>
-            <w:tcBorders>
-              <w:top w:val="single" w:sz="6" w:space="0" w:color="9DB3C6"/>
-              <w:left w:val="single" w:sz="6" w:space="0" w:color="9DB3C6"/>
-              <w:bottom w:val="single" w:sz="6" w:space="0" w:color="9DB3C6"/>
-              <w:right w:val="single" w:sz="6" w:space="0" w:color="9DB3C6"/>
-            </w:tcBorders>
-            <w:tcMar>
-              <w:top w:w="60" w:type="dxa"/>
-              <w:left w:w="100" w:type="dxa"/>
-              <w:bottom w:w="60" w:type="dxa"/>
-              <w:right w:w="100" w:type="dxa"/>
-            </w:tcMar>
-            <w:hideMark/>
-          </w:tcPr>
-          <w:p>
-            <w:pPr>
-              <w:spacing w:before="80" w:after="40" w:line="240" w:lineRule="auto"/>
-              <w:rPr>
-                <w:rFonts w:eastAsia="Times New Roman"/>
-                <w:sz w:val="19"/>
-                <w:szCs w:val="19"/>
-              </w:rPr>
-            </w:pPr>
-            <w:r>
-              <w:rPr>
-                <w:rFonts w:eastAsia="Times New Roman"/>
-                <w:sz w:val="19"/>
-                <w:szCs w:val="19"/>
-              </w:rPr>
-              <w:t>Parcial</w:t>
+            <w:tcW w:w="967" w:type="pct"/>
+            <w:tcBorders>
+              <w:top w:val="single" w:sz="6" w:space="0" w:color="9DB3C6"/>
+              <w:left w:val="single" w:sz="6" w:space="0" w:color="9DB3C6"/>
+              <w:bottom w:val="single" w:sz="6" w:space="0" w:color="9DB3C6"/>
+              <w:right w:val="single" w:sz="6" w:space="0" w:color="9DB3C6"/>
+            </w:tcBorders>
+            <w:tcMar>
+              <w:top w:w="60" w:type="dxa"/>
+              <w:left w:w="100" w:type="dxa"/>
+              <w:bottom w:w="60" w:type="dxa"/>
+              <w:right w:w="100" w:type="dxa"/>
+            </w:tcMar>
+            <w:hideMark/>
+          </w:tcPr>
+          <w:p>
+            <w:pPr>
+              <w:spacing w:before="80" w:after="40" w:line="240" w:lineRule="auto"/>
+              <w:rPr>
+                <w:rFonts w:eastAsia="Times New Roman"/>
+                <w:sz w:val="19"/>
+                <w:szCs w:val="19"/>
+              </w:rPr>
+            </w:pPr>
+            <w:r>
+              <w:rPr>
+                <w:rFonts w:eastAsia="Times New Roman"/>
+                <w:sz w:val="19"/>
+                <w:szCs w:val="19"/>
+              </w:rPr>
+              <w:t>Implementado</w:t>
             </w:r>
           </w:p>
         </w:tc>
@@ -26318,7 +26324,7 @@
         </w:tc>
         <w:tc>
           <w:tcPr>
-            <w:tcW w:w="892" w:type="pct"/>
+            <w:tcW w:w="891" w:type="pct"/>
             <w:tcBorders>
               <w:top w:val="single" w:sz="6" w:space="0" w:color="9DB3C6"/>
               <w:left w:val="single" w:sz="6" w:space="0" w:color="9DB3C6"/>
@@ -26354,7 +26360,7 @@
         </w:tc>
         <w:tc>
           <w:tcPr>
-            <w:tcW w:w="1918" w:type="pct"/>
+            <w:tcW w:w="1913" w:type="pct"/>
             <w:tcBorders>
               <w:top w:val="single" w:sz="6" w:space="0" w:color="9DB3C6"/>
               <w:left w:val="single" w:sz="6" w:space="0" w:color="9DB3C6"/>
@@ -26390,37 +26396,37 @@
         </w:tc>
         <w:tc>
           <w:tcPr>
-            <w:tcW w:w="960" w:type="pct"/>
-            <w:tcBorders>
-              <w:top w:val="single" w:sz="6" w:space="0" w:color="9DB3C6"/>
-              <w:left w:val="single" w:sz="6" w:space="0" w:color="9DB3C6"/>
-              <w:bottom w:val="single" w:sz="6" w:space="0" w:color="9DB3C6"/>
-              <w:right w:val="single" w:sz="6" w:space="0" w:color="9DB3C6"/>
-            </w:tcBorders>
-            <w:tcMar>
-              <w:top w:w="60" w:type="dxa"/>
-              <w:left w:w="100" w:type="dxa"/>
-              <w:bottom w:w="60" w:type="dxa"/>
-              <w:right w:w="100" w:type="dxa"/>
-            </w:tcMar>
-            <w:hideMark/>
-          </w:tcPr>
-          <w:p>
-            <w:pPr>
-              <w:spacing w:before="80" w:after="40" w:line="240" w:lineRule="auto"/>
-              <w:rPr>
-                <w:rFonts w:eastAsia="Times New Roman"/>
-                <w:sz w:val="19"/>
-                <w:szCs w:val="19"/>
-              </w:rPr>
-            </w:pPr>
-            <w:r>
-              <w:rPr>
-                <w:rFonts w:eastAsia="Times New Roman"/>
-                <w:sz w:val="19"/>
-                <w:szCs w:val="19"/>
-              </w:rPr>
-              <w:t>Pendiente</w:t>
+            <w:tcW w:w="967" w:type="pct"/>
+            <w:tcBorders>
+              <w:top w:val="single" w:sz="6" w:space="0" w:color="9DB3C6"/>
+              <w:left w:val="single" w:sz="6" w:space="0" w:color="9DB3C6"/>
+              <w:bottom w:val="single" w:sz="6" w:space="0" w:color="9DB3C6"/>
+              <w:right w:val="single" w:sz="6" w:space="0" w:color="9DB3C6"/>
+            </w:tcBorders>
+            <w:tcMar>
+              <w:top w:w="60" w:type="dxa"/>
+              <w:left w:w="100" w:type="dxa"/>
+              <w:bottom w:w="60" w:type="dxa"/>
+              <w:right w:w="100" w:type="dxa"/>
+            </w:tcMar>
+            <w:hideMark/>
+          </w:tcPr>
+          <w:p>
+            <w:pPr>
+              <w:spacing w:before="80" w:after="40" w:line="240" w:lineRule="auto"/>
+              <w:rPr>
+                <w:rFonts w:eastAsia="Times New Roman"/>
+                <w:sz w:val="19"/>
+                <w:szCs w:val="19"/>
+              </w:rPr>
+            </w:pPr>
+            <w:r>
+              <w:rPr>
+                <w:rFonts w:eastAsia="Times New Roman"/>
+                <w:sz w:val="19"/>
+                <w:szCs w:val="19"/>
+              </w:rPr>
+              <w:t>Parcial</w:t>
             </w:r>
           </w:p>
         </w:tc>
@@ -26500,7 +26506,7 @@
         </w:tc>
         <w:tc>
           <w:tcPr>
-            <w:tcW w:w="892" w:type="pct"/>
+            <w:tcW w:w="891" w:type="pct"/>
             <w:tcBorders>
               <w:top w:val="single" w:sz="6" w:space="0" w:color="9DB3C6"/>
               <w:left w:val="single" w:sz="6" w:space="0" w:color="9DB3C6"/>
@@ -26536,7 +26542,7 @@
         </w:tc>
         <w:tc>
           <w:tcPr>
-            <w:tcW w:w="1918" w:type="pct"/>
+            <w:tcW w:w="1913" w:type="pct"/>
             <w:tcBorders>
               <w:top w:val="single" w:sz="6" w:space="0" w:color="9DB3C6"/>
               <w:left w:val="single" w:sz="6" w:space="0" w:color="9DB3C6"/>
@@ -26572,37 +26578,37 @@
         </w:tc>
         <w:tc>
           <w:tcPr>
-            <w:tcW w:w="960" w:type="pct"/>
-            <w:tcBorders>
-              <w:top w:val="single" w:sz="6" w:space="0" w:color="9DB3C6"/>
-              <w:left w:val="single" w:sz="6" w:space="0" w:color="9DB3C6"/>
-              <w:bottom w:val="single" w:sz="6" w:space="0" w:color="9DB3C6"/>
-              <w:right w:val="single" w:sz="6" w:space="0" w:color="9DB3C6"/>
-            </w:tcBorders>
-            <w:tcMar>
-              <w:top w:w="60" w:type="dxa"/>
-              <w:left w:w="100" w:type="dxa"/>
-              <w:bottom w:w="60" w:type="dxa"/>
-              <w:right w:w="100" w:type="dxa"/>
-            </w:tcMar>
-            <w:hideMark/>
-          </w:tcPr>
-          <w:p>
-            <w:pPr>
-              <w:spacing w:before="80" w:after="40" w:line="240" w:lineRule="auto"/>
-              <w:rPr>
-                <w:rFonts w:eastAsia="Times New Roman"/>
-                <w:sz w:val="19"/>
-                <w:szCs w:val="19"/>
-              </w:rPr>
-            </w:pPr>
-            <w:r>
-              <w:rPr>
-                <w:rFonts w:eastAsia="Times New Roman"/>
-                <w:sz w:val="19"/>
-                <w:szCs w:val="19"/>
-              </w:rPr>
-              <w:t>Pendiente</w:t>
+            <w:tcW w:w="967" w:type="pct"/>
+            <w:tcBorders>
+              <w:top w:val="single" w:sz="6" w:space="0" w:color="9DB3C6"/>
+              <w:left w:val="single" w:sz="6" w:space="0" w:color="9DB3C6"/>
+              <w:bottom w:val="single" w:sz="6" w:space="0" w:color="9DB3C6"/>
+              <w:right w:val="single" w:sz="6" w:space="0" w:color="9DB3C6"/>
+            </w:tcBorders>
+            <w:tcMar>
+              <w:top w:w="60" w:type="dxa"/>
+              <w:left w:w="100" w:type="dxa"/>
+              <w:bottom w:w="60" w:type="dxa"/>
+              <w:right w:w="100" w:type="dxa"/>
+            </w:tcMar>
+            <w:hideMark/>
+          </w:tcPr>
+          <w:p>
+            <w:pPr>
+              <w:spacing w:before="80" w:after="40" w:line="240" w:lineRule="auto"/>
+              <w:rPr>
+                <w:rFonts w:eastAsia="Times New Roman"/>
+                <w:sz w:val="19"/>
+                <w:szCs w:val="19"/>
+              </w:rPr>
+            </w:pPr>
+            <w:r>
+              <w:rPr>
+                <w:rFonts w:eastAsia="Times New Roman"/>
+                <w:sz w:val="19"/>
+                <w:szCs w:val="19"/>
+              </w:rPr>
+              <w:t>Implementado</w:t>
             </w:r>
           </w:p>
         </w:tc>
@@ -26682,7 +26688,7 @@
         </w:tc>
         <w:tc>
           <w:tcPr>
-            <w:tcW w:w="892" w:type="pct"/>
+            <w:tcW w:w="891" w:type="pct"/>
             <w:tcBorders>
               <w:top w:val="single" w:sz="6" w:space="0" w:color="9DB3C6"/>
               <w:left w:val="single" w:sz="6" w:space="0" w:color="9DB3C6"/>
@@ -26718,7 +26724,7 @@
         </w:tc>
         <w:tc>
           <w:tcPr>
-            <w:tcW w:w="1918" w:type="pct"/>
+            <w:tcW w:w="1913" w:type="pct"/>
             <w:tcBorders>
               <w:top w:val="single" w:sz="6" w:space="0" w:color="9DB3C6"/>
               <w:left w:val="single" w:sz="6" w:space="0" w:color="9DB3C6"/>
@@ -26754,37 +26760,37 @@
         </w:tc>
         <w:tc>
           <w:tcPr>
-            <w:tcW w:w="960" w:type="pct"/>
-            <w:tcBorders>
-              <w:top w:val="single" w:sz="6" w:space="0" w:color="9DB3C6"/>
-              <w:left w:val="single" w:sz="6" w:space="0" w:color="9DB3C6"/>
-              <w:bottom w:val="single" w:sz="6" w:space="0" w:color="9DB3C6"/>
-              <w:right w:val="single" w:sz="6" w:space="0" w:color="9DB3C6"/>
-            </w:tcBorders>
-            <w:tcMar>
-              <w:top w:w="60" w:type="dxa"/>
-              <w:left w:w="100" w:type="dxa"/>
-              <w:bottom w:w="60" w:type="dxa"/>
-              <w:right w:w="100" w:type="dxa"/>
-            </w:tcMar>
-            <w:hideMark/>
-          </w:tcPr>
-          <w:p>
-            <w:pPr>
-              <w:spacing w:before="80" w:after="40" w:line="240" w:lineRule="auto"/>
-              <w:rPr>
-                <w:rFonts w:eastAsia="Times New Roman"/>
-                <w:sz w:val="19"/>
-                <w:szCs w:val="19"/>
-              </w:rPr>
-            </w:pPr>
-            <w:r>
-              <w:rPr>
-                <w:rFonts w:eastAsia="Times New Roman"/>
-                <w:sz w:val="19"/>
-                <w:szCs w:val="19"/>
-              </w:rPr>
-              <w:t>Parcial</w:t>
+            <w:tcW w:w="967" w:type="pct"/>
+            <w:tcBorders>
+              <w:top w:val="single" w:sz="6" w:space="0" w:color="9DB3C6"/>
+              <w:left w:val="single" w:sz="6" w:space="0" w:color="9DB3C6"/>
+              <w:bottom w:val="single" w:sz="6" w:space="0" w:color="9DB3C6"/>
+              <w:right w:val="single" w:sz="6" w:space="0" w:color="9DB3C6"/>
+            </w:tcBorders>
+            <w:tcMar>
+              <w:top w:w="60" w:type="dxa"/>
+              <w:left w:w="100" w:type="dxa"/>
+              <w:bottom w:w="60" w:type="dxa"/>
+              <w:right w:w="100" w:type="dxa"/>
+            </w:tcMar>
+            <w:hideMark/>
+          </w:tcPr>
+          <w:p>
+            <w:pPr>
+              <w:spacing w:before="80" w:after="40" w:line="240" w:lineRule="auto"/>
+              <w:rPr>
+                <w:rFonts w:eastAsia="Times New Roman"/>
+                <w:sz w:val="19"/>
+                <w:szCs w:val="19"/>
+              </w:rPr>
+            </w:pPr>
+            <w:r>
+              <w:rPr>
+                <w:rFonts w:eastAsia="Times New Roman"/>
+                <w:sz w:val="19"/>
+                <w:szCs w:val="19"/>
+              </w:rPr>
+              <w:t>Implementado</w:t>
             </w:r>
           </w:p>
         </w:tc>
@@ -26864,7 +26870,7 @@
         </w:tc>
         <w:tc>
           <w:tcPr>
-            <w:tcW w:w="892" w:type="pct"/>
+            <w:tcW w:w="891" w:type="pct"/>
             <w:tcBorders>
               <w:top w:val="single" w:sz="6" w:space="0" w:color="9DB3C6"/>
               <w:left w:val="single" w:sz="6" w:space="0" w:color="9DB3C6"/>
@@ -26900,7 +26906,7 @@
         </w:tc>
         <w:tc>
           <w:tcPr>
-            <w:tcW w:w="1918" w:type="pct"/>
+            <w:tcW w:w="1913" w:type="pct"/>
             <w:tcBorders>
               <w:top w:val="single" w:sz="6" w:space="0" w:color="9DB3C6"/>
               <w:left w:val="single" w:sz="6" w:space="0" w:color="9DB3C6"/>
@@ -26936,37 +26942,37 @@
         </w:tc>
         <w:tc>
           <w:tcPr>
-            <w:tcW w:w="960" w:type="pct"/>
-            <w:tcBorders>
-              <w:top w:val="single" w:sz="6" w:space="0" w:color="9DB3C6"/>
-              <w:left w:val="single" w:sz="6" w:space="0" w:color="9DB3C6"/>
-              <w:bottom w:val="single" w:sz="6" w:space="0" w:color="9DB3C6"/>
-              <w:right w:val="single" w:sz="6" w:space="0" w:color="9DB3C6"/>
-            </w:tcBorders>
-            <w:tcMar>
-              <w:top w:w="60" w:type="dxa"/>
-              <w:left w:w="100" w:type="dxa"/>
-              <w:bottom w:w="60" w:type="dxa"/>
-              <w:right w:w="100" w:type="dxa"/>
-            </w:tcMar>
-            <w:hideMark/>
-          </w:tcPr>
-          <w:p>
-            <w:pPr>
-              <w:spacing w:before="80" w:after="40" w:line="240" w:lineRule="auto"/>
-              <w:rPr>
-                <w:rFonts w:eastAsia="Times New Roman"/>
-                <w:sz w:val="19"/>
-                <w:szCs w:val="19"/>
-              </w:rPr>
-            </w:pPr>
-            <w:r>
-              <w:rPr>
-                <w:rFonts w:eastAsia="Times New Roman"/>
-                <w:sz w:val="19"/>
-                <w:szCs w:val="19"/>
-              </w:rPr>
-              <w:t>Pendiente</w:t>
+            <w:tcW w:w="967" w:type="pct"/>
+            <w:tcBorders>
+              <w:top w:val="single" w:sz="6" w:space="0" w:color="9DB3C6"/>
+              <w:left w:val="single" w:sz="6" w:space="0" w:color="9DB3C6"/>
+              <w:bottom w:val="single" w:sz="6" w:space="0" w:color="9DB3C6"/>
+              <w:right w:val="single" w:sz="6" w:space="0" w:color="9DB3C6"/>
+            </w:tcBorders>
+            <w:tcMar>
+              <w:top w:w="60" w:type="dxa"/>
+              <w:left w:w="100" w:type="dxa"/>
+              <w:bottom w:w="60" w:type="dxa"/>
+              <w:right w:w="100" w:type="dxa"/>
+            </w:tcMar>
+            <w:hideMark/>
+          </w:tcPr>
+          <w:p>
+            <w:pPr>
+              <w:spacing w:before="80" w:after="40" w:line="240" w:lineRule="auto"/>
+              <w:rPr>
+                <w:rFonts w:eastAsia="Times New Roman"/>
+                <w:sz w:val="19"/>
+                <w:szCs w:val="19"/>
+              </w:rPr>
+            </w:pPr>
+            <w:r>
+              <w:rPr>
+                <w:rFonts w:eastAsia="Times New Roman"/>
+                <w:sz w:val="19"/>
+                <w:szCs w:val="19"/>
+              </w:rPr>
+              <w:t>Implementado</w:t>
             </w:r>
           </w:p>
         </w:tc>
@@ -27046,7 +27052,7 @@
         </w:tc>
         <w:tc>
           <w:tcPr>
-            <w:tcW w:w="892" w:type="pct"/>
+            <w:tcW w:w="891" w:type="pct"/>
             <w:tcBorders>
               <w:top w:val="single" w:sz="6" w:space="0" w:color="9DB3C6"/>
               <w:left w:val="single" w:sz="6" w:space="0" w:color="9DB3C6"/>
@@ -27082,7 +27088,7 @@
         </w:tc>
         <w:tc>
           <w:tcPr>
-            <w:tcW w:w="1918" w:type="pct"/>
+            <w:tcW w:w="1913" w:type="pct"/>
             <w:tcBorders>
               <w:top w:val="single" w:sz="6" w:space="0" w:color="9DB3C6"/>
               <w:left w:val="single" w:sz="6" w:space="0" w:color="9DB3C6"/>
@@ -27118,7 +27124,7 @@
         </w:tc>
         <w:tc>
           <w:tcPr>
-            <w:tcW w:w="960" w:type="pct"/>
+            <w:tcW w:w="967" w:type="pct"/>
             <w:tcBorders>
               <w:top w:val="single" w:sz="6" w:space="0" w:color="9DB3C6"/>
               <w:left w:val="single" w:sz="6" w:space="0" w:color="9DB3C6"/>
@@ -27228,7 +27234,7 @@
         </w:tc>
         <w:tc>
           <w:tcPr>
-            <w:tcW w:w="892" w:type="pct"/>
+            <w:tcW w:w="891" w:type="pct"/>
             <w:tcBorders>
               <w:top w:val="single" w:sz="6" w:space="0" w:color="9DB3C6"/>
               <w:left w:val="single" w:sz="6" w:space="0" w:color="9DB3C6"/>
@@ -27264,7 +27270,7 @@
         </w:tc>
         <w:tc>
           <w:tcPr>
-            <w:tcW w:w="1918" w:type="pct"/>
+            <w:tcW w:w="1913" w:type="pct"/>
             <w:tcBorders>
               <w:top w:val="single" w:sz="6" w:space="0" w:color="9DB3C6"/>
               <w:left w:val="single" w:sz="6" w:space="0" w:color="9DB3C6"/>
@@ -27300,7 +27306,7 @@
         </w:tc>
         <w:tc>
           <w:tcPr>
-            <w:tcW w:w="960" w:type="pct"/>
+            <w:tcW w:w="967" w:type="pct"/>
             <w:tcBorders>
               <w:top w:val="single" w:sz="6" w:space="0" w:color="9DB3C6"/>
               <w:left w:val="single" w:sz="6" w:space="0" w:color="9DB3C6"/>
@@ -27411,7 +27417,7 @@
         </w:tc>
         <w:tc>
           <w:tcPr>
-            <w:tcW w:w="892" w:type="pct"/>
+            <w:tcW w:w="891" w:type="pct"/>
             <w:tcBorders>
               <w:top w:val="single" w:sz="6" w:space="0" w:color="9DB3C6"/>
               <w:left w:val="single" w:sz="6" w:space="0" w:color="9DB3C6"/>
@@ -27447,7 +27453,7 @@
         </w:tc>
         <w:tc>
           <w:tcPr>
-            <w:tcW w:w="1918" w:type="pct"/>
+            <w:tcW w:w="1913" w:type="pct"/>
             <w:tcBorders>
               <w:top w:val="single" w:sz="6" w:space="0" w:color="9DB3C6"/>
               <w:left w:val="single" w:sz="6" w:space="0" w:color="9DB3C6"/>
@@ -27483,7 +27489,7 @@
         </w:tc>
         <w:tc>
           <w:tcPr>
-            <w:tcW w:w="960" w:type="pct"/>
+            <w:tcW w:w="967" w:type="pct"/>
             <w:tcBorders>
               <w:top w:val="single" w:sz="6" w:space="0" w:color="9DB3C6"/>
               <w:left w:val="single" w:sz="6" w:space="0" w:color="9DB3C6"/>
@@ -27594,7 +27600,7 @@
         </w:tc>
         <w:tc>
           <w:tcPr>
-            <w:tcW w:w="892" w:type="pct"/>
+            <w:tcW w:w="891" w:type="pct"/>
             <w:tcBorders>
               <w:top w:val="single" w:sz="6" w:space="0" w:color="9DB3C6"/>
               <w:left w:val="single" w:sz="6" w:space="0" w:color="9DB3C6"/>
@@ -27630,7 +27636,7 @@
         </w:tc>
         <w:tc>
           <w:tcPr>
-            <w:tcW w:w="1918" w:type="pct"/>
+            <w:tcW w:w="1913" w:type="pct"/>
             <w:tcBorders>
               <w:top w:val="single" w:sz="6" w:space="0" w:color="9DB3C6"/>
               <w:left w:val="single" w:sz="6" w:space="0" w:color="9DB3C6"/>
@@ -27666,7 +27672,7 @@
         </w:tc>
         <w:tc>
           <w:tcPr>
-            <w:tcW w:w="960" w:type="pct"/>
+            <w:tcW w:w="967" w:type="pct"/>
             <w:tcBorders>
               <w:top w:val="single" w:sz="6" w:space="0" w:color="9DB3C6"/>
               <w:left w:val="single" w:sz="6" w:space="0" w:color="9DB3C6"/>
@@ -27776,7 +27782,7 @@
         </w:tc>
         <w:tc>
           <w:tcPr>
-            <w:tcW w:w="892" w:type="pct"/>
+            <w:tcW w:w="891" w:type="pct"/>
             <w:tcBorders>
               <w:top w:val="single" w:sz="6" w:space="0" w:color="9DB3C6"/>
               <w:left w:val="single" w:sz="6" w:space="0" w:color="9DB3C6"/>
@@ -27812,7 +27818,7 @@
         </w:tc>
         <w:tc>
           <w:tcPr>
-            <w:tcW w:w="1918" w:type="pct"/>
+            <w:tcW w:w="1913" w:type="pct"/>
             <w:tcBorders>
               <w:top w:val="single" w:sz="6" w:space="0" w:color="9DB3C6"/>
               <w:left w:val="single" w:sz="6" w:space="0" w:color="9DB3C6"/>
@@ -27848,7 +27854,7 @@
         </w:tc>
         <w:tc>
           <w:tcPr>
-            <w:tcW w:w="960" w:type="pct"/>
+            <w:tcW w:w="967" w:type="pct"/>
             <w:tcBorders>
               <w:top w:val="single" w:sz="6" w:space="0" w:color="9DB3C6"/>
               <w:left w:val="single" w:sz="6" w:space="0" w:color="9DB3C6"/>
@@ -27959,7 +27965,7 @@
         </w:tc>
         <w:tc>
           <w:tcPr>
-            <w:tcW w:w="892" w:type="pct"/>
+            <w:tcW w:w="891" w:type="pct"/>
             <w:tcBorders>
               <w:top w:val="single" w:sz="6" w:space="0" w:color="9DB3C6"/>
               <w:left w:val="single" w:sz="6" w:space="0" w:color="9DB3C6"/>
@@ -27995,7 +28001,7 @@
         </w:tc>
         <w:tc>
           <w:tcPr>
-            <w:tcW w:w="1918" w:type="pct"/>
+            <w:tcW w:w="1913" w:type="pct"/>
             <w:tcBorders>
               <w:top w:val="single" w:sz="6" w:space="0" w:color="9DB3C6"/>
               <w:left w:val="single" w:sz="6" w:space="0" w:color="9DB3C6"/>
@@ -28031,37 +28037,37 @@
         </w:tc>
         <w:tc>
           <w:tcPr>
-            <w:tcW w:w="960" w:type="pct"/>
-            <w:tcBorders>
-              <w:top w:val="single" w:sz="6" w:space="0" w:color="9DB3C6"/>
-              <w:left w:val="single" w:sz="6" w:space="0" w:color="9DB3C6"/>
-              <w:bottom w:val="single" w:sz="6" w:space="0" w:color="9DB3C6"/>
-              <w:right w:val="single" w:sz="6" w:space="0" w:color="9DB3C6"/>
-            </w:tcBorders>
-            <w:tcMar>
-              <w:top w:w="60" w:type="dxa"/>
-              <w:left w:w="100" w:type="dxa"/>
-              <w:bottom w:w="60" w:type="dxa"/>
-              <w:right w:w="100" w:type="dxa"/>
-            </w:tcMar>
-            <w:hideMark/>
-          </w:tcPr>
-          <w:p>
-            <w:pPr>
-              <w:spacing w:before="80" w:after="40" w:line="240" w:lineRule="auto"/>
-              <w:rPr>
-                <w:rFonts w:eastAsia="Times New Roman"/>
-                <w:sz w:val="19"/>
-                <w:szCs w:val="19"/>
-              </w:rPr>
-            </w:pPr>
-            <w:r>
-              <w:rPr>
-                <w:rFonts w:eastAsia="Times New Roman"/>
-                <w:sz w:val="19"/>
-                <w:szCs w:val="19"/>
-              </w:rPr>
-              <w:t>Pendiente</w:t>
+            <w:tcW w:w="967" w:type="pct"/>
+            <w:tcBorders>
+              <w:top w:val="single" w:sz="6" w:space="0" w:color="9DB3C6"/>
+              <w:left w:val="single" w:sz="6" w:space="0" w:color="9DB3C6"/>
+              <w:bottom w:val="single" w:sz="6" w:space="0" w:color="9DB3C6"/>
+              <w:right w:val="single" w:sz="6" w:space="0" w:color="9DB3C6"/>
+            </w:tcBorders>
+            <w:tcMar>
+              <w:top w:w="60" w:type="dxa"/>
+              <w:left w:w="100" w:type="dxa"/>
+              <w:bottom w:w="60" w:type="dxa"/>
+              <w:right w:w="100" w:type="dxa"/>
+            </w:tcMar>
+            <w:hideMark/>
+          </w:tcPr>
+          <w:p>
+            <w:pPr>
+              <w:spacing w:before="80" w:after="40" w:line="240" w:lineRule="auto"/>
+              <w:rPr>
+                <w:rFonts w:eastAsia="Times New Roman"/>
+                <w:sz w:val="19"/>
+                <w:szCs w:val="19"/>
+              </w:rPr>
+            </w:pPr>
+            <w:r>
+              <w:rPr>
+                <w:rFonts w:eastAsia="Times New Roman"/>
+                <w:sz w:val="19"/>
+                <w:szCs w:val="19"/>
+              </w:rPr>
+              <w:t>Implementado</w:t>
             </w:r>
           </w:p>
         </w:tc>
@@ -28141,7 +28147,7 @@
         </w:tc>
         <w:tc>
           <w:tcPr>
-            <w:tcW w:w="892" w:type="pct"/>
+            <w:tcW w:w="891" w:type="pct"/>
             <w:tcBorders>
               <w:top w:val="single" w:sz="6" w:space="0" w:color="9DB3C6"/>
               <w:left w:val="single" w:sz="6" w:space="0" w:color="9DB3C6"/>
@@ -28177,7 +28183,7 @@
         </w:tc>
         <w:tc>
           <w:tcPr>
-            <w:tcW w:w="1918" w:type="pct"/>
+            <w:tcW w:w="1913" w:type="pct"/>
             <w:tcBorders>
               <w:top w:val="single" w:sz="6" w:space="0" w:color="9DB3C6"/>
               <w:left w:val="single" w:sz="6" w:space="0" w:color="9DB3C6"/>
@@ -28213,37 +28219,37 @@
         </w:tc>
         <w:tc>
           <w:tcPr>
-            <w:tcW w:w="960" w:type="pct"/>
-            <w:tcBorders>
-              <w:top w:val="single" w:sz="6" w:space="0" w:color="9DB3C6"/>
-              <w:left w:val="single" w:sz="6" w:space="0" w:color="9DB3C6"/>
-              <w:bottom w:val="single" w:sz="6" w:space="0" w:color="9DB3C6"/>
-              <w:right w:val="single" w:sz="6" w:space="0" w:color="9DB3C6"/>
-            </w:tcBorders>
-            <w:tcMar>
-              <w:top w:w="60" w:type="dxa"/>
-              <w:left w:w="100" w:type="dxa"/>
-              <w:bottom w:w="60" w:type="dxa"/>
-              <w:right w:w="100" w:type="dxa"/>
-            </w:tcMar>
-            <w:hideMark/>
-          </w:tcPr>
-          <w:p>
-            <w:pPr>
-              <w:spacing w:before="80" w:after="40" w:line="240" w:lineRule="auto"/>
-              <w:rPr>
-                <w:rFonts w:eastAsia="Times New Roman"/>
-                <w:sz w:val="19"/>
-                <w:szCs w:val="19"/>
-              </w:rPr>
-            </w:pPr>
-            <w:r>
-              <w:rPr>
-                <w:rFonts w:eastAsia="Times New Roman"/>
-                <w:sz w:val="19"/>
-                <w:szCs w:val="19"/>
-              </w:rPr>
-              <w:t>Pendiente</w:t>
+            <w:tcW w:w="967" w:type="pct"/>
+            <w:tcBorders>
+              <w:top w:val="single" w:sz="6" w:space="0" w:color="9DB3C6"/>
+              <w:left w:val="single" w:sz="6" w:space="0" w:color="9DB3C6"/>
+              <w:bottom w:val="single" w:sz="6" w:space="0" w:color="9DB3C6"/>
+              <w:right w:val="single" w:sz="6" w:space="0" w:color="9DB3C6"/>
+            </w:tcBorders>
+            <w:tcMar>
+              <w:top w:w="60" w:type="dxa"/>
+              <w:left w:w="100" w:type="dxa"/>
+              <w:bottom w:w="60" w:type="dxa"/>
+              <w:right w:w="100" w:type="dxa"/>
+            </w:tcMar>
+            <w:hideMark/>
+          </w:tcPr>
+          <w:p>
+            <w:pPr>
+              <w:spacing w:before="80" w:after="40" w:line="240" w:lineRule="auto"/>
+              <w:rPr>
+                <w:rFonts w:eastAsia="Times New Roman"/>
+                <w:sz w:val="19"/>
+                <w:szCs w:val="19"/>
+              </w:rPr>
+            </w:pPr>
+            <w:r>
+              <w:rPr>
+                <w:rFonts w:eastAsia="Times New Roman"/>
+                <w:sz w:val="19"/>
+                <w:szCs w:val="19"/>
+              </w:rPr>
+              <w:t>Implementado</w:t>
             </w:r>
           </w:p>
         </w:tc>
@@ -28323,7 +28329,7 @@
         </w:tc>
         <w:tc>
           <w:tcPr>
-            <w:tcW w:w="892" w:type="pct"/>
+            <w:tcW w:w="891" w:type="pct"/>
             <w:tcBorders>
               <w:top w:val="single" w:sz="6" w:space="0" w:color="9DB3C6"/>
               <w:left w:val="single" w:sz="6" w:space="0" w:color="9DB3C6"/>
@@ -28359,7 +28365,7 @@
         </w:tc>
         <w:tc>
           <w:tcPr>
-            <w:tcW w:w="1918" w:type="pct"/>
+            <w:tcW w:w="1913" w:type="pct"/>
             <w:tcBorders>
               <w:top w:val="single" w:sz="6" w:space="0" w:color="9DB3C6"/>
               <w:left w:val="single" w:sz="6" w:space="0" w:color="9DB3C6"/>
@@ -28395,37 +28401,37 @@
         </w:tc>
         <w:tc>
           <w:tcPr>
-            <w:tcW w:w="960" w:type="pct"/>
-            <w:tcBorders>
-              <w:top w:val="single" w:sz="6" w:space="0" w:color="9DB3C6"/>
-              <w:left w:val="single" w:sz="6" w:space="0" w:color="9DB3C6"/>
-              <w:bottom w:val="single" w:sz="6" w:space="0" w:color="9DB3C6"/>
-              <w:right w:val="single" w:sz="6" w:space="0" w:color="9DB3C6"/>
-            </w:tcBorders>
-            <w:tcMar>
-              <w:top w:w="60" w:type="dxa"/>
-              <w:left w:w="100" w:type="dxa"/>
-              <w:bottom w:w="60" w:type="dxa"/>
-              <w:right w:w="100" w:type="dxa"/>
-            </w:tcMar>
-            <w:hideMark/>
-          </w:tcPr>
-          <w:p>
-            <w:pPr>
-              <w:spacing w:before="80" w:after="40" w:line="240" w:lineRule="auto"/>
-              <w:rPr>
-                <w:rFonts w:eastAsia="Times New Roman"/>
-                <w:sz w:val="19"/>
-                <w:szCs w:val="19"/>
-              </w:rPr>
-            </w:pPr>
-            <w:r>
-              <w:rPr>
-                <w:rFonts w:eastAsia="Times New Roman"/>
-                <w:sz w:val="19"/>
-                <w:szCs w:val="19"/>
-              </w:rPr>
-              <w:t>Pendiente</w:t>
+            <w:tcW w:w="967" w:type="pct"/>
+            <w:tcBorders>
+              <w:top w:val="single" w:sz="6" w:space="0" w:color="9DB3C6"/>
+              <w:left w:val="single" w:sz="6" w:space="0" w:color="9DB3C6"/>
+              <w:bottom w:val="single" w:sz="6" w:space="0" w:color="9DB3C6"/>
+              <w:right w:val="single" w:sz="6" w:space="0" w:color="9DB3C6"/>
+            </w:tcBorders>
+            <w:tcMar>
+              <w:top w:w="60" w:type="dxa"/>
+              <w:left w:w="100" w:type="dxa"/>
+              <w:bottom w:w="60" w:type="dxa"/>
+              <w:right w:w="100" w:type="dxa"/>
+            </w:tcMar>
+            <w:hideMark/>
+          </w:tcPr>
+          <w:p>
+            <w:pPr>
+              <w:spacing w:before="80" w:after="40" w:line="240" w:lineRule="auto"/>
+              <w:rPr>
+                <w:rFonts w:eastAsia="Times New Roman"/>
+                <w:sz w:val="19"/>
+                <w:szCs w:val="19"/>
+              </w:rPr>
+            </w:pPr>
+            <w:r>
+              <w:rPr>
+                <w:rFonts w:eastAsia="Times New Roman"/>
+                <w:sz w:val="19"/>
+                <w:szCs w:val="19"/>
+              </w:rPr>
+              <w:t>Implementado</w:t>
             </w:r>
           </w:p>
         </w:tc>
@@ -28505,7 +28511,7 @@
         </w:tc>
         <w:tc>
           <w:tcPr>
-            <w:tcW w:w="892" w:type="pct"/>
+            <w:tcW w:w="891" w:type="pct"/>
             <w:tcBorders>
               <w:top w:val="single" w:sz="6" w:space="0" w:color="9DB3C6"/>
               <w:left w:val="single" w:sz="6" w:space="0" w:color="9DB3C6"/>
@@ -28541,7 +28547,7 @@
         </w:tc>
         <w:tc>
           <w:tcPr>
-            <w:tcW w:w="1918" w:type="pct"/>
+            <w:tcW w:w="1913" w:type="pct"/>
             <w:tcBorders>
               <w:top w:val="single" w:sz="6" w:space="0" w:color="9DB3C6"/>
               <w:left w:val="single" w:sz="6" w:space="0" w:color="9DB3C6"/>
@@ -28577,37 +28583,37 @@
         </w:tc>
         <w:tc>
           <w:tcPr>
-            <w:tcW w:w="960" w:type="pct"/>
-            <w:tcBorders>
-              <w:top w:val="single" w:sz="6" w:space="0" w:color="9DB3C6"/>
-              <w:left w:val="single" w:sz="6" w:space="0" w:color="9DB3C6"/>
-              <w:bottom w:val="single" w:sz="6" w:space="0" w:color="9DB3C6"/>
-              <w:right w:val="single" w:sz="6" w:space="0" w:color="9DB3C6"/>
-            </w:tcBorders>
-            <w:tcMar>
-              <w:top w:w="60" w:type="dxa"/>
-              <w:left w:w="100" w:type="dxa"/>
-              <w:bottom w:w="60" w:type="dxa"/>
-              <w:right w:w="100" w:type="dxa"/>
-            </w:tcMar>
-            <w:hideMark/>
-          </w:tcPr>
-          <w:p>
-            <w:pPr>
-              <w:spacing w:before="80" w:after="40" w:line="240" w:lineRule="auto"/>
-              <w:rPr>
-                <w:rFonts w:eastAsia="Times New Roman"/>
-                <w:sz w:val="19"/>
-                <w:szCs w:val="19"/>
-              </w:rPr>
-            </w:pPr>
-            <w:r>
-              <w:rPr>
-                <w:rFonts w:eastAsia="Times New Roman"/>
-                <w:sz w:val="19"/>
-                <w:szCs w:val="19"/>
-              </w:rPr>
-              <w:t>Pendiente</w:t>
+            <w:tcW w:w="967" w:type="pct"/>
+            <w:tcBorders>
+              <w:top w:val="single" w:sz="6" w:space="0" w:color="9DB3C6"/>
+              <w:left w:val="single" w:sz="6" w:space="0" w:color="9DB3C6"/>
+              <w:bottom w:val="single" w:sz="6" w:space="0" w:color="9DB3C6"/>
+              <w:right w:val="single" w:sz="6" w:space="0" w:color="9DB3C6"/>
+            </w:tcBorders>
+            <w:tcMar>
+              <w:top w:w="60" w:type="dxa"/>
+              <w:left w:w="100" w:type="dxa"/>
+              <w:bottom w:w="60" w:type="dxa"/>
+              <w:right w:w="100" w:type="dxa"/>
+            </w:tcMar>
+            <w:hideMark/>
+          </w:tcPr>
+          <w:p>
+            <w:pPr>
+              <w:spacing w:before="80" w:after="40" w:line="240" w:lineRule="auto"/>
+              <w:rPr>
+                <w:rFonts w:eastAsia="Times New Roman"/>
+                <w:sz w:val="19"/>
+                <w:szCs w:val="19"/>
+              </w:rPr>
+            </w:pPr>
+            <w:r>
+              <w:rPr>
+                <w:rFonts w:eastAsia="Times New Roman"/>
+                <w:sz w:val="19"/>
+                <w:szCs w:val="19"/>
+              </w:rPr>
+              <w:t>Implementado</w:t>
             </w:r>
           </w:p>
         </w:tc>
@@ -28687,7 +28693,7 @@
         </w:tc>
         <w:tc>
           <w:tcPr>
-            <w:tcW w:w="892" w:type="pct"/>
+            <w:tcW w:w="891" w:type="pct"/>
             <w:tcBorders>
               <w:top w:val="single" w:sz="6" w:space="0" w:color="9DB3C6"/>
               <w:left w:val="single" w:sz="6" w:space="0" w:color="9DB3C6"/>
@@ -28723,7 +28729,7 @@
         </w:tc>
         <w:tc>
           <w:tcPr>
-            <w:tcW w:w="1918" w:type="pct"/>
+            <w:tcW w:w="1913" w:type="pct"/>
             <w:tcBorders>
               <w:top w:val="single" w:sz="6" w:space="0" w:color="9DB3C6"/>
               <w:left w:val="single" w:sz="6" w:space="0" w:color="9DB3C6"/>
@@ -28759,37 +28765,37 @@
         </w:tc>
         <w:tc>
           <w:tcPr>
-            <w:tcW w:w="960" w:type="pct"/>
-            <w:tcBorders>
-              <w:top w:val="single" w:sz="6" w:space="0" w:color="9DB3C6"/>
-              <w:left w:val="single" w:sz="6" w:space="0" w:color="9DB3C6"/>
-              <w:bottom w:val="single" w:sz="6" w:space="0" w:color="9DB3C6"/>
-              <w:right w:val="single" w:sz="6" w:space="0" w:color="9DB3C6"/>
-            </w:tcBorders>
-            <w:tcMar>
-              <w:top w:w="60" w:type="dxa"/>
-              <w:left w:w="100" w:type="dxa"/>
-              <w:bottom w:w="60" w:type="dxa"/>
-              <w:right w:w="100" w:type="dxa"/>
-            </w:tcMar>
-            <w:hideMark/>
-          </w:tcPr>
-          <w:p>
-            <w:pPr>
-              <w:spacing w:before="80" w:after="40" w:line="240" w:lineRule="auto"/>
-              <w:rPr>
-                <w:rFonts w:eastAsia="Times New Roman"/>
-                <w:sz w:val="19"/>
-                <w:szCs w:val="19"/>
-              </w:rPr>
-            </w:pPr>
-            <w:r>
-              <w:rPr>
-                <w:rFonts w:eastAsia="Times New Roman"/>
-                <w:sz w:val="19"/>
-                <w:szCs w:val="19"/>
-              </w:rPr>
-              <w:t>Pendiente</w:t>
+            <w:tcW w:w="967" w:type="pct"/>
+            <w:tcBorders>
+              <w:top w:val="single" w:sz="6" w:space="0" w:color="9DB3C6"/>
+              <w:left w:val="single" w:sz="6" w:space="0" w:color="9DB3C6"/>
+              <w:bottom w:val="single" w:sz="6" w:space="0" w:color="9DB3C6"/>
+              <w:right w:val="single" w:sz="6" w:space="0" w:color="9DB3C6"/>
+            </w:tcBorders>
+            <w:tcMar>
+              <w:top w:w="60" w:type="dxa"/>
+              <w:left w:w="100" w:type="dxa"/>
+              <w:bottom w:w="60" w:type="dxa"/>
+              <w:right w:w="100" w:type="dxa"/>
+            </w:tcMar>
+            <w:hideMark/>
+          </w:tcPr>
+          <w:p>
+            <w:pPr>
+              <w:spacing w:before="80" w:after="40" w:line="240" w:lineRule="auto"/>
+              <w:rPr>
+                <w:rFonts w:eastAsia="Times New Roman"/>
+                <w:sz w:val="19"/>
+                <w:szCs w:val="19"/>
+              </w:rPr>
+            </w:pPr>
+            <w:r>
+              <w:rPr>
+                <w:rFonts w:eastAsia="Times New Roman"/>
+                <w:sz w:val="19"/>
+                <w:szCs w:val="19"/>
+              </w:rPr>
+              <w:t>Implementado</w:t>
             </w:r>
           </w:p>
         </w:tc>
@@ -28869,7 +28875,7 @@
         </w:tc>
         <w:tc>
           <w:tcPr>
-            <w:tcW w:w="892" w:type="pct"/>
+            <w:tcW w:w="891" w:type="pct"/>
             <w:tcBorders>
               <w:top w:val="single" w:sz="6" w:space="0" w:color="9DB3C6"/>
               <w:left w:val="single" w:sz="6" w:space="0" w:color="9DB3C6"/>
@@ -28905,7 +28911,7 @@
         </w:tc>
         <w:tc>
           <w:tcPr>
-            <w:tcW w:w="1918" w:type="pct"/>
+            <w:tcW w:w="1913" w:type="pct"/>
             <w:tcBorders>
               <w:top w:val="single" w:sz="6" w:space="0" w:color="9DB3C6"/>
               <w:left w:val="single" w:sz="6" w:space="0" w:color="9DB3C6"/>
@@ -28941,7 +28947,7 @@
         </w:tc>
         <w:tc>
           <w:tcPr>
-            <w:tcW w:w="960" w:type="pct"/>
+            <w:tcW w:w="967" w:type="pct"/>
             <w:tcBorders>
               <w:top w:val="single" w:sz="6" w:space="0" w:color="9DB3C6"/>
               <w:left w:val="single" w:sz="6" w:space="0" w:color="9DB3C6"/>
@@ -29051,7 +29057,7 @@
         </w:tc>
         <w:tc>
           <w:tcPr>
-            <w:tcW w:w="892" w:type="pct"/>
+            <w:tcW w:w="891" w:type="pct"/>
             <w:tcBorders>
               <w:top w:val="single" w:sz="6" w:space="0" w:color="9DB3C6"/>
               <w:left w:val="single" w:sz="6" w:space="0" w:color="9DB3C6"/>
@@ -29087,7 +29093,7 @@
         </w:tc>
         <w:tc>
           <w:tcPr>
-            <w:tcW w:w="1918" w:type="pct"/>
+            <w:tcW w:w="1913" w:type="pct"/>
             <w:tcBorders>
               <w:top w:val="single" w:sz="6" w:space="0" w:color="9DB3C6"/>
               <w:left w:val="single" w:sz="6" w:space="0" w:color="9DB3C6"/>
@@ -29123,7 +29129,7 @@
         </w:tc>
         <w:tc>
           <w:tcPr>
-            <w:tcW w:w="960" w:type="pct"/>
+            <w:tcW w:w="967" w:type="pct"/>
             <w:tcBorders>
               <w:top w:val="single" w:sz="6" w:space="0" w:color="9DB3C6"/>
               <w:left w:val="single" w:sz="6" w:space="0" w:color="9DB3C6"/>
@@ -29233,7 +29239,7 @@
         </w:tc>
         <w:tc>
           <w:tcPr>
-            <w:tcW w:w="892" w:type="pct"/>
+            <w:tcW w:w="891" w:type="pct"/>
             <w:tcBorders>
               <w:top w:val="single" w:sz="6" w:space="0" w:color="9DB3C6"/>
               <w:left w:val="single" w:sz="6" w:space="0" w:color="9DB3C6"/>
@@ -29269,7 +29275,7 @@
         </w:tc>
         <w:tc>
           <w:tcPr>
-            <w:tcW w:w="1918" w:type="pct"/>
+            <w:tcW w:w="1913" w:type="pct"/>
             <w:tcBorders>
               <w:top w:val="single" w:sz="6" w:space="0" w:color="9DB3C6"/>
               <w:left w:val="single" w:sz="6" w:space="0" w:color="9DB3C6"/>
@@ -29305,37 +29311,37 @@
         </w:tc>
         <w:tc>
           <w:tcPr>
-            <w:tcW w:w="960" w:type="pct"/>
-            <w:tcBorders>
-              <w:top w:val="single" w:sz="6" w:space="0" w:color="9DB3C6"/>
-              <w:left w:val="single" w:sz="6" w:space="0" w:color="9DB3C6"/>
-              <w:bottom w:val="single" w:sz="6" w:space="0" w:color="9DB3C6"/>
-              <w:right w:val="single" w:sz="6" w:space="0" w:color="9DB3C6"/>
-            </w:tcBorders>
-            <w:tcMar>
-              <w:top w:w="60" w:type="dxa"/>
-              <w:left w:w="100" w:type="dxa"/>
-              <w:bottom w:w="60" w:type="dxa"/>
-              <w:right w:w="100" w:type="dxa"/>
-            </w:tcMar>
-            <w:hideMark/>
-          </w:tcPr>
-          <w:p>
-            <w:pPr>
-              <w:spacing w:before="80" w:after="40" w:line="240" w:lineRule="auto"/>
-              <w:rPr>
-                <w:rFonts w:eastAsia="Times New Roman"/>
-                <w:sz w:val="19"/>
-                <w:szCs w:val="19"/>
-              </w:rPr>
-            </w:pPr>
-            <w:r>
-              <w:rPr>
-                <w:rFonts w:eastAsia="Times New Roman"/>
-                <w:sz w:val="19"/>
-                <w:szCs w:val="19"/>
-              </w:rPr>
-              <w:t>Parcial</w:t>
+            <w:tcW w:w="967" w:type="pct"/>
+            <w:tcBorders>
+              <w:top w:val="single" w:sz="6" w:space="0" w:color="9DB3C6"/>
+              <w:left w:val="single" w:sz="6" w:space="0" w:color="9DB3C6"/>
+              <w:bottom w:val="single" w:sz="6" w:space="0" w:color="9DB3C6"/>
+              <w:right w:val="single" w:sz="6" w:space="0" w:color="9DB3C6"/>
+            </w:tcBorders>
+            <w:tcMar>
+              <w:top w:w="60" w:type="dxa"/>
+              <w:left w:w="100" w:type="dxa"/>
+              <w:bottom w:w="60" w:type="dxa"/>
+              <w:right w:w="100" w:type="dxa"/>
+            </w:tcMar>
+            <w:hideMark/>
+          </w:tcPr>
+          <w:p>
+            <w:pPr>
+              <w:spacing w:before="80" w:after="40" w:line="240" w:lineRule="auto"/>
+              <w:rPr>
+                <w:rFonts w:eastAsia="Times New Roman"/>
+                <w:sz w:val="19"/>
+                <w:szCs w:val="19"/>
+              </w:rPr>
+            </w:pPr>
+            <w:r>
+              <w:rPr>
+                <w:rFonts w:eastAsia="Times New Roman"/>
+                <w:sz w:val="19"/>
+                <w:szCs w:val="19"/>
+              </w:rPr>
+              <w:t>Implementado</w:t>
             </w:r>
           </w:p>
         </w:tc>
@@ -29415,7 +29421,7 @@
         </w:tc>
         <w:tc>
           <w:tcPr>
-            <w:tcW w:w="892" w:type="pct"/>
+            <w:tcW w:w="891" w:type="pct"/>
             <w:tcBorders>
               <w:top w:val="single" w:sz="6" w:space="0" w:color="9DB3C6"/>
               <w:left w:val="single" w:sz="6" w:space="0" w:color="9DB3C6"/>
@@ -29451,7 +29457,7 @@
         </w:tc>
         <w:tc>
           <w:tcPr>
-            <w:tcW w:w="1918" w:type="pct"/>
+            <w:tcW w:w="1913" w:type="pct"/>
             <w:tcBorders>
               <w:top w:val="single" w:sz="6" w:space="0" w:color="9DB3C6"/>
               <w:left w:val="single" w:sz="6" w:space="0" w:color="9DB3C6"/>
@@ -29487,7 +29493,7 @@
         </w:tc>
         <w:tc>
           <w:tcPr>
-            <w:tcW w:w="960" w:type="pct"/>
+            <w:tcW w:w="967" w:type="pct"/>
             <w:tcBorders>
               <w:top w:val="single" w:sz="6" w:space="0" w:color="9DB3C6"/>
               <w:left w:val="single" w:sz="6" w:space="0" w:color="9DB3C6"/>
@@ -29597,7 +29603,7 @@
         </w:tc>
         <w:tc>
           <w:tcPr>
-            <w:tcW w:w="892" w:type="pct"/>
+            <w:tcW w:w="891" w:type="pct"/>
             <w:tcBorders>
               <w:top w:val="single" w:sz="6" w:space="0" w:color="9DB3C6"/>
               <w:left w:val="single" w:sz="6" w:space="0" w:color="9DB3C6"/>
@@ -29633,7 +29639,7 @@
         </w:tc>
         <w:tc>
           <w:tcPr>
-            <w:tcW w:w="1918" w:type="pct"/>
+            <w:tcW w:w="1913" w:type="pct"/>
             <w:tcBorders>
               <w:top w:val="single" w:sz="6" w:space="0" w:color="9DB3C6"/>
               <w:left w:val="single" w:sz="6" w:space="0" w:color="9DB3C6"/>
@@ -29669,7 +29675,7 @@
         </w:tc>
         <w:tc>
           <w:tcPr>
-            <w:tcW w:w="960" w:type="pct"/>
+            <w:tcW w:w="967" w:type="pct"/>
             <w:tcBorders>
               <w:top w:val="single" w:sz="6" w:space="0" w:color="9DB3C6"/>
               <w:left w:val="single" w:sz="6" w:space="0" w:color="9DB3C6"/>
@@ -29779,7 +29785,7 @@
         </w:tc>
         <w:tc>
           <w:tcPr>
-            <w:tcW w:w="892" w:type="pct"/>
+            <w:tcW w:w="891" w:type="pct"/>
             <w:tcBorders>
               <w:top w:val="single" w:sz="6" w:space="0" w:color="9DB3C6"/>
               <w:left w:val="single" w:sz="6" w:space="0" w:color="9DB3C6"/>
@@ -29815,7 +29821,7 @@
         </w:tc>
         <w:tc>
           <w:tcPr>
-            <w:tcW w:w="1918" w:type="pct"/>
+            <w:tcW w:w="1913" w:type="pct"/>
             <w:tcBorders>
               <w:top w:val="single" w:sz="6" w:space="0" w:color="9DB3C6"/>
               <w:left w:val="single" w:sz="6" w:space="0" w:color="9DB3C6"/>
@@ -29851,7 +29857,7 @@
         </w:tc>
         <w:tc>
           <w:tcPr>
-            <w:tcW w:w="960" w:type="pct"/>
+            <w:tcW w:w="967" w:type="pct"/>
             <w:tcBorders>
               <w:top w:val="single" w:sz="6" w:space="0" w:color="9DB3C6"/>
               <w:left w:val="single" w:sz="6" w:space="0" w:color="9DB3C6"/>
@@ -29961,7 +29967,7 @@
         </w:tc>
         <w:tc>
           <w:tcPr>
-            <w:tcW w:w="892" w:type="pct"/>
+            <w:tcW w:w="891" w:type="pct"/>
             <w:tcBorders>
               <w:top w:val="single" w:sz="6" w:space="0" w:color="9DB3C6"/>
               <w:left w:val="single" w:sz="6" w:space="0" w:color="9DB3C6"/>
@@ -29997,7 +30003,7 @@
         </w:tc>
         <w:tc>
           <w:tcPr>
-            <w:tcW w:w="1918" w:type="pct"/>
+            <w:tcW w:w="1913" w:type="pct"/>
             <w:tcBorders>
               <w:top w:val="single" w:sz="6" w:space="0" w:color="9DB3C6"/>
               <w:left w:val="single" w:sz="6" w:space="0" w:color="9DB3C6"/>
@@ -30033,7 +30039,7 @@
         </w:tc>
         <w:tc>
           <w:tcPr>
-            <w:tcW w:w="960" w:type="pct"/>
+            <w:tcW w:w="967" w:type="pct"/>
             <w:tcBorders>
               <w:top w:val="single" w:sz="6" w:space="0" w:color="9DB3C6"/>
               <w:left w:val="single" w:sz="6" w:space="0" w:color="9DB3C6"/>
@@ -30143,7 +30149,7 @@
         </w:tc>
         <w:tc>
           <w:tcPr>
-            <w:tcW w:w="892" w:type="pct"/>
+            <w:tcW w:w="891" w:type="pct"/>
             <w:tcBorders>
               <w:top w:val="single" w:sz="6" w:space="0" w:color="9DB3C6"/>
               <w:left w:val="single" w:sz="6" w:space="0" w:color="9DB3C6"/>
@@ -30179,7 +30185,7 @@
         </w:tc>
         <w:tc>
           <w:tcPr>
-            <w:tcW w:w="1918" w:type="pct"/>
+            <w:tcW w:w="1913" w:type="pct"/>
             <w:tcBorders>
               <w:top w:val="single" w:sz="6" w:space="0" w:color="9DB3C6"/>
               <w:left w:val="single" w:sz="6" w:space="0" w:color="9DB3C6"/>
@@ -30215,7 +30221,7 @@
         </w:tc>
         <w:tc>
           <w:tcPr>
-            <w:tcW w:w="960" w:type="pct"/>
+            <w:tcW w:w="967" w:type="pct"/>
             <w:tcBorders>
               <w:top w:val="single" w:sz="6" w:space="0" w:color="9DB3C6"/>
               <w:left w:val="single" w:sz="6" w:space="0" w:color="9DB3C6"/>
@@ -30325,7 +30331,7 @@
         </w:tc>
         <w:tc>
           <w:tcPr>
-            <w:tcW w:w="892" w:type="pct"/>
+            <w:tcW w:w="891" w:type="pct"/>
             <w:tcBorders>
               <w:top w:val="single" w:sz="6" w:space="0" w:color="9DB3C6"/>
               <w:left w:val="single" w:sz="6" w:space="0" w:color="9DB3C6"/>
@@ -30361,7 +30367,7 @@
         </w:tc>
         <w:tc>
           <w:tcPr>
-            <w:tcW w:w="1918" w:type="pct"/>
+            <w:tcW w:w="1913" w:type="pct"/>
             <w:tcBorders>
               <w:top w:val="single" w:sz="6" w:space="0" w:color="9DB3C6"/>
               <w:left w:val="single" w:sz="6" w:space="0" w:color="9DB3C6"/>
@@ -30397,7 +30403,7 @@
         </w:tc>
         <w:tc>
           <w:tcPr>
-            <w:tcW w:w="960" w:type="pct"/>
+            <w:tcW w:w="967" w:type="pct"/>
             <w:tcBorders>
               <w:top w:val="single" w:sz="6" w:space="0" w:color="9DB3C6"/>
               <w:left w:val="single" w:sz="6" w:space="0" w:color="9DB3C6"/>
@@ -30507,7 +30513,7 @@
         </w:tc>
         <w:tc>
           <w:tcPr>
-            <w:tcW w:w="892" w:type="pct"/>
+            <w:tcW w:w="891" w:type="pct"/>
             <w:tcBorders>
               <w:top w:val="single" w:sz="6" w:space="0" w:color="9DB3C6"/>
               <w:left w:val="single" w:sz="6" w:space="0" w:color="9DB3C6"/>
@@ -30543,7 +30549,7 @@
         </w:tc>
         <w:tc>
           <w:tcPr>
-            <w:tcW w:w="1918" w:type="pct"/>
+            <w:tcW w:w="1913" w:type="pct"/>
             <w:tcBorders>
               <w:top w:val="single" w:sz="6" w:space="0" w:color="9DB3C6"/>
               <w:left w:val="single" w:sz="6" w:space="0" w:color="9DB3C6"/>
@@ -30579,7 +30585,7 @@
         </w:tc>
         <w:tc>
           <w:tcPr>
-            <w:tcW w:w="960" w:type="pct"/>
+            <w:tcW w:w="967" w:type="pct"/>
             <w:tcBorders>
               <w:top w:val="single" w:sz="6" w:space="0" w:color="9DB3C6"/>
               <w:left w:val="single" w:sz="6" w:space="0" w:color="9DB3C6"/>
@@ -30689,7 +30695,7 @@
         </w:tc>
         <w:tc>
           <w:tcPr>
-            <w:tcW w:w="892" w:type="pct"/>
+            <w:tcW w:w="891" w:type="pct"/>
             <w:tcBorders>
               <w:top w:val="single" w:sz="6" w:space="0" w:color="9DB3C6"/>
               <w:left w:val="single" w:sz="6" w:space="0" w:color="9DB3C6"/>
@@ -30725,7 +30731,7 @@
         </w:tc>
         <w:tc>
           <w:tcPr>
-            <w:tcW w:w="1918" w:type="pct"/>
+            <w:tcW w:w="1913" w:type="pct"/>
             <w:tcBorders>
               <w:top w:val="single" w:sz="6" w:space="0" w:color="9DB3C6"/>
               <w:left w:val="single" w:sz="6" w:space="0" w:color="9DB3C6"/>
@@ -30761,7 +30767,7 @@
         </w:tc>
         <w:tc>
           <w:tcPr>
-            <w:tcW w:w="960" w:type="pct"/>
+            <w:tcW w:w="967" w:type="pct"/>
             <w:tcBorders>
               <w:top w:val="single" w:sz="6" w:space="0" w:color="9DB3C6"/>
               <w:left w:val="single" w:sz="6" w:space="0" w:color="9DB3C6"/>
@@ -30871,7 +30877,7 @@
         </w:tc>
         <w:tc>
           <w:tcPr>
-            <w:tcW w:w="892" w:type="pct"/>
+            <w:tcW w:w="891" w:type="pct"/>
             <w:tcBorders>
               <w:top w:val="single" w:sz="6" w:space="0" w:color="9DB3C6"/>
               <w:left w:val="single" w:sz="6" w:space="0" w:color="9DB3C6"/>
@@ -30907,7 +30913,7 @@
         </w:tc>
         <w:tc>
           <w:tcPr>
-            <w:tcW w:w="1918" w:type="pct"/>
+            <w:tcW w:w="1913" w:type="pct"/>
             <w:tcBorders>
               <w:top w:val="single" w:sz="6" w:space="0" w:color="9DB3C6"/>
               <w:left w:val="single" w:sz="6" w:space="0" w:color="9DB3C6"/>
@@ -30943,7 +30949,7 @@
         </w:tc>
         <w:tc>
           <w:tcPr>
-            <w:tcW w:w="960" w:type="pct"/>
+            <w:tcW w:w="967" w:type="pct"/>
             <w:tcBorders>
               <w:top w:val="single" w:sz="6" w:space="0" w:color="9DB3C6"/>
               <w:left w:val="single" w:sz="6" w:space="0" w:color="9DB3C6"/>
@@ -30988,7 +30994,7 @@
           <w:lang w:val="es-ES"/>
         </w:rPr>
       </w:pPr>
-      <w:bookmarkStart w:id="48" w:name="_Toc244086111"/>
+      <w:bookmarkStart w:id="48" w:name="_Toc244087203"/>
       <w:r>
         <w:rPr>
           <w:rFonts w:eastAsia="Times New Roman"/>
@@ -31704,9 +31710,9 @@
 <file path=word/numbering.xml><?xml version="1.0" encoding="utf-8"?>
 <w:numbering xmlns:wpc="http://schemas.microsoft.com/office/word/2010/wordprocessingCanvas" xmlns:cx="http://schemas.microsoft.com/office/drawing/2014/chartex" xmlns:cx1="http://schemas.microsoft.com/office/drawing/2015/9/8/chartex" xmlns:cx2="http://schemas.microsoft.com/office/drawing/2015/10/21/chartex" xmlns:cx3="http://schemas.microsoft.com/office/drawing/2016/5/9/chartex" xmlns:cx4="http://schemas.microsoft.com/office/drawing/2016/5/10/chartex" xmlns:cx5="http://schemas.microsoft.com/office/drawing/2016/5/11/chartex" xmlns:cx6="http://schemas.microsoft.com/office/drawing/2016/5/12/chartex" xmlns:cx7="http://schemas.microsoft.com/office/drawing/2016/5/13/chartex" xmlns:cx8="http://schemas.microsoft.com/office/drawing/2016/5/14/chartex" xmlns:mc="http://schemas.openxmlformats.org/markup-compatibility/2006" xmlns:aink="http://schemas.microsoft.com/office/drawing/2016/ink" xmlns:am3d="http://schemas.microsoft.com/office/drawing/2017/model3d" xmlns:o="urn:schemas-microsoft-com:office:office" xmlns:oel="http://schemas.microsoft.com/office/2019/extlst" xmlns:r="http://schemas.openxmlformats.org/officeDocument/2006/relationships" xmlns:m="http://schemas.openxmlformats.org/officeDocument/2006/math" xmlns:v="urn:schemas-microsoft-com:vml" xmlns:wp14="http://schemas.microsoft.com/office/word/2010/wordprocessingDrawing" xmlns:wp="http://schemas.openxmlformats.org/drawingml/2006/wordprocessingDrawing" xmlns:w10="urn:schemas-microsoft-com:office:word" xmlns:w="http://schemas.openxmlformats.org/wordprocessingml/2006/main" xmlns:w14="http://schemas.microsoft.com/office/word/2010/wordml" xmlns:w15="http://schemas.microsoft.com/office/word/2012/wordml" xmlns:w16cex="http://schemas.microsoft.com/office/word/2018/wordml/cex" xmlns:w16cid="http://schemas.microsoft.com/office/word/2016/wordml/cid" xmlns:w16="http://schemas.microsoft.com/office/word/2018/wordml" xmlns:w16du="http://schemas.microsoft.com/office/word/2023/wordml/word16du" xmlns:w16sdtdh="http://schemas.microsoft.com/office/word/2020/wordml/sdtdatahash" xmlns:w16sdtfl="http://schemas.microsoft.com/office/word/2024/wordml/sdtformatlock" xmlns:w16se="http://schemas.microsoft.com/office/word/2015/wordml/symex" xmlns:wpg="http://schemas.microsoft.com/office/word/2010/wordprocessingGroup" xmlns:wpi="http://schemas.microsoft.com/office/word/2010/wordprocessingInk" xmlns:wne="http://schemas.microsoft.com/office/word/2006/wordml" xmlns:wps="http://schemas.microsoft.com/office/word/2010/wordprocessingShape" mc:Ignorable="w14 w15 w16se w16cid w16 w16cex w16sdtdh w16sdtfl w16du wp14">
   <w:abstractNum w:abstractNumId="0" w15:restartNumberingAfterBreak="0">
-    <w:nsid w:val="02BB723D"/>
+    <w:nsid w:val="06CB4029"/>
     <w:multiLevelType w:val="multilevel"/>
-    <w:tmpl w:val="9BE4E850"/>
+    <w:tmpl w:val="4CA00CC4"/>
     <w:lvl w:ilvl="0">
       <w:start w:val="1"/>
       <w:numFmt w:val="bullet"/>
@@ -31853,9 +31859,9 @@
     </w:lvl>
   </w:abstractNum>
   <w:abstractNum w:abstractNumId="1" w15:restartNumberingAfterBreak="0">
-    <w:nsid w:val="15760071"/>
+    <w:nsid w:val="0AA50098"/>
     <w:multiLevelType w:val="multilevel"/>
-    <w:tmpl w:val="54047F22"/>
+    <w:tmpl w:val="D7429A5A"/>
     <w:lvl w:ilvl="0">
       <w:start w:val="1"/>
       <w:numFmt w:val="bullet"/>
@@ -32002,9 +32008,9 @@
     </w:lvl>
   </w:abstractNum>
   <w:abstractNum w:abstractNumId="2" w15:restartNumberingAfterBreak="0">
-    <w:nsid w:val="1BB64427"/>
+    <w:nsid w:val="0AAF7AF7"/>
     <w:multiLevelType w:val="multilevel"/>
-    <w:tmpl w:val="B754BF62"/>
+    <w:tmpl w:val="54AA6900"/>
     <w:lvl w:ilvl="0">
       <w:start w:val="1"/>
       <w:numFmt w:val="bullet"/>
@@ -32151,9 +32157,9 @@
     </w:lvl>
   </w:abstractNum>
   <w:abstractNum w:abstractNumId="3" w15:restartNumberingAfterBreak="0">
-    <w:nsid w:val="1C022ACD"/>
+    <w:nsid w:val="0B9221EC"/>
     <w:multiLevelType w:val="multilevel"/>
-    <w:tmpl w:val="81B46E12"/>
+    <w:tmpl w:val="3D0E97AA"/>
     <w:lvl w:ilvl="0">
       <w:start w:val="1"/>
       <w:numFmt w:val="bullet"/>
@@ -32300,9 +32306,9 @@
     </w:lvl>
   </w:abstractNum>
   <w:abstractNum w:abstractNumId="4" w15:restartNumberingAfterBreak="0">
-    <w:nsid w:val="1DA3312B"/>
+    <w:nsid w:val="12C54AAF"/>
     <w:multiLevelType w:val="multilevel"/>
-    <w:tmpl w:val="E0420226"/>
+    <w:tmpl w:val="B226E79E"/>
     <w:lvl w:ilvl="0">
       <w:start w:val="1"/>
       <w:numFmt w:val="bullet"/>
@@ -32449,9 +32455,9 @@
     </w:lvl>
   </w:abstractNum>
   <w:abstractNum w:abstractNumId="5" w15:restartNumberingAfterBreak="0">
-    <w:nsid w:val="27CB5EB1"/>
+    <w:nsid w:val="1753129B"/>
     <w:multiLevelType w:val="multilevel"/>
-    <w:tmpl w:val="FAC04FBC"/>
+    <w:tmpl w:val="F3ACB92C"/>
     <w:lvl w:ilvl="0">
       <w:start w:val="1"/>
       <w:numFmt w:val="bullet"/>
@@ -32598,9 +32604,9 @@
     </w:lvl>
   </w:abstractNum>
   <w:abstractNum w:abstractNumId="6" w15:restartNumberingAfterBreak="0">
-    <w:nsid w:val="2ACC0E2E"/>
+    <w:nsid w:val="1A597311"/>
     <w:multiLevelType w:val="multilevel"/>
-    <w:tmpl w:val="340AB02A"/>
+    <w:tmpl w:val="753E669C"/>
     <w:lvl w:ilvl="0">
       <w:start w:val="1"/>
       <w:numFmt w:val="bullet"/>
@@ -32747,9 +32753,9 @@
     </w:lvl>
   </w:abstractNum>
   <w:abstractNum w:abstractNumId="7" w15:restartNumberingAfterBreak="0">
-    <w:nsid w:val="2F9404C9"/>
+    <w:nsid w:val="2A3A28D5"/>
     <w:multiLevelType w:val="multilevel"/>
-    <w:tmpl w:val="76C01EEC"/>
+    <w:tmpl w:val="3620FAE4"/>
     <w:lvl w:ilvl="0">
       <w:start w:val="1"/>
       <w:numFmt w:val="bullet"/>
@@ -32896,9 +32902,9 @@
     </w:lvl>
   </w:abstractNum>
   <w:abstractNum w:abstractNumId="8" w15:restartNumberingAfterBreak="0">
-    <w:nsid w:val="2FBF740A"/>
+    <w:nsid w:val="31BA6CD1"/>
     <w:multiLevelType w:val="multilevel"/>
-    <w:tmpl w:val="85548E36"/>
+    <w:tmpl w:val="97E6FAB8"/>
     <w:lvl w:ilvl="0">
       <w:start w:val="1"/>
       <w:numFmt w:val="bullet"/>
@@ -33045,9 +33051,9 @@
     </w:lvl>
   </w:abstractNum>
   <w:abstractNum w:abstractNumId="9" w15:restartNumberingAfterBreak="0">
-    <w:nsid w:val="314D26D5"/>
+    <w:nsid w:val="37365C57"/>
     <w:multiLevelType w:val="multilevel"/>
-    <w:tmpl w:val="ECD0ABDA"/>
+    <w:tmpl w:val="5FC6B2F2"/>
     <w:lvl w:ilvl="0">
       <w:start w:val="1"/>
       <w:numFmt w:val="bullet"/>
@@ -33194,9 +33200,9 @@
     </w:lvl>
   </w:abstractNum>
   <w:abstractNum w:abstractNumId="10" w15:restartNumberingAfterBreak="0">
-    <w:nsid w:val="3446269F"/>
+    <w:nsid w:val="39CB5D2B"/>
     <w:multiLevelType w:val="multilevel"/>
-    <w:tmpl w:val="911C6598"/>
+    <w:tmpl w:val="14C06B18"/>
     <w:lvl w:ilvl="0">
       <w:start w:val="1"/>
       <w:numFmt w:val="bullet"/>
@@ -33343,9 +33349,9 @@
     </w:lvl>
   </w:abstractNum>
   <w:abstractNum w:abstractNumId="11" w15:restartNumberingAfterBreak="0">
-    <w:nsid w:val="42434A1C"/>
+    <w:nsid w:val="39FA77B7"/>
     <w:multiLevelType w:val="multilevel"/>
-    <w:tmpl w:val="A22C0668"/>
+    <w:tmpl w:val="047A2460"/>
     <w:lvl w:ilvl="0">
       <w:start w:val="1"/>
       <w:numFmt w:val="bullet"/>
@@ -33492,9 +33498,9 @@
     </w:lvl>
   </w:abstractNum>
   <w:abstractNum w:abstractNumId="12" w15:restartNumberingAfterBreak="0">
-    <w:nsid w:val="4BEF4D9E"/>
+    <w:nsid w:val="3FF55C6D"/>
     <w:multiLevelType w:val="multilevel"/>
-    <w:tmpl w:val="BE623A22"/>
+    <w:tmpl w:val="0024B50E"/>
     <w:lvl w:ilvl="0">
       <w:start w:val="1"/>
       <w:numFmt w:val="bullet"/>
@@ -33641,9 +33647,9 @@
     </w:lvl>
   </w:abstractNum>
   <w:abstractNum w:abstractNumId="13" w15:restartNumberingAfterBreak="0">
-    <w:nsid w:val="4EAE2F39"/>
+    <w:nsid w:val="42266DD0"/>
     <w:multiLevelType w:val="multilevel"/>
-    <w:tmpl w:val="CC2A0CC2"/>
+    <w:tmpl w:val="0C98947A"/>
     <w:lvl w:ilvl="0">
       <w:start w:val="1"/>
       <w:numFmt w:val="bullet"/>
@@ -33790,9 +33796,9 @@
     </w:lvl>
   </w:abstractNum>
   <w:abstractNum w:abstractNumId="14" w15:restartNumberingAfterBreak="0">
-    <w:nsid w:val="504A5E01"/>
+    <w:nsid w:val="4C8F50C3"/>
     <w:multiLevelType w:val="multilevel"/>
-    <w:tmpl w:val="1A1C209E"/>
+    <w:tmpl w:val="FCECAD20"/>
     <w:lvl w:ilvl="0">
       <w:start w:val="1"/>
       <w:numFmt w:val="bullet"/>
@@ -33939,9 +33945,9 @@
     </w:lvl>
   </w:abstractNum>
   <w:abstractNum w:abstractNumId="15" w15:restartNumberingAfterBreak="0">
-    <w:nsid w:val="56CB60B4"/>
+    <w:nsid w:val="4D626316"/>
     <w:multiLevelType w:val="multilevel"/>
-    <w:tmpl w:val="320A02C4"/>
+    <w:tmpl w:val="0A2EE4D6"/>
     <w:lvl w:ilvl="0">
       <w:start w:val="1"/>
       <w:numFmt w:val="bullet"/>
@@ -34088,9 +34094,9 @@
     </w:lvl>
   </w:abstractNum>
   <w:abstractNum w:abstractNumId="16" w15:restartNumberingAfterBreak="0">
-    <w:nsid w:val="57A76ED9"/>
+    <w:nsid w:val="624964A5"/>
     <w:multiLevelType w:val="multilevel"/>
-    <w:tmpl w:val="8924C502"/>
+    <w:tmpl w:val="A72609DC"/>
     <w:lvl w:ilvl="0">
       <w:start w:val="1"/>
       <w:numFmt w:val="bullet"/>
@@ -34237,9 +34243,9 @@
     </w:lvl>
   </w:abstractNum>
   <w:abstractNum w:abstractNumId="17" w15:restartNumberingAfterBreak="0">
-    <w:nsid w:val="59B06D53"/>
+    <w:nsid w:val="6B7A6752"/>
     <w:multiLevelType w:val="multilevel"/>
-    <w:tmpl w:val="A1B069B0"/>
+    <w:tmpl w:val="130AAC50"/>
     <w:lvl w:ilvl="0">
       <w:start w:val="1"/>
       <w:numFmt w:val="bullet"/>
@@ -34386,9 +34392,9 @@
     </w:lvl>
   </w:abstractNum>
   <w:abstractNum w:abstractNumId="18" w15:restartNumberingAfterBreak="0">
-    <w:nsid w:val="5F020A6C"/>
+    <w:nsid w:val="6BF31175"/>
     <w:multiLevelType w:val="multilevel"/>
-    <w:tmpl w:val="145A2534"/>
+    <w:tmpl w:val="C9FE9996"/>
     <w:lvl w:ilvl="0">
       <w:start w:val="1"/>
       <w:numFmt w:val="bullet"/>
@@ -34535,9 +34541,9 @@
     </w:lvl>
   </w:abstractNum>
   <w:abstractNum w:abstractNumId="19" w15:restartNumberingAfterBreak="0">
-    <w:nsid w:val="64C77079"/>
+    <w:nsid w:val="6E4F2B2E"/>
     <w:multiLevelType w:val="multilevel"/>
-    <w:tmpl w:val="67188138"/>
+    <w:tmpl w:val="61428B18"/>
     <w:lvl w:ilvl="0">
       <w:start w:val="1"/>
       <w:numFmt w:val="bullet"/>
@@ -34684,9 +34690,9 @@
     </w:lvl>
   </w:abstractNum>
   <w:abstractNum w:abstractNumId="20" w15:restartNumberingAfterBreak="0">
-    <w:nsid w:val="7F524B32"/>
+    <w:nsid w:val="73F67F2F"/>
     <w:multiLevelType w:val="multilevel"/>
-    <w:tmpl w:val="17F68F50"/>
+    <w:tmpl w:val="E44A8084"/>
     <w:lvl w:ilvl="0">
       <w:start w:val="1"/>
       <w:numFmt w:val="bullet"/>
@@ -34832,67 +34838,67 @@
       </w:rPr>
     </w:lvl>
   </w:abstractNum>
-  <w:num w:numId="1" w16cid:durableId="371465532">
+  <w:num w:numId="1" w16cid:durableId="131875841">
+    <w:abstractNumId w:val="6"/>
+  </w:num>
+  <w:num w:numId="2" w16cid:durableId="1597248152">
+    <w:abstractNumId w:val="7"/>
+  </w:num>
+  <w:num w:numId="3" w16cid:durableId="1207985307">
+    <w:abstractNumId w:val="18"/>
+  </w:num>
+  <w:num w:numId="4" w16cid:durableId="1929777127">
+    <w:abstractNumId w:val="17"/>
+  </w:num>
+  <w:num w:numId="5" w16cid:durableId="1072238154">
+    <w:abstractNumId w:val="12"/>
+  </w:num>
+  <w:num w:numId="6" w16cid:durableId="1867522068">
+    <w:abstractNumId w:val="10"/>
+  </w:num>
+  <w:num w:numId="7" w16cid:durableId="1043793474">
+    <w:abstractNumId w:val="9"/>
+  </w:num>
+  <w:num w:numId="8" w16cid:durableId="156658478">
+    <w:abstractNumId w:val="0"/>
+  </w:num>
+  <w:num w:numId="9" w16cid:durableId="1538620488">
+    <w:abstractNumId w:val="2"/>
+  </w:num>
+  <w:num w:numId="10" w16cid:durableId="1903978271">
+    <w:abstractNumId w:val="3"/>
+  </w:num>
+  <w:num w:numId="11" w16cid:durableId="1600020608">
+    <w:abstractNumId w:val="16"/>
+  </w:num>
+  <w:num w:numId="12" w16cid:durableId="1450853554">
+    <w:abstractNumId w:val="19"/>
+  </w:num>
+  <w:num w:numId="13" w16cid:durableId="1885822411">
+    <w:abstractNumId w:val="20"/>
+  </w:num>
+  <w:num w:numId="14" w16cid:durableId="860164821">
+    <w:abstractNumId w:val="5"/>
+  </w:num>
+  <w:num w:numId="15" w16cid:durableId="959653460">
+    <w:abstractNumId w:val="13"/>
+  </w:num>
+  <w:num w:numId="16" w16cid:durableId="1841308201">
+    <w:abstractNumId w:val="11"/>
+  </w:num>
+  <w:num w:numId="17" w16cid:durableId="710109640">
+    <w:abstractNumId w:val="14"/>
+  </w:num>
+  <w:num w:numId="18" w16cid:durableId="264533176">
+    <w:abstractNumId w:val="1"/>
+  </w:num>
+  <w:num w:numId="19" w16cid:durableId="554584274">
+    <w:abstractNumId w:val="4"/>
+  </w:num>
+  <w:num w:numId="20" w16cid:durableId="253510947">
     <w:abstractNumId w:val="8"/>
   </w:num>
-  <w:num w:numId="2" w16cid:durableId="1948924447">
-    <w:abstractNumId w:val="13"/>
-  </w:num>
-  <w:num w:numId="3" w16cid:durableId="299385621">
-    <w:abstractNumId w:val="17"/>
-  </w:num>
-  <w:num w:numId="4" w16cid:durableId="15663113">
-    <w:abstractNumId w:val="10"/>
-  </w:num>
-  <w:num w:numId="5" w16cid:durableId="953436551">
-    <w:abstractNumId w:val="20"/>
-  </w:num>
-  <w:num w:numId="6" w16cid:durableId="1050685468">
-    <w:abstractNumId w:val="16"/>
-  </w:num>
-  <w:num w:numId="7" w16cid:durableId="614409558">
-    <w:abstractNumId w:val="5"/>
-  </w:num>
-  <w:num w:numId="8" w16cid:durableId="1474054607">
-    <w:abstractNumId w:val="19"/>
-  </w:num>
-  <w:num w:numId="9" w16cid:durableId="1127775339">
-    <w:abstractNumId w:val="12"/>
-  </w:num>
-  <w:num w:numId="10" w16cid:durableId="638922495">
-    <w:abstractNumId w:val="3"/>
-  </w:num>
-  <w:num w:numId="11" w16cid:durableId="1850756133">
-    <w:abstractNumId w:val="6"/>
-  </w:num>
-  <w:num w:numId="12" w16cid:durableId="1144349605">
-    <w:abstractNumId w:val="2"/>
-  </w:num>
-  <w:num w:numId="13" w16cid:durableId="1886595652">
-    <w:abstractNumId w:val="1"/>
-  </w:num>
-  <w:num w:numId="14" w16cid:durableId="1554273834">
-    <w:abstractNumId w:val="4"/>
-  </w:num>
-  <w:num w:numId="15" w16cid:durableId="1723820165">
-    <w:abstractNumId w:val="14"/>
-  </w:num>
-  <w:num w:numId="16" w16cid:durableId="537930970">
-    <w:abstractNumId w:val="9"/>
-  </w:num>
-  <w:num w:numId="17" w16cid:durableId="1601521401">
-    <w:abstractNumId w:val="18"/>
-  </w:num>
-  <w:num w:numId="18" w16cid:durableId="1388184503">
-    <w:abstractNumId w:val="7"/>
-  </w:num>
-  <w:num w:numId="19" w16cid:durableId="1628007224">
-    <w:abstractNumId w:val="0"/>
-  </w:num>
-  <w:num w:numId="20" w16cid:durableId="326834261">
-    <w:abstractNumId w:val="11"/>
-  </w:num>
-  <w:num w:numId="21" w16cid:durableId="813060369">
+  <w:num w:numId="21" w16cid:durableId="901718938">
     <w:abstractNumId w:val="15"/>
   </w:num>
 </w:numbering>
@@ -35480,7 +35486,7 @@
     <w:autoRedefine/>
     <w:uiPriority w:val="39"/>
     <w:unhideWhenUsed/>
-    <w:rsid w:val="00214D3C"/>
+    <w:rsid w:val="00762D9D"/>
     <w:pPr>
       <w:spacing w:after="100"/>
     </w:pPr>
@@ -35492,7 +35498,7 @@
     <w:autoRedefine/>
     <w:uiPriority w:val="39"/>
     <w:unhideWhenUsed/>
-    <w:rsid w:val="00214D3C"/>
+    <w:rsid w:val="00762D9D"/>
     <w:pPr>
       <w:spacing w:after="100"/>
       <w:ind w:left="220"/>
@@ -35505,7 +35511,7 @@
     <w:autoRedefine/>
     <w:uiPriority w:val="39"/>
     <w:unhideWhenUsed/>
-    <w:rsid w:val="00214D3C"/>
+    <w:rsid w:val="00762D9D"/>
     <w:pPr>
       <w:spacing w:after="100"/>
       <w:ind w:left="440"/>
@@ -35517,7 +35523,7 @@
     <w:link w:val="EncabezadoCar"/>
     <w:uiPriority w:val="99"/>
     <w:unhideWhenUsed/>
-    <w:rsid w:val="00214D3C"/>
+    <w:rsid w:val="00762D9D"/>
     <w:pPr>
       <w:tabs>
         <w:tab w:val="center" w:pos="4419"/>
@@ -35531,7 +35537,7 @@
     <w:basedOn w:val="Fuentedeprrafopredeter"/>
     <w:link w:val="Encabezado"/>
     <w:uiPriority w:val="99"/>
-    <w:rsid w:val="00214D3C"/>
+    <w:rsid w:val="00762D9D"/>
     <w:rPr>
       <w:rFonts w:ascii="Arial" w:eastAsiaTheme="minorEastAsia" w:hAnsi="Arial" w:cs="Arial"/>
       <w:sz w:val="22"/>
@@ -35544,7 +35550,7 @@
     <w:link w:val="PiedepginaCar"/>
     <w:uiPriority w:val="99"/>
     <w:unhideWhenUsed/>
-    <w:rsid w:val="00214D3C"/>
+    <w:rsid w:val="00762D9D"/>
     <w:pPr>
       <w:tabs>
         <w:tab w:val="center" w:pos="4419"/>
@@ -35558,7 +35564,7 @@
     <w:basedOn w:val="Fuentedeprrafopredeter"/>
     <w:link w:val="Piedepgina"/>
     <w:uiPriority w:val="99"/>
-    <w:rsid w:val="00214D3C"/>
+    <w:rsid w:val="00762D9D"/>
     <w:rPr>
       <w:rFonts w:ascii="Arial" w:eastAsiaTheme="minorEastAsia" w:hAnsi="Arial" w:cs="Arial"/>
       <w:sz w:val="22"/>
@@ -35571,7 +35577,7 @@
     <w:uiPriority w:val="99"/>
     <w:semiHidden/>
     <w:unhideWhenUsed/>
-    <w:rsid w:val="00214D3C"/>
+    <w:rsid w:val="00762D9D"/>
   </w:style>
 </w:styles>
 </file>

--- a/Fase 2/Evidencias Proyecto/Evidencias de documentación/Diseño/Especificación de Requisitos de Software (IEEE 830).docx
+++ b/Fase 2/Evidencias Proyecto/Evidencias de documentación/Diseño/Especificación de Requisitos de Software (IEEE 830).docx
@@ -287,7 +287,7 @@
           <w:lang w:val="es-ES"/>
         </w:rPr>
       </w:pPr>
-      <w:bookmarkStart w:id="0" w:name="_Toc244087155"/>
+      <w:bookmarkStart w:id="0" w:name="_Toc244090583"/>
       <w:r>
         <w:rPr>
           <w:rFonts w:eastAsia="Times New Roman"/>
@@ -301,7 +301,6 @@
     <w:tbl>
       <w:tblPr>
         <w:tblW w:w="9406" w:type="dxa"/>
-        <w:tblInd w:w="-8" w:type="dxa"/>
         <w:tblLayout w:type="fixed"/>
         <w:tblCellMar>
           <w:top w:w="15" w:type="dxa"/>
@@ -946,7 +945,7 @@
           <w:lang w:val="es-ES"/>
         </w:rPr>
       </w:pPr>
-      <w:bookmarkStart w:id="1" w:name="_Toc244087156"/>
+      <w:bookmarkStart w:id="1" w:name="_Toc244090584"/>
       <w:r>
         <w:rPr>
           <w:rFonts w:eastAsia="Times New Roman"/>
@@ -1016,7 +1015,7 @@
         <w:rPr>
           <w:noProof/>
         </w:rPr>
-        <w:instrText xml:space="preserve"> PAGEREF _Toc244087155 \h </w:instrText>
+        <w:instrText xml:space="preserve"> PAGEREF _Toc244090583 \h </w:instrText>
       </w:r>
       <w:r>
         <w:rPr>
@@ -1080,7 +1079,7 @@
         <w:rPr>
           <w:noProof/>
         </w:rPr>
-        <w:instrText xml:space="preserve"> PAGEREF _Toc244087156 \h </w:instrText>
+        <w:instrText xml:space="preserve"> PAGEREF _Toc244090584 \h </w:instrText>
       </w:r>
       <w:r>
         <w:rPr>
@@ -1144,7 +1143,7 @@
         <w:rPr>
           <w:noProof/>
         </w:rPr>
-        <w:instrText xml:space="preserve"> PAGEREF _Toc244087157 \h </w:instrText>
+        <w:instrText xml:space="preserve"> PAGEREF _Toc244090585 \h </w:instrText>
       </w:r>
       <w:r>
         <w:rPr>
@@ -1208,7 +1207,7 @@
         <w:rPr>
           <w:noProof/>
         </w:rPr>
-        <w:instrText xml:space="preserve"> PAGEREF _Toc244087158 \h </w:instrText>
+        <w:instrText xml:space="preserve"> PAGEREF _Toc244090586 \h </w:instrText>
       </w:r>
       <w:r>
         <w:rPr>
@@ -1272,7 +1271,7 @@
         <w:rPr>
           <w:noProof/>
         </w:rPr>
-        <w:instrText xml:space="preserve"> PAGEREF _Toc244087159 \h </w:instrText>
+        <w:instrText xml:space="preserve"> PAGEREF _Toc244090587 \h </w:instrText>
       </w:r>
       <w:r>
         <w:rPr>
@@ -1336,7 +1335,7 @@
         <w:rPr>
           <w:noProof/>
         </w:rPr>
-        <w:instrText xml:space="preserve"> PAGEREF _Toc244087160 \h </w:instrText>
+        <w:instrText xml:space="preserve"> PAGEREF _Toc244090588 \h </w:instrText>
       </w:r>
       <w:r>
         <w:rPr>
@@ -1400,7 +1399,7 @@
         <w:rPr>
           <w:noProof/>
         </w:rPr>
-        <w:instrText xml:space="preserve"> PAGEREF _Toc244087161 \h </w:instrText>
+        <w:instrText xml:space="preserve"> PAGEREF _Toc244090589 \h </w:instrText>
       </w:r>
       <w:r>
         <w:rPr>
@@ -1464,7 +1463,7 @@
         <w:rPr>
           <w:noProof/>
         </w:rPr>
-        <w:instrText xml:space="preserve"> PAGEREF _Toc244087162 \h </w:instrText>
+        <w:instrText xml:space="preserve"> PAGEREF _Toc244090590 \h </w:instrText>
       </w:r>
       <w:r>
         <w:rPr>
@@ -1528,7 +1527,7 @@
         <w:rPr>
           <w:noProof/>
         </w:rPr>
-        <w:instrText xml:space="preserve"> PAGEREF _Toc244087163 \h </w:instrText>
+        <w:instrText xml:space="preserve"> PAGEREF _Toc244090591 \h </w:instrText>
       </w:r>
       <w:r>
         <w:rPr>
@@ -1592,7 +1591,7 @@
         <w:rPr>
           <w:noProof/>
         </w:rPr>
-        <w:instrText xml:space="preserve"> PAGEREF _Toc244087164 \h </w:instrText>
+        <w:instrText xml:space="preserve"> PAGEREF _Toc244090592 \h </w:instrText>
       </w:r>
       <w:r>
         <w:rPr>
@@ -1656,7 +1655,7 @@
         <w:rPr>
           <w:noProof/>
         </w:rPr>
-        <w:instrText xml:space="preserve"> PAGEREF _Toc244087165 \h </w:instrText>
+        <w:instrText xml:space="preserve"> PAGEREF _Toc244090593 \h </w:instrText>
       </w:r>
       <w:r>
         <w:rPr>
@@ -1720,7 +1719,7 @@
         <w:rPr>
           <w:noProof/>
         </w:rPr>
-        <w:instrText xml:space="preserve"> PAGEREF _Toc244087166 \h </w:instrText>
+        <w:instrText xml:space="preserve"> PAGEREF _Toc244090594 \h </w:instrText>
       </w:r>
       <w:r>
         <w:rPr>
@@ -1784,7 +1783,7 @@
         <w:rPr>
           <w:noProof/>
         </w:rPr>
-        <w:instrText xml:space="preserve"> PAGEREF _Toc244087167 \h </w:instrText>
+        <w:instrText xml:space="preserve"> PAGEREF _Toc244090595 \h </w:instrText>
       </w:r>
       <w:r>
         <w:rPr>
@@ -1848,7 +1847,7 @@
         <w:rPr>
           <w:noProof/>
         </w:rPr>
-        <w:instrText xml:space="preserve"> PAGEREF _Toc244087168 \h </w:instrText>
+        <w:instrText xml:space="preserve"> PAGEREF _Toc244090596 \h </w:instrText>
       </w:r>
       <w:r>
         <w:rPr>
@@ -1912,7 +1911,7 @@
         <w:rPr>
           <w:noProof/>
         </w:rPr>
-        <w:instrText xml:space="preserve"> PAGEREF _Toc244087169 \h </w:instrText>
+        <w:instrText xml:space="preserve"> PAGEREF _Toc244090597 \h </w:instrText>
       </w:r>
       <w:r>
         <w:rPr>
@@ -1976,7 +1975,7 @@
         <w:rPr>
           <w:noProof/>
         </w:rPr>
-        <w:instrText xml:space="preserve"> PAGEREF _Toc244087170 \h </w:instrText>
+        <w:instrText xml:space="preserve"> PAGEREF _Toc244090598 \h </w:instrText>
       </w:r>
       <w:r>
         <w:rPr>
@@ -2040,7 +2039,7 @@
         <w:rPr>
           <w:noProof/>
         </w:rPr>
-        <w:instrText xml:space="preserve"> PAGEREF _Toc244087171 \h </w:instrText>
+        <w:instrText xml:space="preserve"> PAGEREF _Toc244090599 \h </w:instrText>
       </w:r>
       <w:r>
         <w:rPr>
@@ -2104,7 +2103,7 @@
         <w:rPr>
           <w:noProof/>
         </w:rPr>
-        <w:instrText xml:space="preserve"> PAGEREF _Toc244087172 \h </w:instrText>
+        <w:instrText xml:space="preserve"> PAGEREF _Toc244090600 \h </w:instrText>
       </w:r>
       <w:r>
         <w:rPr>
@@ -2168,7 +2167,7 @@
         <w:rPr>
           <w:noProof/>
         </w:rPr>
-        <w:instrText xml:space="preserve"> PAGEREF _Toc244087173 \h </w:instrText>
+        <w:instrText xml:space="preserve"> PAGEREF _Toc244090601 \h </w:instrText>
       </w:r>
       <w:r>
         <w:rPr>
@@ -2232,7 +2231,7 @@
         <w:rPr>
           <w:noProof/>
         </w:rPr>
-        <w:instrText xml:space="preserve"> PAGEREF _Toc244087174 \h </w:instrText>
+        <w:instrText xml:space="preserve"> PAGEREF _Toc244090602 \h </w:instrText>
       </w:r>
       <w:r>
         <w:rPr>
@@ -2296,7 +2295,7 @@
         <w:rPr>
           <w:noProof/>
         </w:rPr>
-        <w:instrText xml:space="preserve"> PAGEREF _Toc244087175 \h </w:instrText>
+        <w:instrText xml:space="preserve"> PAGEREF _Toc244090603 \h </w:instrText>
       </w:r>
       <w:r>
         <w:rPr>
@@ -2360,7 +2359,7 @@
         <w:rPr>
           <w:noProof/>
         </w:rPr>
-        <w:instrText xml:space="preserve"> PAGEREF _Toc244087176 \h </w:instrText>
+        <w:instrText xml:space="preserve"> PAGEREF _Toc244090604 \h </w:instrText>
       </w:r>
       <w:r>
         <w:rPr>
@@ -2424,7 +2423,7 @@
         <w:rPr>
           <w:noProof/>
         </w:rPr>
-        <w:instrText xml:space="preserve"> PAGEREF _Toc244087177 \h </w:instrText>
+        <w:instrText xml:space="preserve"> PAGEREF _Toc244090605 \h </w:instrText>
       </w:r>
       <w:r>
         <w:rPr>
@@ -2488,7 +2487,7 @@
         <w:rPr>
           <w:noProof/>
         </w:rPr>
-        <w:instrText xml:space="preserve"> PAGEREF _Toc244087178 \h </w:instrText>
+        <w:instrText xml:space="preserve"> PAGEREF _Toc244090606 \h </w:instrText>
       </w:r>
       <w:r>
         <w:rPr>
@@ -2552,7 +2551,7 @@
         <w:rPr>
           <w:noProof/>
         </w:rPr>
-        <w:instrText xml:space="preserve"> PAGEREF _Toc244087179 \h </w:instrText>
+        <w:instrText xml:space="preserve"> PAGEREF _Toc244090607 \h </w:instrText>
       </w:r>
       <w:r>
         <w:rPr>
@@ -2616,7 +2615,7 @@
         <w:rPr>
           <w:noProof/>
         </w:rPr>
-        <w:instrText xml:space="preserve"> PAGEREF _Toc244087180 \h </w:instrText>
+        <w:instrText xml:space="preserve"> PAGEREF _Toc244090608 \h </w:instrText>
       </w:r>
       <w:r>
         <w:rPr>
@@ -2680,7 +2679,7 @@
         <w:rPr>
           <w:noProof/>
         </w:rPr>
-        <w:instrText xml:space="preserve"> PAGEREF _Toc244087181 \h </w:instrText>
+        <w:instrText xml:space="preserve"> PAGEREF _Toc244090609 \h </w:instrText>
       </w:r>
       <w:r>
         <w:rPr>
@@ -2744,7 +2743,7 @@
         <w:rPr>
           <w:noProof/>
         </w:rPr>
-        <w:instrText xml:space="preserve"> PAGEREF _Toc244087182 \h </w:instrText>
+        <w:instrText xml:space="preserve"> PAGEREF _Toc244090610 \h </w:instrText>
       </w:r>
       <w:r>
         <w:rPr>
@@ -2808,7 +2807,7 @@
         <w:rPr>
           <w:noProof/>
         </w:rPr>
-        <w:instrText xml:space="preserve"> PAGEREF _Toc244087183 \h </w:instrText>
+        <w:instrText xml:space="preserve"> PAGEREF _Toc244090611 \h </w:instrText>
       </w:r>
       <w:r>
         <w:rPr>
@@ -2872,7 +2871,7 @@
         <w:rPr>
           <w:noProof/>
         </w:rPr>
-        <w:instrText xml:space="preserve"> PAGEREF _Toc244087184 \h </w:instrText>
+        <w:instrText xml:space="preserve"> PAGEREF _Toc244090612 \h </w:instrText>
       </w:r>
       <w:r>
         <w:rPr>
@@ -2936,7 +2935,7 @@
         <w:rPr>
           <w:noProof/>
         </w:rPr>
-        <w:instrText xml:space="preserve"> PAGEREF _Toc244087185 \h </w:instrText>
+        <w:instrText xml:space="preserve"> PAGEREF _Toc244090613 \h </w:instrText>
       </w:r>
       <w:r>
         <w:rPr>
@@ -3001,7 +3000,7 @@
         <w:rPr>
           <w:noProof/>
         </w:rPr>
-        <w:instrText xml:space="preserve"> PAGEREF _Toc244087186 \h </w:instrText>
+        <w:instrText xml:space="preserve"> PAGEREF _Toc244090614 \h </w:instrText>
       </w:r>
       <w:r>
         <w:rPr>
@@ -3065,7 +3064,7 @@
         <w:rPr>
           <w:noProof/>
         </w:rPr>
-        <w:instrText xml:space="preserve"> PAGEREF _Toc244087187 \h </w:instrText>
+        <w:instrText xml:space="preserve"> PAGEREF _Toc244090615 \h </w:instrText>
       </w:r>
       <w:r>
         <w:rPr>
@@ -3129,7 +3128,7 @@
         <w:rPr>
           <w:noProof/>
         </w:rPr>
-        <w:instrText xml:space="preserve"> PAGEREF _Toc244087188 \h </w:instrText>
+        <w:instrText xml:space="preserve"> PAGEREF _Toc244090616 \h </w:instrText>
       </w:r>
       <w:r>
         <w:rPr>
@@ -3193,7 +3192,7 @@
         <w:rPr>
           <w:noProof/>
         </w:rPr>
-        <w:instrText xml:space="preserve"> PAGEREF _Toc244087189 \h </w:instrText>
+        <w:instrText xml:space="preserve"> PAGEREF _Toc244090617 \h </w:instrText>
       </w:r>
       <w:r>
         <w:rPr>
@@ -3257,7 +3256,7 @@
         <w:rPr>
           <w:noProof/>
         </w:rPr>
-        <w:instrText xml:space="preserve"> PAGEREF _Toc244087190 \h </w:instrText>
+        <w:instrText xml:space="preserve"> PAGEREF _Toc244090618 \h </w:instrText>
       </w:r>
       <w:r>
         <w:rPr>
@@ -3321,7 +3320,7 @@
         <w:rPr>
           <w:noProof/>
         </w:rPr>
-        <w:instrText xml:space="preserve"> PAGEREF _Toc244087191 \h </w:instrText>
+        <w:instrText xml:space="preserve"> PAGEREF _Toc244090619 \h </w:instrText>
       </w:r>
       <w:r>
         <w:rPr>
@@ -3385,7 +3384,7 @@
         <w:rPr>
           <w:noProof/>
         </w:rPr>
-        <w:instrText xml:space="preserve"> PAGEREF _Toc244087192 \h </w:instrText>
+        <w:instrText xml:space="preserve"> PAGEREF _Toc244090620 \h </w:instrText>
       </w:r>
       <w:r>
         <w:rPr>
@@ -3449,7 +3448,7 @@
         <w:rPr>
           <w:noProof/>
         </w:rPr>
-        <w:instrText xml:space="preserve"> PAGEREF _Toc244087193 \h </w:instrText>
+        <w:instrText xml:space="preserve"> PAGEREF _Toc244090621 \h </w:instrText>
       </w:r>
       <w:r>
         <w:rPr>
@@ -3513,7 +3512,7 @@
         <w:rPr>
           <w:noProof/>
         </w:rPr>
-        <w:instrText xml:space="preserve"> PAGEREF _Toc244087194 \h </w:instrText>
+        <w:instrText xml:space="preserve"> PAGEREF _Toc244090622 \h </w:instrText>
       </w:r>
       <w:r>
         <w:rPr>
@@ -3596,7 +3595,7 @@
         <w:rPr>
           <w:noProof/>
         </w:rPr>
-        <w:instrText xml:space="preserve"> PAGEREF _Toc244087195 \h </w:instrText>
+        <w:instrText xml:space="preserve"> PAGEREF _Toc244090623 \h </w:instrText>
       </w:r>
       <w:r>
         <w:rPr>
@@ -3660,7 +3659,7 @@
         <w:rPr>
           <w:noProof/>
         </w:rPr>
-        <w:instrText xml:space="preserve"> PAGEREF _Toc244087196 \h </w:instrText>
+        <w:instrText xml:space="preserve"> PAGEREF _Toc244090624 \h </w:instrText>
       </w:r>
       <w:r>
         <w:rPr>
@@ -3724,7 +3723,7 @@
         <w:rPr>
           <w:noProof/>
         </w:rPr>
-        <w:instrText xml:space="preserve"> PAGEREF _Toc244087197 \h </w:instrText>
+        <w:instrText xml:space="preserve"> PAGEREF _Toc244090625 \h </w:instrText>
       </w:r>
       <w:r>
         <w:rPr>
@@ -3788,7 +3787,7 @@
         <w:rPr>
           <w:noProof/>
         </w:rPr>
-        <w:instrText xml:space="preserve"> PAGEREF _Toc244087198 \h </w:instrText>
+        <w:instrText xml:space="preserve"> PAGEREF _Toc244090626 \h </w:instrText>
       </w:r>
       <w:r>
         <w:rPr>
@@ -3852,7 +3851,7 @@
         <w:rPr>
           <w:noProof/>
         </w:rPr>
-        <w:instrText xml:space="preserve"> PAGEREF _Toc244087199 \h </w:instrText>
+        <w:instrText xml:space="preserve"> PAGEREF _Toc244090627 \h </w:instrText>
       </w:r>
       <w:r>
         <w:rPr>
@@ -3916,7 +3915,7 @@
         <w:rPr>
           <w:noProof/>
         </w:rPr>
-        <w:instrText xml:space="preserve"> PAGEREF _Toc244087200 \h </w:instrText>
+        <w:instrText xml:space="preserve"> PAGEREF _Toc244090628 \h </w:instrText>
       </w:r>
       <w:r>
         <w:rPr>
@@ -3980,7 +3979,7 @@
         <w:rPr>
           <w:noProof/>
         </w:rPr>
-        <w:instrText xml:space="preserve"> PAGEREF _Toc244087201 \h </w:instrText>
+        <w:instrText xml:space="preserve"> PAGEREF _Toc244090629 \h </w:instrText>
       </w:r>
       <w:r>
         <w:rPr>
@@ -4044,7 +4043,7 @@
         <w:rPr>
           <w:noProof/>
         </w:rPr>
-        <w:instrText xml:space="preserve"> PAGEREF _Toc244087202 \h </w:instrText>
+        <w:instrText xml:space="preserve"> PAGEREF _Toc244090630 \h </w:instrText>
       </w:r>
       <w:r>
         <w:rPr>
@@ -4108,7 +4107,7 @@
         <w:rPr>
           <w:noProof/>
         </w:rPr>
-        <w:instrText xml:space="preserve"> PAGEREF _Toc244087203 \h </w:instrText>
+        <w:instrText xml:space="preserve"> PAGEREF _Toc244090631 \h </w:instrText>
       </w:r>
       <w:r>
         <w:rPr>
@@ -4159,7 +4158,7 @@
           <w:lang w:val="es-ES"/>
         </w:rPr>
       </w:pPr>
-      <w:bookmarkStart w:id="2" w:name="_Toc244087157"/>
+      <w:bookmarkStart w:id="2" w:name="_Toc244090585"/>
       <w:r>
         <w:rPr>
           <w:rFonts w:eastAsia="Times New Roman"/>
@@ -4178,7 +4177,7 @@
           <w:lang w:val="es-ES"/>
         </w:rPr>
       </w:pPr>
-      <w:bookmarkStart w:id="3" w:name="_Toc244087158"/>
+      <w:bookmarkStart w:id="3" w:name="_Toc244090586"/>
       <w:r>
         <w:rPr>
           <w:rFonts w:eastAsia="Times New Roman"/>
@@ -4213,7 +4212,7 @@
           <w:lang w:val="es-ES"/>
         </w:rPr>
       </w:pPr>
-      <w:bookmarkStart w:id="4" w:name="_Toc244087159"/>
+      <w:bookmarkStart w:id="4" w:name="_Toc244090587"/>
       <w:r>
         <w:rPr>
           <w:rFonts w:eastAsia="Times New Roman"/>
@@ -4289,7 +4288,7 @@
           <w:lang w:val="es-ES"/>
         </w:rPr>
       </w:pPr>
-      <w:bookmarkStart w:id="5" w:name="_Toc244087160"/>
+      <w:bookmarkStart w:id="5" w:name="_Toc244090588"/>
       <w:r>
         <w:rPr>
           <w:rFonts w:eastAsia="Times New Roman"/>
@@ -4302,7 +4301,6 @@
     <w:tbl>
       <w:tblPr>
         <w:tblW w:w="9406" w:type="dxa"/>
-        <w:tblInd w:w="-8" w:type="dxa"/>
         <w:tblLayout w:type="fixed"/>
         <w:tblCellMar>
           <w:top w:w="15" w:type="dxa"/>
@@ -5468,7 +5466,7 @@
           <w:lang w:val="es-ES"/>
         </w:rPr>
       </w:pPr>
-      <w:bookmarkStart w:id="6" w:name="_Toc244087161"/>
+      <w:bookmarkStart w:id="6" w:name="_Toc244090589"/>
       <w:r>
         <w:rPr>
           <w:rFonts w:eastAsia="Times New Roman"/>
@@ -5659,7 +5657,7 @@
           <w:lang w:val="es-ES"/>
         </w:rPr>
       </w:pPr>
-      <w:bookmarkStart w:id="7" w:name="_Toc244087162"/>
+      <w:bookmarkStart w:id="7" w:name="_Toc244090590"/>
       <w:r>
         <w:rPr>
           <w:rFonts w:eastAsia="Times New Roman"/>
@@ -5694,7 +5692,7 @@
           <w:lang w:val="es-ES"/>
         </w:rPr>
       </w:pPr>
-      <w:bookmarkStart w:id="8" w:name="_Toc244087163"/>
+      <w:bookmarkStart w:id="8" w:name="_Toc244090591"/>
       <w:r>
         <w:rPr>
           <w:rFonts w:eastAsia="Times New Roman"/>
@@ -5713,7 +5711,7 @@
           <w:lang w:val="es-ES"/>
         </w:rPr>
       </w:pPr>
-      <w:bookmarkStart w:id="9" w:name="_Toc244087164"/>
+      <w:bookmarkStart w:id="9" w:name="_Toc244090592"/>
       <w:r>
         <w:rPr>
           <w:rFonts w:eastAsia="Times New Roman"/>
@@ -5726,6 +5724,7 @@
     <w:p>
       <w:pPr>
         <w:pStyle w:val="NormalWeb"/>
+        <w:keepNext/>
         <w:rPr>
           <w:szCs w:val="22"/>
           <w:lang w:val="es-ES"/>
@@ -5754,10 +5753,10 @@
           <w:lang w:val="es-ES"/>
         </w:rPr>
         <w:drawing>
-          <wp:inline distT="0" distB="0" distL="0" distR="0" wp14:anchorId="68F5ABE5" wp14:editId="58DBB505">
+          <wp:inline distT="0" distB="0" distL="0" distR="0" wp14:anchorId="0249071D" wp14:editId="460CAE39">
             <wp:extent cx="5715000" cy="2056695"/>
             <wp:effectExtent l="0" t="0" r="0" b="1270"/>
-            <wp:docPr id="1251821720" name="Imagen 1"/>
+            <wp:docPr id="1389543216" name="Imagen 1"/>
             <wp:cNvGraphicFramePr>
               <a:graphicFrameLocks xmlns:a="http://schemas.openxmlformats.org/drawingml/2006/main" noChangeAspect="1"/>
             </wp:cNvGraphicFramePr>
@@ -5765,7 +5764,7 @@
               <a:graphicData uri="http://schemas.openxmlformats.org/drawingml/2006/picture">
                 <pic:pic xmlns:pic="http://schemas.openxmlformats.org/drawingml/2006/picture">
                   <pic:nvPicPr>
-                    <pic:cNvPr id="1251821720" name=""/>
+                    <pic:cNvPr id="1389543216" name=""/>
                     <pic:cNvPicPr/>
                   </pic:nvPicPr>
                   <pic:blipFill>
@@ -5819,7 +5818,7 @@
           <w:lang w:val="es-ES"/>
         </w:rPr>
       </w:pPr>
-      <w:bookmarkStart w:id="10" w:name="_Toc244087165"/>
+      <w:bookmarkStart w:id="10" w:name="_Toc244090593"/>
       <w:r>
         <w:rPr>
           <w:rFonts w:eastAsia="Times New Roman"/>
@@ -5967,6 +5966,7 @@
     </w:p>
     <w:p>
       <w:pPr>
+        <w:keepNext/>
         <w:numPr>
           <w:ilvl w:val="0"/>
           <w:numId w:val="2"/>
@@ -5986,6 +5986,7 @@
           <w:szCs w:val="22"/>
           <w:lang w:val="es-ES"/>
         </w:rPr>
+        <w:lastRenderedPageBreak/>
         <w:t>Cuentas y acceso:</w:t>
       </w:r>
       <w:r>
@@ -6011,12 +6012,11 @@
           <w:szCs w:val="22"/>
           <w:lang w:val="es-ES"/>
         </w:rPr>
-        <w:lastRenderedPageBreak/>
         <w:drawing>
-          <wp:inline distT="0" distB="0" distL="0" distR="0" wp14:anchorId="27CAA941" wp14:editId="430E31F1">
-            <wp:extent cx="5334000" cy="6547562"/>
-            <wp:effectExtent l="0" t="0" r="0" b="5715"/>
-            <wp:docPr id="656394037" name="Imagen 2"/>
+          <wp:inline distT="0" distB="0" distL="0" distR="0" wp14:anchorId="7DE2CE4E" wp14:editId="7892B20C">
+            <wp:extent cx="4969237" cy="6099810"/>
+            <wp:effectExtent l="0" t="0" r="3175" b="0"/>
+            <wp:docPr id="1379913032" name="Imagen 2"/>
             <wp:cNvGraphicFramePr>
               <a:graphicFrameLocks xmlns:a="http://schemas.openxmlformats.org/drawingml/2006/main" noChangeAspect="1"/>
             </wp:cNvGraphicFramePr>
@@ -6024,7 +6024,7 @@
               <a:graphicData uri="http://schemas.openxmlformats.org/drawingml/2006/picture">
                 <pic:pic xmlns:pic="http://schemas.openxmlformats.org/drawingml/2006/picture">
                   <pic:nvPicPr>
-                    <pic:cNvPr id="656394037" name=""/>
+                    <pic:cNvPr id="1379913032" name=""/>
                     <pic:cNvPicPr/>
                   </pic:nvPicPr>
                   <pic:blipFill>
@@ -6042,7 +6042,7 @@
                   <pic:spPr>
                     <a:xfrm>
                       <a:off x="0" y="0"/>
-                      <a:ext cx="5334000" cy="6547562"/>
+                      <a:ext cx="4969237" cy="6099810"/>
                     </a:xfrm>
                     <a:prstGeom prst="rect">
                       <a:avLst/>
@@ -6078,7 +6078,7 @@
           <w:lang w:val="es-ES"/>
         </w:rPr>
       </w:pPr>
-      <w:bookmarkStart w:id="11" w:name="_Toc244087166"/>
+      <w:bookmarkStart w:id="11" w:name="_Toc244090594"/>
       <w:r>
         <w:rPr>
           <w:rFonts w:eastAsia="Times New Roman"/>
@@ -6696,7 +6696,7 @@
           <w:lang w:val="es-ES"/>
         </w:rPr>
       </w:pPr>
-      <w:bookmarkStart w:id="12" w:name="_Toc244087167"/>
+      <w:bookmarkStart w:id="12" w:name="_Toc244090595"/>
       <w:r>
         <w:rPr>
           <w:rFonts w:eastAsia="Times New Roman"/>
@@ -6869,7 +6869,7 @@
           <w:lang w:val="es-ES"/>
         </w:rPr>
       </w:pPr>
-      <w:bookmarkStart w:id="13" w:name="_Toc244087168"/>
+      <w:bookmarkStart w:id="13" w:name="_Toc244090596"/>
       <w:r>
         <w:rPr>
           <w:rFonts w:eastAsia="Times New Roman"/>
@@ -6976,7 +6976,7 @@
           <w:lang w:val="es-ES"/>
         </w:rPr>
       </w:pPr>
-      <w:bookmarkStart w:id="14" w:name="_Toc244087169"/>
+      <w:bookmarkStart w:id="14" w:name="_Toc244090597"/>
       <w:r>
         <w:rPr>
           <w:rFonts w:eastAsia="Times New Roman"/>
@@ -7084,7 +7084,7 @@
           <w:lang w:val="es-ES"/>
         </w:rPr>
       </w:pPr>
-      <w:bookmarkStart w:id="15" w:name="_Toc244087170"/>
+      <w:bookmarkStart w:id="15" w:name="_Toc244090598"/>
       <w:r>
         <w:rPr>
           <w:rFonts w:eastAsia="Times New Roman"/>
@@ -7103,7 +7103,7 @@
           <w:lang w:val="es-ES"/>
         </w:rPr>
       </w:pPr>
-      <w:bookmarkStart w:id="16" w:name="_Toc244087171"/>
+      <w:bookmarkStart w:id="16" w:name="_Toc244090599"/>
       <w:r>
         <w:rPr>
           <w:rFonts w:eastAsia="Times New Roman"/>
@@ -7121,7 +7121,7 @@
           <w:lang w:val="es-ES"/>
         </w:rPr>
       </w:pPr>
-      <w:bookmarkStart w:id="17" w:name="_Toc244087172"/>
+      <w:bookmarkStart w:id="17" w:name="_Toc244090600"/>
       <w:r>
         <w:rPr>
           <w:rFonts w:eastAsia="Times New Roman"/>
@@ -7565,7 +7565,7 @@
           <w:lang w:val="es-ES"/>
         </w:rPr>
       </w:pPr>
-      <w:bookmarkStart w:id="18" w:name="_Toc244087173"/>
+      <w:bookmarkStart w:id="18" w:name="_Toc244090601"/>
       <w:r>
         <w:rPr>
           <w:rFonts w:eastAsia="Times New Roman"/>
@@ -7600,7 +7600,7 @@
           <w:lang w:val="es-ES"/>
         </w:rPr>
       </w:pPr>
-      <w:bookmarkStart w:id="19" w:name="_Toc244087174"/>
+      <w:bookmarkStart w:id="19" w:name="_Toc244090602"/>
       <w:r>
         <w:rPr>
           <w:rFonts w:eastAsia="Times New Roman"/>
@@ -8331,7 +8331,7 @@
           <w:lang w:val="es-ES"/>
         </w:rPr>
       </w:pPr>
-      <w:bookmarkStart w:id="20" w:name="_Toc244087175"/>
+      <w:bookmarkStart w:id="20" w:name="_Toc244090603"/>
       <w:r>
         <w:rPr>
           <w:rFonts w:eastAsia="Times New Roman"/>
@@ -8382,7 +8382,7 @@
           <w:lang w:val="es-ES"/>
         </w:rPr>
       </w:pPr>
-      <w:bookmarkStart w:id="21" w:name="_Toc244087176"/>
+      <w:bookmarkStart w:id="21" w:name="_Toc244090604"/>
       <w:r>
         <w:rPr>
           <w:rFonts w:eastAsia="Times New Roman"/>
@@ -8415,7 +8415,7 @@
           <w:lang w:val="es-ES"/>
         </w:rPr>
       </w:pPr>
-      <w:bookmarkStart w:id="22" w:name="_Toc244087177"/>
+      <w:bookmarkStart w:id="22" w:name="_Toc244090605"/>
       <w:r>
         <w:rPr>
           <w:rFonts w:eastAsia="Times New Roman"/>
@@ -9421,7 +9421,7 @@
           <w:lang w:val="es-ES"/>
         </w:rPr>
       </w:pPr>
-      <w:bookmarkStart w:id="23" w:name="_Toc244087178"/>
+      <w:bookmarkStart w:id="23" w:name="_Toc244090606"/>
       <w:r>
         <w:rPr>
           <w:rFonts w:eastAsia="Times New Roman"/>
@@ -10806,7 +10806,7 @@
           <w:lang w:val="es-ES"/>
         </w:rPr>
       </w:pPr>
-      <w:bookmarkStart w:id="24" w:name="_Toc244087179"/>
+      <w:bookmarkStart w:id="24" w:name="_Toc244090607"/>
       <w:r>
         <w:rPr>
           <w:rFonts w:eastAsia="Times New Roman"/>
@@ -11435,7 +11435,7 @@
           <w:lang w:val="es-ES"/>
         </w:rPr>
       </w:pPr>
-      <w:bookmarkStart w:id="25" w:name="_Toc244087180"/>
+      <w:bookmarkStart w:id="25" w:name="_Toc244090608"/>
       <w:r>
         <w:rPr>
           <w:rFonts w:eastAsia="Times New Roman"/>
@@ -12226,7 +12226,7 @@
                 <w:sz w:val="19"/>
                 <w:szCs w:val="19"/>
               </w:rPr>
-              <w:t>Pendiente</w:t>
+              <w:t>Parcial</w:t>
             </w:r>
           </w:p>
         </w:tc>
@@ -13162,7 +13162,7 @@
           <w:lang w:val="es-ES"/>
         </w:rPr>
       </w:pPr>
-      <w:bookmarkStart w:id="26" w:name="_Toc244087181"/>
+      <w:bookmarkStart w:id="26" w:name="_Toc244090609"/>
       <w:r>
         <w:rPr>
           <w:rFonts w:eastAsia="Times New Roman"/>
@@ -13979,7 +13979,7 @@
           <w:lang w:val="es-ES"/>
         </w:rPr>
       </w:pPr>
-      <w:bookmarkStart w:id="27" w:name="_Toc244087182"/>
+      <w:bookmarkStart w:id="27" w:name="_Toc244090610"/>
       <w:r>
         <w:rPr>
           <w:rFonts w:eastAsia="Times New Roman"/>
@@ -14181,7 +14181,7 @@
           <w:lang w:val="es-ES"/>
         </w:rPr>
       </w:pPr>
-      <w:bookmarkStart w:id="28" w:name="_Toc244087183"/>
+      <w:bookmarkStart w:id="28" w:name="_Toc244090611"/>
       <w:r>
         <w:rPr>
           <w:rFonts w:eastAsia="Times New Roman"/>
@@ -14289,7 +14289,7 @@
           <w:lang w:val="es-ES"/>
         </w:rPr>
       </w:pPr>
-      <w:bookmarkStart w:id="29" w:name="_Toc244087184"/>
+      <w:bookmarkStart w:id="29" w:name="_Toc244090612"/>
       <w:r>
         <w:rPr>
           <w:rFonts w:eastAsia="Times New Roman"/>
@@ -15351,7 +15351,7 @@
           <w:lang w:val="es-ES"/>
         </w:rPr>
       </w:pPr>
-      <w:bookmarkStart w:id="30" w:name="_Toc244087185"/>
+      <w:bookmarkStart w:id="30" w:name="_Toc244090613"/>
       <w:r>
         <w:rPr>
           <w:rFonts w:eastAsia="Times New Roman"/>
@@ -16618,7 +16618,7 @@
           <w:lang w:val="es-ES"/>
         </w:rPr>
       </w:pPr>
-      <w:bookmarkStart w:id="31" w:name="_Toc244087186"/>
+      <w:bookmarkStart w:id="31" w:name="_Toc244090614"/>
       <w:r>
         <w:rPr>
           <w:rFonts w:eastAsia="Times New Roman"/>
@@ -16651,7 +16651,7 @@
           <w:lang w:val="es-ES"/>
         </w:rPr>
       </w:pPr>
-      <w:bookmarkStart w:id="32" w:name="_Toc244087187"/>
+      <w:bookmarkStart w:id="32" w:name="_Toc244090615"/>
       <w:r>
         <w:rPr>
           <w:rFonts w:eastAsia="Times New Roman"/>
@@ -17199,7 +17199,7 @@
           <w:lang w:val="es-ES"/>
         </w:rPr>
       </w:pPr>
-      <w:bookmarkStart w:id="33" w:name="_Toc244087188"/>
+      <w:bookmarkStart w:id="33" w:name="_Toc244090616"/>
       <w:r>
         <w:rPr>
           <w:rFonts w:eastAsia="Times New Roman"/>
@@ -17747,7 +17747,7 @@
           <w:lang w:val="es-ES"/>
         </w:rPr>
       </w:pPr>
-      <w:bookmarkStart w:id="34" w:name="_Toc244087189"/>
+      <w:bookmarkStart w:id="34" w:name="_Toc244090617"/>
       <w:r>
         <w:rPr>
           <w:rFonts w:eastAsia="Times New Roman"/>
@@ -18296,7 +18296,7 @@
           <w:lang w:val="es-ES"/>
         </w:rPr>
       </w:pPr>
-      <w:bookmarkStart w:id="35" w:name="_Toc244087190"/>
+      <w:bookmarkStart w:id="35" w:name="_Toc244090618"/>
       <w:r>
         <w:rPr>
           <w:rFonts w:eastAsia="Times New Roman"/>
@@ -18844,7 +18844,7 @@
           <w:lang w:val="es-ES"/>
         </w:rPr>
       </w:pPr>
-      <w:bookmarkStart w:id="36" w:name="_Toc244087191"/>
+      <w:bookmarkStart w:id="36" w:name="_Toc244090619"/>
       <w:r>
         <w:rPr>
           <w:rFonts w:eastAsia="Times New Roman"/>
@@ -19392,7 +19392,7 @@
           <w:lang w:val="es-ES"/>
         </w:rPr>
       </w:pPr>
-      <w:bookmarkStart w:id="37" w:name="_Toc244087192"/>
+      <w:bookmarkStart w:id="37" w:name="_Toc244090620"/>
       <w:r>
         <w:rPr>
           <w:rFonts w:eastAsia="Times New Roman"/>
@@ -19941,7 +19941,7 @@
           <w:lang w:val="es-ES"/>
         </w:rPr>
       </w:pPr>
-      <w:bookmarkStart w:id="38" w:name="_Toc244087193"/>
+      <w:bookmarkStart w:id="38" w:name="_Toc244090621"/>
       <w:r>
         <w:rPr>
           <w:rFonts w:eastAsia="Times New Roman"/>
@@ -20489,7 +20489,7 @@
           <w:lang w:val="es-ES"/>
         </w:rPr>
       </w:pPr>
-      <w:bookmarkStart w:id="39" w:name="_Toc244087194"/>
+      <w:bookmarkStart w:id="39" w:name="_Toc244090622"/>
       <w:r>
         <w:rPr>
           <w:rFonts w:eastAsia="Times New Roman"/>
@@ -21037,7 +21037,7 @@
           <w:lang w:val="es-ES"/>
         </w:rPr>
       </w:pPr>
-      <w:bookmarkStart w:id="40" w:name="_Toc244087195"/>
+      <w:bookmarkStart w:id="40" w:name="_Toc244090623"/>
       <w:r>
         <w:rPr>
           <w:rFonts w:eastAsia="Times New Roman"/>
@@ -21612,7 +21612,7 @@
           <w:lang w:val="es-ES"/>
         </w:rPr>
       </w:pPr>
-      <w:bookmarkStart w:id="41" w:name="_Toc244087196"/>
+      <w:bookmarkStart w:id="41" w:name="_Toc244090624"/>
       <w:r>
         <w:rPr>
           <w:rFonts w:eastAsia="Times New Roman"/>
@@ -22160,7 +22160,7 @@
           <w:lang w:val="es-ES"/>
         </w:rPr>
       </w:pPr>
-      <w:bookmarkStart w:id="42" w:name="_Toc244087197"/>
+      <w:bookmarkStart w:id="42" w:name="_Toc244090625"/>
       <w:r>
         <w:rPr>
           <w:rFonts w:eastAsia="Times New Roman"/>
@@ -22708,7 +22708,7 @@
           <w:lang w:val="es-ES"/>
         </w:rPr>
       </w:pPr>
-      <w:bookmarkStart w:id="43" w:name="_Toc244087198"/>
+      <w:bookmarkStart w:id="43" w:name="_Toc244090626"/>
       <w:r>
         <w:rPr>
           <w:rFonts w:eastAsia="Times New Roman"/>
@@ -23257,7 +23257,7 @@
           <w:lang w:val="es-ES"/>
         </w:rPr>
       </w:pPr>
-      <w:bookmarkStart w:id="44" w:name="_Toc244087199"/>
+      <w:bookmarkStart w:id="44" w:name="_Toc244090627"/>
       <w:r>
         <w:rPr>
           <w:rFonts w:eastAsia="Times New Roman"/>
@@ -23805,7 +23805,7 @@
           <w:lang w:val="es-ES"/>
         </w:rPr>
       </w:pPr>
-      <w:bookmarkStart w:id="45" w:name="_Toc244087200"/>
+      <w:bookmarkStart w:id="45" w:name="_Toc244090628"/>
       <w:r>
         <w:rPr>
           <w:rFonts w:eastAsia="Times New Roman"/>
@@ -24353,7 +24353,7 @@
           <w:lang w:val="es-ES"/>
         </w:rPr>
       </w:pPr>
-      <w:bookmarkStart w:id="46" w:name="_Toc244087201"/>
+      <w:bookmarkStart w:id="46" w:name="_Toc244090629"/>
       <w:r>
         <w:rPr>
           <w:rFonts w:eastAsia="Times New Roman"/>
@@ -24902,7 +24902,7 @@
           <w:lang w:val="es-ES"/>
         </w:rPr>
       </w:pPr>
-      <w:bookmarkStart w:id="47" w:name="_Toc244087202"/>
+      <w:bookmarkStart w:id="47" w:name="_Toc244090630"/>
       <w:r>
         <w:rPr>
           <w:rFonts w:eastAsia="Times New Roman"/>
@@ -27884,7 +27884,7 @@
                 <w:sz w:val="19"/>
                 <w:szCs w:val="19"/>
               </w:rPr>
-              <w:t>Pendiente</w:t>
+              <w:t>Parcial</w:t>
             </w:r>
           </w:p>
         </w:tc>
@@ -30994,7 +30994,7 @@
           <w:lang w:val="es-ES"/>
         </w:rPr>
       </w:pPr>
-      <w:bookmarkStart w:id="48" w:name="_Toc244087203"/>
+      <w:bookmarkStart w:id="48" w:name="_Toc244090631"/>
       <w:r>
         <w:rPr>
           <w:rFonts w:eastAsia="Times New Roman"/>
@@ -31710,9 +31710,9 @@
 <file path=word/numbering.xml><?xml version="1.0" encoding="utf-8"?>
 <w:numbering xmlns:wpc="http://schemas.microsoft.com/office/word/2010/wordprocessingCanvas" xmlns:cx="http://schemas.microsoft.com/office/drawing/2014/chartex" xmlns:cx1="http://schemas.microsoft.com/office/drawing/2015/9/8/chartex" xmlns:cx2="http://schemas.microsoft.com/office/drawing/2015/10/21/chartex" xmlns:cx3="http://schemas.microsoft.com/office/drawing/2016/5/9/chartex" xmlns:cx4="http://schemas.microsoft.com/office/drawing/2016/5/10/chartex" xmlns:cx5="http://schemas.microsoft.com/office/drawing/2016/5/11/chartex" xmlns:cx6="http://schemas.microsoft.com/office/drawing/2016/5/12/chartex" xmlns:cx7="http://schemas.microsoft.com/office/drawing/2016/5/13/chartex" xmlns:cx8="http://schemas.microsoft.com/office/drawing/2016/5/14/chartex" xmlns:mc="http://schemas.openxmlformats.org/markup-compatibility/2006" xmlns:aink="http://schemas.microsoft.com/office/drawing/2016/ink" xmlns:am3d="http://schemas.microsoft.com/office/drawing/2017/model3d" xmlns:o="urn:schemas-microsoft-com:office:office" xmlns:oel="http://schemas.microsoft.com/office/2019/extlst" xmlns:r="http://schemas.openxmlformats.org/officeDocument/2006/relationships" xmlns:m="http://schemas.openxmlformats.org/officeDocument/2006/math" xmlns:v="urn:schemas-microsoft-com:vml" xmlns:wp14="http://schemas.microsoft.com/office/word/2010/wordprocessingDrawing" xmlns:wp="http://schemas.openxmlformats.org/drawingml/2006/wordprocessingDrawing" xmlns:w10="urn:schemas-microsoft-com:office:word" xmlns:w="http://schemas.openxmlformats.org/wordprocessingml/2006/main" xmlns:w14="http://schemas.microsoft.com/office/word/2010/wordml" xmlns:w15="http://schemas.microsoft.com/office/word/2012/wordml" xmlns:w16cex="http://schemas.microsoft.com/office/word/2018/wordml/cex" xmlns:w16cid="http://schemas.microsoft.com/office/word/2016/wordml/cid" xmlns:w16="http://schemas.microsoft.com/office/word/2018/wordml" xmlns:w16du="http://schemas.microsoft.com/office/word/2023/wordml/word16du" xmlns:w16sdtdh="http://schemas.microsoft.com/office/word/2020/wordml/sdtdatahash" xmlns:w16sdtfl="http://schemas.microsoft.com/office/word/2024/wordml/sdtformatlock" xmlns:w16se="http://schemas.microsoft.com/office/word/2015/wordml/symex" xmlns:wpg="http://schemas.microsoft.com/office/word/2010/wordprocessingGroup" xmlns:wpi="http://schemas.microsoft.com/office/word/2010/wordprocessingInk" xmlns:wne="http://schemas.microsoft.com/office/word/2006/wordml" xmlns:wps="http://schemas.microsoft.com/office/word/2010/wordprocessingShape" mc:Ignorable="w14 w15 w16se w16cid w16 w16cex w16sdtdh w16sdtfl w16du wp14">
   <w:abstractNum w:abstractNumId="0" w15:restartNumberingAfterBreak="0">
-    <w:nsid w:val="06CB4029"/>
+    <w:nsid w:val="05762843"/>
     <w:multiLevelType w:val="multilevel"/>
-    <w:tmpl w:val="4CA00CC4"/>
+    <w:tmpl w:val="97C4A924"/>
     <w:lvl w:ilvl="0">
       <w:start w:val="1"/>
       <w:numFmt w:val="bullet"/>
@@ -31859,9 +31859,9 @@
     </w:lvl>
   </w:abstractNum>
   <w:abstractNum w:abstractNumId="1" w15:restartNumberingAfterBreak="0">
-    <w:nsid w:val="0AA50098"/>
+    <w:nsid w:val="05A068B1"/>
     <w:multiLevelType w:val="multilevel"/>
-    <w:tmpl w:val="D7429A5A"/>
+    <w:tmpl w:val="3F36611E"/>
     <w:lvl w:ilvl="0">
       <w:start w:val="1"/>
       <w:numFmt w:val="bullet"/>
@@ -32008,9 +32008,9 @@
     </w:lvl>
   </w:abstractNum>
   <w:abstractNum w:abstractNumId="2" w15:restartNumberingAfterBreak="0">
-    <w:nsid w:val="0AAF7AF7"/>
+    <w:nsid w:val="09B93B3A"/>
     <w:multiLevelType w:val="multilevel"/>
-    <w:tmpl w:val="54AA6900"/>
+    <w:tmpl w:val="C1D24A88"/>
     <w:lvl w:ilvl="0">
       <w:start w:val="1"/>
       <w:numFmt w:val="bullet"/>
@@ -32157,9 +32157,9 @@
     </w:lvl>
   </w:abstractNum>
   <w:abstractNum w:abstractNumId="3" w15:restartNumberingAfterBreak="0">
-    <w:nsid w:val="0B9221EC"/>
+    <w:nsid w:val="0BA6186F"/>
     <w:multiLevelType w:val="multilevel"/>
-    <w:tmpl w:val="3D0E97AA"/>
+    <w:tmpl w:val="0BB6B17C"/>
     <w:lvl w:ilvl="0">
       <w:start w:val="1"/>
       <w:numFmt w:val="bullet"/>
@@ -32306,9 +32306,9 @@
     </w:lvl>
   </w:abstractNum>
   <w:abstractNum w:abstractNumId="4" w15:restartNumberingAfterBreak="0">
-    <w:nsid w:val="12C54AAF"/>
+    <w:nsid w:val="16346AB8"/>
     <w:multiLevelType w:val="multilevel"/>
-    <w:tmpl w:val="B226E79E"/>
+    <w:tmpl w:val="B5AE5D12"/>
     <w:lvl w:ilvl="0">
       <w:start w:val="1"/>
       <w:numFmt w:val="bullet"/>
@@ -32455,9 +32455,9 @@
     </w:lvl>
   </w:abstractNum>
   <w:abstractNum w:abstractNumId="5" w15:restartNumberingAfterBreak="0">
-    <w:nsid w:val="1753129B"/>
+    <w:nsid w:val="179F51B8"/>
     <w:multiLevelType w:val="multilevel"/>
-    <w:tmpl w:val="F3ACB92C"/>
+    <w:tmpl w:val="7000470E"/>
     <w:lvl w:ilvl="0">
       <w:start w:val="1"/>
       <w:numFmt w:val="bullet"/>
@@ -32604,9 +32604,9 @@
     </w:lvl>
   </w:abstractNum>
   <w:abstractNum w:abstractNumId="6" w15:restartNumberingAfterBreak="0">
-    <w:nsid w:val="1A597311"/>
+    <w:nsid w:val="341A7C37"/>
     <w:multiLevelType w:val="multilevel"/>
-    <w:tmpl w:val="753E669C"/>
+    <w:tmpl w:val="363E46F2"/>
     <w:lvl w:ilvl="0">
       <w:start w:val="1"/>
       <w:numFmt w:val="bullet"/>
@@ -32753,9 +32753,9 @@
     </w:lvl>
   </w:abstractNum>
   <w:abstractNum w:abstractNumId="7" w15:restartNumberingAfterBreak="0">
-    <w:nsid w:val="2A3A28D5"/>
+    <w:nsid w:val="35D97E90"/>
     <w:multiLevelType w:val="multilevel"/>
-    <w:tmpl w:val="3620FAE4"/>
+    <w:tmpl w:val="4B9AE4CE"/>
     <w:lvl w:ilvl="0">
       <w:start w:val="1"/>
       <w:numFmt w:val="bullet"/>
@@ -32902,9 +32902,9 @@
     </w:lvl>
   </w:abstractNum>
   <w:abstractNum w:abstractNumId="8" w15:restartNumberingAfterBreak="0">
-    <w:nsid w:val="31BA6CD1"/>
+    <w:nsid w:val="38D04AC5"/>
     <w:multiLevelType w:val="multilevel"/>
-    <w:tmpl w:val="97E6FAB8"/>
+    <w:tmpl w:val="6E842194"/>
     <w:lvl w:ilvl="0">
       <w:start w:val="1"/>
       <w:numFmt w:val="bullet"/>
@@ -33051,9 +33051,9 @@
     </w:lvl>
   </w:abstractNum>
   <w:abstractNum w:abstractNumId="9" w15:restartNumberingAfterBreak="0">
-    <w:nsid w:val="37365C57"/>
+    <w:nsid w:val="3AD36A6D"/>
     <w:multiLevelType w:val="multilevel"/>
-    <w:tmpl w:val="5FC6B2F2"/>
+    <w:tmpl w:val="3B5EF2BE"/>
     <w:lvl w:ilvl="0">
       <w:start w:val="1"/>
       <w:numFmt w:val="bullet"/>
@@ -33200,9 +33200,9 @@
     </w:lvl>
   </w:abstractNum>
   <w:abstractNum w:abstractNumId="10" w15:restartNumberingAfterBreak="0">
-    <w:nsid w:val="39CB5D2B"/>
+    <w:nsid w:val="41E53C63"/>
     <w:multiLevelType w:val="multilevel"/>
-    <w:tmpl w:val="14C06B18"/>
+    <w:tmpl w:val="E9A4C68C"/>
     <w:lvl w:ilvl="0">
       <w:start w:val="1"/>
       <w:numFmt w:val="bullet"/>
@@ -33349,9 +33349,9 @@
     </w:lvl>
   </w:abstractNum>
   <w:abstractNum w:abstractNumId="11" w15:restartNumberingAfterBreak="0">
-    <w:nsid w:val="39FA77B7"/>
+    <w:nsid w:val="423816D2"/>
     <w:multiLevelType w:val="multilevel"/>
-    <w:tmpl w:val="047A2460"/>
+    <w:tmpl w:val="7B969E20"/>
     <w:lvl w:ilvl="0">
       <w:start w:val="1"/>
       <w:numFmt w:val="bullet"/>
@@ -33498,9 +33498,9 @@
     </w:lvl>
   </w:abstractNum>
   <w:abstractNum w:abstractNumId="12" w15:restartNumberingAfterBreak="0">
-    <w:nsid w:val="3FF55C6D"/>
+    <w:nsid w:val="45CD11A1"/>
     <w:multiLevelType w:val="multilevel"/>
-    <w:tmpl w:val="0024B50E"/>
+    <w:tmpl w:val="16EA5DF0"/>
     <w:lvl w:ilvl="0">
       <w:start w:val="1"/>
       <w:numFmt w:val="bullet"/>
@@ -33647,9 +33647,9 @@
     </w:lvl>
   </w:abstractNum>
   <w:abstractNum w:abstractNumId="13" w15:restartNumberingAfterBreak="0">
-    <w:nsid w:val="42266DD0"/>
+    <w:nsid w:val="4A794D7F"/>
     <w:multiLevelType w:val="multilevel"/>
-    <w:tmpl w:val="0C98947A"/>
+    <w:tmpl w:val="8AF0B3CE"/>
     <w:lvl w:ilvl="0">
       <w:start w:val="1"/>
       <w:numFmt w:val="bullet"/>
@@ -33796,9 +33796,9 @@
     </w:lvl>
   </w:abstractNum>
   <w:abstractNum w:abstractNumId="14" w15:restartNumberingAfterBreak="0">
-    <w:nsid w:val="4C8F50C3"/>
+    <w:nsid w:val="4B570610"/>
     <w:multiLevelType w:val="multilevel"/>
-    <w:tmpl w:val="FCECAD20"/>
+    <w:tmpl w:val="6B4231FA"/>
     <w:lvl w:ilvl="0">
       <w:start w:val="1"/>
       <w:numFmt w:val="bullet"/>
@@ -33945,9 +33945,9 @@
     </w:lvl>
   </w:abstractNum>
   <w:abstractNum w:abstractNumId="15" w15:restartNumberingAfterBreak="0">
-    <w:nsid w:val="4D626316"/>
+    <w:nsid w:val="57727516"/>
     <w:multiLevelType w:val="multilevel"/>
-    <w:tmpl w:val="0A2EE4D6"/>
+    <w:tmpl w:val="2678515C"/>
     <w:lvl w:ilvl="0">
       <w:start w:val="1"/>
       <w:numFmt w:val="bullet"/>
@@ -34094,9 +34094,9 @@
     </w:lvl>
   </w:abstractNum>
   <w:abstractNum w:abstractNumId="16" w15:restartNumberingAfterBreak="0">
-    <w:nsid w:val="624964A5"/>
+    <w:nsid w:val="6B15491B"/>
     <w:multiLevelType w:val="multilevel"/>
-    <w:tmpl w:val="A72609DC"/>
+    <w:tmpl w:val="C41CF22C"/>
     <w:lvl w:ilvl="0">
       <w:start w:val="1"/>
       <w:numFmt w:val="bullet"/>
@@ -34243,9 +34243,9 @@
     </w:lvl>
   </w:abstractNum>
   <w:abstractNum w:abstractNumId="17" w15:restartNumberingAfterBreak="0">
-    <w:nsid w:val="6B7A6752"/>
+    <w:nsid w:val="6B8235EB"/>
     <w:multiLevelType w:val="multilevel"/>
-    <w:tmpl w:val="130AAC50"/>
+    <w:tmpl w:val="8B387FD4"/>
     <w:lvl w:ilvl="0">
       <w:start w:val="1"/>
       <w:numFmt w:val="bullet"/>
@@ -34392,9 +34392,9 @@
     </w:lvl>
   </w:abstractNum>
   <w:abstractNum w:abstractNumId="18" w15:restartNumberingAfterBreak="0">
-    <w:nsid w:val="6BF31175"/>
+    <w:nsid w:val="6BE1636B"/>
     <w:multiLevelType w:val="multilevel"/>
-    <w:tmpl w:val="C9FE9996"/>
+    <w:tmpl w:val="AA309AB8"/>
     <w:lvl w:ilvl="0">
       <w:start w:val="1"/>
       <w:numFmt w:val="bullet"/>
@@ -34541,9 +34541,9 @@
     </w:lvl>
   </w:abstractNum>
   <w:abstractNum w:abstractNumId="19" w15:restartNumberingAfterBreak="0">
-    <w:nsid w:val="6E4F2B2E"/>
+    <w:nsid w:val="6C5F4CD1"/>
     <w:multiLevelType w:val="multilevel"/>
-    <w:tmpl w:val="61428B18"/>
+    <w:tmpl w:val="5C78CF76"/>
     <w:lvl w:ilvl="0">
       <w:start w:val="1"/>
       <w:numFmt w:val="bullet"/>
@@ -34690,9 +34690,9 @@
     </w:lvl>
   </w:abstractNum>
   <w:abstractNum w:abstractNumId="20" w15:restartNumberingAfterBreak="0">
-    <w:nsid w:val="73F67F2F"/>
+    <w:nsid w:val="72BD0B5E"/>
     <w:multiLevelType w:val="multilevel"/>
-    <w:tmpl w:val="E44A8084"/>
+    <w:tmpl w:val="9FC24EC2"/>
     <w:lvl w:ilvl="0">
       <w:start w:val="1"/>
       <w:numFmt w:val="bullet"/>
@@ -34838,68 +34838,68 @@
       </w:rPr>
     </w:lvl>
   </w:abstractNum>
-  <w:num w:numId="1" w16cid:durableId="131875841">
+  <w:num w:numId="1" w16cid:durableId="791437380">
+    <w:abstractNumId w:val="12"/>
+  </w:num>
+  <w:num w:numId="2" w16cid:durableId="182791518">
+    <w:abstractNumId w:val="16"/>
+  </w:num>
+  <w:num w:numId="3" w16cid:durableId="230431401">
+    <w:abstractNumId w:val="9"/>
+  </w:num>
+  <w:num w:numId="4" w16cid:durableId="253823487">
+    <w:abstractNumId w:val="18"/>
+  </w:num>
+  <w:num w:numId="5" w16cid:durableId="583271131">
+    <w:abstractNumId w:val="7"/>
+  </w:num>
+  <w:num w:numId="6" w16cid:durableId="1994409364">
+    <w:abstractNumId w:val="4"/>
+  </w:num>
+  <w:num w:numId="7" w16cid:durableId="1992753198">
+    <w:abstractNumId w:val="20"/>
+  </w:num>
+  <w:num w:numId="8" w16cid:durableId="397479236">
+    <w:abstractNumId w:val="1"/>
+  </w:num>
+  <w:num w:numId="9" w16cid:durableId="1197238672">
+    <w:abstractNumId w:val="15"/>
+  </w:num>
+  <w:num w:numId="10" w16cid:durableId="1263606616">
+    <w:abstractNumId w:val="8"/>
+  </w:num>
+  <w:num w:numId="11" w16cid:durableId="863712407">
+    <w:abstractNumId w:val="0"/>
+  </w:num>
+  <w:num w:numId="12" w16cid:durableId="873690784">
+    <w:abstractNumId w:val="3"/>
+  </w:num>
+  <w:num w:numId="13" w16cid:durableId="1134173888">
+    <w:abstractNumId w:val="19"/>
+  </w:num>
+  <w:num w:numId="14" w16cid:durableId="1366367777">
+    <w:abstractNumId w:val="14"/>
+  </w:num>
+  <w:num w:numId="15" w16cid:durableId="184254295">
     <w:abstractNumId w:val="6"/>
   </w:num>
-  <w:num w:numId="2" w16cid:durableId="1597248152">
-    <w:abstractNumId w:val="7"/>
+  <w:num w:numId="16" w16cid:durableId="1726491498">
+    <w:abstractNumId w:val="2"/>
   </w:num>
-  <w:num w:numId="3" w16cid:durableId="1207985307">
-    <w:abstractNumId w:val="18"/>
+  <w:num w:numId="17" w16cid:durableId="1026902498">
+    <w:abstractNumId w:val="10"/>
   </w:num>
-  <w:num w:numId="4" w16cid:durableId="1929777127">
+  <w:num w:numId="18" w16cid:durableId="567619986">
+    <w:abstractNumId w:val="5"/>
+  </w:num>
+  <w:num w:numId="19" w16cid:durableId="878082795">
     <w:abstractNumId w:val="17"/>
   </w:num>
-  <w:num w:numId="5" w16cid:durableId="1072238154">
-    <w:abstractNumId w:val="12"/>
-  </w:num>
-  <w:num w:numId="6" w16cid:durableId="1867522068">
-    <w:abstractNumId w:val="10"/>
-  </w:num>
-  <w:num w:numId="7" w16cid:durableId="1043793474">
-    <w:abstractNumId w:val="9"/>
-  </w:num>
-  <w:num w:numId="8" w16cid:durableId="156658478">
-    <w:abstractNumId w:val="0"/>
-  </w:num>
-  <w:num w:numId="9" w16cid:durableId="1538620488">
-    <w:abstractNumId w:val="2"/>
-  </w:num>
-  <w:num w:numId="10" w16cid:durableId="1903978271">
-    <w:abstractNumId w:val="3"/>
-  </w:num>
-  <w:num w:numId="11" w16cid:durableId="1600020608">
-    <w:abstractNumId w:val="16"/>
-  </w:num>
-  <w:num w:numId="12" w16cid:durableId="1450853554">
-    <w:abstractNumId w:val="19"/>
-  </w:num>
-  <w:num w:numId="13" w16cid:durableId="1885822411">
-    <w:abstractNumId w:val="20"/>
-  </w:num>
-  <w:num w:numId="14" w16cid:durableId="860164821">
-    <w:abstractNumId w:val="5"/>
-  </w:num>
-  <w:num w:numId="15" w16cid:durableId="959653460">
+  <w:num w:numId="20" w16cid:durableId="738330980">
     <w:abstractNumId w:val="13"/>
   </w:num>
-  <w:num w:numId="16" w16cid:durableId="1841308201">
+  <w:num w:numId="21" w16cid:durableId="1275140173">
     <w:abstractNumId w:val="11"/>
-  </w:num>
-  <w:num w:numId="17" w16cid:durableId="710109640">
-    <w:abstractNumId w:val="14"/>
-  </w:num>
-  <w:num w:numId="18" w16cid:durableId="264533176">
-    <w:abstractNumId w:val="1"/>
-  </w:num>
-  <w:num w:numId="19" w16cid:durableId="554584274">
-    <w:abstractNumId w:val="4"/>
-  </w:num>
-  <w:num w:numId="20" w16cid:durableId="253510947">
-    <w:abstractNumId w:val="8"/>
-  </w:num>
-  <w:num w:numId="21" w16cid:durableId="901718938">
-    <w:abstractNumId w:val="15"/>
   </w:num>
 </w:numbering>
 </file>
@@ -35486,7 +35486,7 @@
     <w:autoRedefine/>
     <w:uiPriority w:val="39"/>
     <w:unhideWhenUsed/>
-    <w:rsid w:val="00762D9D"/>
+    <w:rsid w:val="003B7D79"/>
     <w:pPr>
       <w:spacing w:after="100"/>
     </w:pPr>
@@ -35498,7 +35498,7 @@
     <w:autoRedefine/>
     <w:uiPriority w:val="39"/>
     <w:unhideWhenUsed/>
-    <w:rsid w:val="00762D9D"/>
+    <w:rsid w:val="003B7D79"/>
     <w:pPr>
       <w:spacing w:after="100"/>
       <w:ind w:left="220"/>
@@ -35511,7 +35511,7 @@
     <w:autoRedefine/>
     <w:uiPriority w:val="39"/>
     <w:unhideWhenUsed/>
-    <w:rsid w:val="00762D9D"/>
+    <w:rsid w:val="003B7D79"/>
     <w:pPr>
       <w:spacing w:after="100"/>
       <w:ind w:left="440"/>
@@ -35523,7 +35523,7 @@
     <w:link w:val="EncabezadoCar"/>
     <w:uiPriority w:val="99"/>
     <w:unhideWhenUsed/>
-    <w:rsid w:val="00762D9D"/>
+    <w:rsid w:val="003B7D79"/>
     <w:pPr>
       <w:tabs>
         <w:tab w:val="center" w:pos="4419"/>
@@ -35537,7 +35537,7 @@
     <w:basedOn w:val="Fuentedeprrafopredeter"/>
     <w:link w:val="Encabezado"/>
     <w:uiPriority w:val="99"/>
-    <w:rsid w:val="00762D9D"/>
+    <w:rsid w:val="003B7D79"/>
     <w:rPr>
       <w:rFonts w:ascii="Arial" w:eastAsiaTheme="minorEastAsia" w:hAnsi="Arial" w:cs="Arial"/>
       <w:sz w:val="22"/>
@@ -35550,7 +35550,7 @@
     <w:link w:val="PiedepginaCar"/>
     <w:uiPriority w:val="99"/>
     <w:unhideWhenUsed/>
-    <w:rsid w:val="00762D9D"/>
+    <w:rsid w:val="003B7D79"/>
     <w:pPr>
       <w:tabs>
         <w:tab w:val="center" w:pos="4419"/>
@@ -35564,7 +35564,7 @@
     <w:basedOn w:val="Fuentedeprrafopredeter"/>
     <w:link w:val="Piedepgina"/>
     <w:uiPriority w:val="99"/>
-    <w:rsid w:val="00762D9D"/>
+    <w:rsid w:val="003B7D79"/>
     <w:rPr>
       <w:rFonts w:ascii="Arial" w:eastAsiaTheme="minorEastAsia" w:hAnsi="Arial" w:cs="Arial"/>
       <w:sz w:val="22"/>
@@ -35577,7 +35577,7 @@
     <w:uiPriority w:val="99"/>
     <w:semiHidden/>
     <w:unhideWhenUsed/>
-    <w:rsid w:val="00762D9D"/>
+    <w:rsid w:val="003B7D79"/>
   </w:style>
 </w:styles>
 </file>
